--- a/manuals/Baccable_manual_FR.docx
+++ b/manuals/Baccable_manual_FR.docx
@@ -151,7 +151,7 @@
         <w:rPr>
           <w:lang w:val="fr-FR"/>
         </w:rPr>
-        <w:t>Il est fortement recommandé de ne pas utiliser ce projet dans des applications réelles de véhicules.</w:t>
+        <w:t>Il est recommandé de ne pas utiliser ce projet dans des applications réelles sur des véhicules.</w:t>
       </w:r>
     </w:p>
     <w:p>
@@ -165,7 +165,7 @@
         <w:rPr>
           <w:lang w:val="fr-FR"/>
         </w:rPr>
-        <w:t>L'installation dans un lieu caché nécessite des compétences techniques spécifiques en systèmes électriques et électroniques automobiles afin d'éviter des erreurs susceptibles de présenter des risques pour la sécurité.</w:t>
+        <w:t>L'installation, si elle n'est pas effectuée par la prise OBD d'origine, nécessite des compétences techniques spécifiques en électricité et en électronique automobile, afin de ne pas commettre d'erreurs pouvant entraîner des risques pour la sécurité (safety) ou des dommages.</w:t>
       </w:r>
     </w:p>
     <w:p>
@@ -181,7 +181,7 @@
           <w:lang w:val="fr-FR"/>
         </w:rPr>
         <w:drawing>
-          <wp:inline distT="0" distB="0" distL="0" distR="0" wp14:anchorId="67CE4B57" wp14:editId="5F6258E9">
+          <wp:inline distT="0" distB="0" distL="0" distR="0" wp14:anchorId="0D6A15D2" wp14:editId="38C64CD6">
             <wp:extent cx="4912659" cy="2300605"/>
             <wp:effectExtent l="0" t="0" r="2540" b="4445"/>
             <wp:docPr id="1632200295" name="Immagine 37"/>
@@ -315,7 +315,7 @@
             </w:rPr>
             <w:fldChar w:fldCharType="separate"/>
           </w:r>
-          <w:hyperlink w:anchor="_Toc239527314" w:history="1">
+          <w:hyperlink w:anchor="_Toc243860549" w:history="1">
             <w:r>
               <w:rPr>
                 <w:rStyle w:val="Collegamentoipertestuale"/>
@@ -366,7 +366,7 @@
                 <w:noProof/>
                 <w:webHidden/>
               </w:rPr>
-              <w:instrText xml:space="preserve"> PAGEREF _Toc239527314 \h </w:instrText>
+              <w:instrText xml:space="preserve"> PAGEREF _Toc243860549 \h </w:instrText>
             </w:r>
             <w:r>
               <w:rPr>
@@ -411,7 +411,7 @@
               <w14:ligatures w14:val="standardContextual"/>
             </w:rPr>
           </w:pPr>
-          <w:hyperlink w:anchor="_Toc239527315" w:history="1">
+          <w:hyperlink w:anchor="_Toc243860550" w:history="1">
             <w:r>
               <w:rPr>
                 <w:rStyle w:val="Collegamentoipertestuale"/>
@@ -462,7 +462,7 @@
                 <w:noProof/>
                 <w:webHidden/>
               </w:rPr>
-              <w:instrText xml:space="preserve"> PAGEREF _Toc239527315 \h </w:instrText>
+              <w:instrText xml:space="preserve"> PAGEREF _Toc243860550 \h </w:instrText>
             </w:r>
             <w:r>
               <w:rPr>
@@ -507,7 +507,7 @@
               <w14:ligatures w14:val="standardContextual"/>
             </w:rPr>
           </w:pPr>
-          <w:hyperlink w:anchor="_Toc239527316" w:history="1">
+          <w:hyperlink w:anchor="_Toc243860551" w:history="1">
             <w:r>
               <w:rPr>
                 <w:rStyle w:val="Collegamentoipertestuale"/>
@@ -558,7 +558,7 @@
                 <w:noProof/>
                 <w:webHidden/>
               </w:rPr>
-              <w:instrText xml:space="preserve"> PAGEREF _Toc239527316 \h </w:instrText>
+              <w:instrText xml:space="preserve"> PAGEREF _Toc243860551 \h </w:instrText>
             </w:r>
             <w:r>
               <w:rPr>
@@ -603,7 +603,7 @@
               <w14:ligatures w14:val="standardContextual"/>
             </w:rPr>
           </w:pPr>
-          <w:hyperlink w:anchor="_Toc239527317" w:history="1">
+          <w:hyperlink w:anchor="_Toc243860552" w:history="1">
             <w:r>
               <w:rPr>
                 <w:rStyle w:val="Collegamentoipertestuale"/>
@@ -654,7 +654,7 @@
                 <w:noProof/>
                 <w:webHidden/>
               </w:rPr>
-              <w:instrText xml:space="preserve"> PAGEREF _Toc239527317 \h </w:instrText>
+              <w:instrText xml:space="preserve"> PAGEREF _Toc243860552 \h </w:instrText>
             </w:r>
             <w:r>
               <w:rPr>
@@ -699,7 +699,7 @@
               <w14:ligatures w14:val="standardContextual"/>
             </w:rPr>
           </w:pPr>
-          <w:hyperlink w:anchor="_Toc239527318" w:history="1">
+          <w:hyperlink w:anchor="_Toc243860553" w:history="1">
             <w:r>
               <w:rPr>
                 <w:rStyle w:val="Collegamentoipertestuale"/>
@@ -750,7 +750,7 @@
                 <w:noProof/>
                 <w:webHidden/>
               </w:rPr>
-              <w:instrText xml:space="preserve"> PAGEREF _Toc239527318 \h </w:instrText>
+              <w:instrText xml:space="preserve"> PAGEREF _Toc243860553 \h </w:instrText>
             </w:r>
             <w:r>
               <w:rPr>
@@ -795,7 +795,7 @@
               <w14:ligatures w14:val="standardContextual"/>
             </w:rPr>
           </w:pPr>
-          <w:hyperlink w:anchor="_Toc239527319" w:history="1">
+          <w:hyperlink w:anchor="_Toc243860554" w:history="1">
             <w:r>
               <w:rPr>
                 <w:rStyle w:val="Collegamentoipertestuale"/>
@@ -846,7 +846,7 @@
                 <w:noProof/>
                 <w:webHidden/>
               </w:rPr>
-              <w:instrText xml:space="preserve"> PAGEREF _Toc239527319 \h </w:instrText>
+              <w:instrText xml:space="preserve"> PAGEREF _Toc243860554 \h </w:instrText>
             </w:r>
             <w:r>
               <w:rPr>
@@ -891,7 +891,7 @@
               <w14:ligatures w14:val="standardContextual"/>
             </w:rPr>
           </w:pPr>
-          <w:hyperlink w:anchor="_Toc239527320" w:history="1">
+          <w:hyperlink w:anchor="_Toc243860555" w:history="1">
             <w:r>
               <w:rPr>
                 <w:rStyle w:val="Collegamentoipertestuale"/>
@@ -942,7 +942,7 @@
                 <w:noProof/>
                 <w:webHidden/>
               </w:rPr>
-              <w:instrText xml:space="preserve"> PAGEREF _Toc239527320 \h </w:instrText>
+              <w:instrText xml:space="preserve"> PAGEREF _Toc243860555 \h </w:instrText>
             </w:r>
             <w:r>
               <w:rPr>
@@ -962,7 +962,7 @@
                 <w:noProof/>
                 <w:webHidden/>
               </w:rPr>
-              <w:t>8</w:t>
+              <w:t>9</w:t>
             </w:r>
             <w:r>
               <w:rPr>
@@ -987,7 +987,7 @@
               <w14:ligatures w14:val="standardContextual"/>
             </w:rPr>
           </w:pPr>
-          <w:hyperlink w:anchor="_Toc239527321" w:history="1">
+          <w:hyperlink w:anchor="_Toc243860556" w:history="1">
             <w:r>
               <w:rPr>
                 <w:rStyle w:val="Collegamentoipertestuale"/>
@@ -1038,7 +1038,7 @@
                 <w:noProof/>
                 <w:webHidden/>
               </w:rPr>
-              <w:instrText xml:space="preserve"> PAGEREF _Toc239527321 \h </w:instrText>
+              <w:instrText xml:space="preserve"> PAGEREF _Toc243860556 \h </w:instrText>
             </w:r>
             <w:r>
               <w:rPr>
@@ -1058,7 +1058,7 @@
                 <w:noProof/>
                 <w:webHidden/>
               </w:rPr>
-              <w:t>9</w:t>
+              <w:t>10</w:t>
             </w:r>
             <w:r>
               <w:rPr>
@@ -1083,7 +1083,7 @@
               <w14:ligatures w14:val="standardContextual"/>
             </w:rPr>
           </w:pPr>
-          <w:hyperlink w:anchor="_Toc239527322" w:history="1">
+          <w:hyperlink w:anchor="_Toc243860557" w:history="1">
             <w:r>
               <w:rPr>
                 <w:rStyle w:val="Collegamentoipertestuale"/>
@@ -1113,7 +1113,7 @@
                 <w:noProof/>
                 <w:lang w:val="fr-FR"/>
               </w:rPr>
-              <w:t>Notes sur les connexions vers le bus de can</w:t>
+              <w:t>Notes sur les connexions vers le bus CAN</w:t>
             </w:r>
             <w:r>
               <w:rPr>
@@ -1134,7 +1134,7 @@
                 <w:noProof/>
                 <w:webHidden/>
               </w:rPr>
-              <w:instrText xml:space="preserve"> PAGEREF _Toc239527322 \h </w:instrText>
+              <w:instrText xml:space="preserve"> PAGEREF _Toc243860557 \h </w:instrText>
             </w:r>
             <w:r>
               <w:rPr>
@@ -1154,7 +1154,7 @@
                 <w:noProof/>
                 <w:webHidden/>
               </w:rPr>
-              <w:t>9</w:t>
+              <w:t>10</w:t>
             </w:r>
             <w:r>
               <w:rPr>
@@ -1179,7 +1179,7 @@
               <w14:ligatures w14:val="standardContextual"/>
             </w:rPr>
           </w:pPr>
-          <w:hyperlink w:anchor="_Toc239527323" w:history="1">
+          <w:hyperlink w:anchor="_Toc243860558" w:history="1">
             <w:r>
               <w:rPr>
                 <w:rStyle w:val="Collegamentoipertestuale"/>
@@ -1230,7 +1230,7 @@
                 <w:noProof/>
                 <w:webHidden/>
               </w:rPr>
-              <w:instrText xml:space="preserve"> PAGEREF _Toc239527323 \h </w:instrText>
+              <w:instrText xml:space="preserve"> PAGEREF _Toc243860558 \h </w:instrText>
             </w:r>
             <w:r>
               <w:rPr>
@@ -1250,7 +1250,7 @@
                 <w:noProof/>
                 <w:webHidden/>
               </w:rPr>
-              <w:t>10</w:t>
+              <w:t>11</w:t>
             </w:r>
             <w:r>
               <w:rPr>
@@ -1275,7 +1275,7 @@
               <w14:ligatures w14:val="standardContextual"/>
             </w:rPr>
           </w:pPr>
-          <w:hyperlink w:anchor="_Toc239527324" w:history="1">
+          <w:hyperlink w:anchor="_Toc243860559" w:history="1">
             <w:r>
               <w:rPr>
                 <w:rStyle w:val="Collegamentoipertestuale"/>
@@ -1326,7 +1326,7 @@
                 <w:noProof/>
                 <w:webHidden/>
               </w:rPr>
-              <w:instrText xml:space="preserve"> PAGEREF _Toc239527324 \h </w:instrText>
+              <w:instrText xml:space="preserve"> PAGEREF _Toc243860559 \h </w:instrText>
             </w:r>
             <w:r>
               <w:rPr>
@@ -1346,7 +1346,7 @@
                 <w:noProof/>
                 <w:webHidden/>
               </w:rPr>
-              <w:t>14</w:t>
+              <w:t>15</w:t>
             </w:r>
             <w:r>
               <w:rPr>
@@ -1371,7 +1371,7 @@
               <w14:ligatures w14:val="standardContextual"/>
             </w:rPr>
           </w:pPr>
-          <w:hyperlink w:anchor="_Toc239527325" w:history="1">
+          <w:hyperlink w:anchor="_Toc243860560" w:history="1">
             <w:r>
               <w:rPr>
                 <w:rStyle w:val="Collegamentoipertestuale"/>
@@ -1422,7 +1422,7 @@
                 <w:noProof/>
                 <w:webHidden/>
               </w:rPr>
-              <w:instrText xml:space="preserve"> PAGEREF _Toc239527325 \h </w:instrText>
+              <w:instrText xml:space="preserve"> PAGEREF _Toc243860560 \h </w:instrText>
             </w:r>
             <w:r>
               <w:rPr>
@@ -1442,7 +1442,7 @@
                 <w:noProof/>
                 <w:webHidden/>
               </w:rPr>
-              <w:t>15</w:t>
+              <w:t>16</w:t>
             </w:r>
             <w:r>
               <w:rPr>
@@ -1467,7 +1467,7 @@
               <w14:ligatures w14:val="standardContextual"/>
             </w:rPr>
           </w:pPr>
-          <w:hyperlink w:anchor="_Toc239527326" w:history="1">
+          <w:hyperlink w:anchor="_Toc243860561" w:history="1">
             <w:r>
               <w:rPr>
                 <w:rStyle w:val="Collegamentoipertestuale"/>
@@ -1518,7 +1518,7 @@
                 <w:noProof/>
                 <w:webHidden/>
               </w:rPr>
-              <w:instrText xml:space="preserve"> PAGEREF _Toc239527326 \h </w:instrText>
+              <w:instrText xml:space="preserve"> PAGEREF _Toc243860561 \h </w:instrText>
             </w:r>
             <w:r>
               <w:rPr>
@@ -1538,7 +1538,7 @@
                 <w:noProof/>
                 <w:webHidden/>
               </w:rPr>
-              <w:t>16</w:t>
+              <w:t>17</w:t>
             </w:r>
             <w:r>
               <w:rPr>
@@ -1563,7 +1563,7 @@
               <w14:ligatures w14:val="standardContextual"/>
             </w:rPr>
           </w:pPr>
-          <w:hyperlink w:anchor="_Toc239527327" w:history="1">
+          <w:hyperlink w:anchor="_Toc243860562" w:history="1">
             <w:r>
               <w:rPr>
                 <w:rStyle w:val="Collegamentoipertestuale"/>
@@ -1614,7 +1614,7 @@
                 <w:noProof/>
                 <w:webHidden/>
               </w:rPr>
-              <w:instrText xml:space="preserve"> PAGEREF _Toc239527327 \h </w:instrText>
+              <w:instrText xml:space="preserve"> PAGEREF _Toc243860562 \h </w:instrText>
             </w:r>
             <w:r>
               <w:rPr>
@@ -1634,7 +1634,7 @@
                 <w:noProof/>
                 <w:webHidden/>
               </w:rPr>
-              <w:t>19</w:t>
+              <w:t>20</w:t>
             </w:r>
             <w:r>
               <w:rPr>
@@ -1659,7 +1659,7 @@
               <w14:ligatures w14:val="standardContextual"/>
             </w:rPr>
           </w:pPr>
-          <w:hyperlink w:anchor="_Toc239527328" w:history="1">
+          <w:hyperlink w:anchor="_Toc243860563" w:history="1">
             <w:r>
               <w:rPr>
                 <w:rStyle w:val="Collegamentoipertestuale"/>
@@ -1710,7 +1710,7 @@
                 <w:noProof/>
                 <w:webHidden/>
               </w:rPr>
-              <w:instrText xml:space="preserve"> PAGEREF _Toc239527328 \h </w:instrText>
+              <w:instrText xml:space="preserve"> PAGEREF _Toc243860563 \h </w:instrText>
             </w:r>
             <w:r>
               <w:rPr>
@@ -1730,7 +1730,7 @@
                 <w:noProof/>
                 <w:webHidden/>
               </w:rPr>
-              <w:t>22</w:t>
+              <w:t>23</w:t>
             </w:r>
             <w:r>
               <w:rPr>
@@ -1755,7 +1755,7 @@
               <w14:ligatures w14:val="standardContextual"/>
             </w:rPr>
           </w:pPr>
-          <w:hyperlink w:anchor="_Toc239527329" w:history="1">
+          <w:hyperlink w:anchor="_Toc243860564" w:history="1">
             <w:r>
               <w:rPr>
                 <w:rStyle w:val="Collegamentoipertestuale"/>
@@ -1806,7 +1806,7 @@
                 <w:noProof/>
                 <w:webHidden/>
               </w:rPr>
-              <w:instrText xml:space="preserve"> PAGEREF _Toc239527329 \h </w:instrText>
+              <w:instrText xml:space="preserve"> PAGEREF _Toc243860564 \h </w:instrText>
             </w:r>
             <w:r>
               <w:rPr>
@@ -1826,7 +1826,7 @@
                 <w:noProof/>
                 <w:webHidden/>
               </w:rPr>
-              <w:t>22</w:t>
+              <w:t>23</w:t>
             </w:r>
             <w:r>
               <w:rPr>
@@ -1851,7 +1851,7 @@
               <w14:ligatures w14:val="standardContextual"/>
             </w:rPr>
           </w:pPr>
-          <w:hyperlink w:anchor="_Toc239527330" w:history="1">
+          <w:hyperlink w:anchor="_Toc243860565" w:history="1">
             <w:r>
               <w:rPr>
                 <w:rStyle w:val="Collegamentoipertestuale"/>
@@ -1881,7 +1881,7 @@
                 <w:noProof/>
                 <w:lang w:val="fr-FR"/>
               </w:rPr>
-              <w:t>Renifleur</w:t>
+              <w:t>Sniffer</w:t>
             </w:r>
             <w:r>
               <w:rPr>
@@ -1902,7 +1902,7 @@
                 <w:noProof/>
                 <w:webHidden/>
               </w:rPr>
-              <w:instrText xml:space="preserve"> PAGEREF _Toc239527330 \h </w:instrText>
+              <w:instrText xml:space="preserve"> PAGEREF _Toc243860565 \h </w:instrText>
             </w:r>
             <w:r>
               <w:rPr>
@@ -1922,7 +1922,7 @@
                 <w:noProof/>
                 <w:webHidden/>
               </w:rPr>
-              <w:t>23</w:t>
+              <w:t>24</w:t>
             </w:r>
             <w:r>
               <w:rPr>
@@ -1947,7 +1947,7 @@
               <w14:ligatures w14:val="standardContextual"/>
             </w:rPr>
           </w:pPr>
-          <w:hyperlink w:anchor="_Toc239527331" w:history="1">
+          <w:hyperlink w:anchor="_Toc243860566" w:history="1">
             <w:r>
               <w:rPr>
                 <w:rStyle w:val="Collegamentoipertestuale"/>
@@ -1975,7 +1975,7 @@
                 <w:bCs/>
                 <w:noProof/>
               </w:rPr>
-              <w:t>Renifleur avec firmware dédié SLCAN</w:t>
+              <w:t>Sniffer avec firmware dédié SLCAN</w:t>
             </w:r>
             <w:r>
               <w:rPr>
@@ -1996,7 +1996,7 @@
                 <w:noProof/>
                 <w:webHidden/>
               </w:rPr>
-              <w:instrText xml:space="preserve"> PAGEREF _Toc239527331 \h </w:instrText>
+              <w:instrText xml:space="preserve"> PAGEREF _Toc243860566 \h </w:instrText>
             </w:r>
             <w:r>
               <w:rPr>
@@ -2016,7 +2016,7 @@
                 <w:noProof/>
                 <w:webHidden/>
               </w:rPr>
-              <w:t>23</w:t>
+              <w:t>24</w:t>
             </w:r>
             <w:r>
               <w:rPr>
@@ -2041,7 +2041,7 @@
               <w14:ligatures w14:val="standardContextual"/>
             </w:rPr>
           </w:pPr>
-          <w:hyperlink w:anchor="_Toc239527332" w:history="1">
+          <w:hyperlink w:anchor="_Toc243860567" w:history="1">
             <w:r>
               <w:rPr>
                 <w:rStyle w:val="Collegamentoipertestuale"/>
@@ -2071,7 +2071,7 @@
                 <w:noProof/>
                 <w:lang w:val="fr-FR"/>
               </w:rPr>
-              <w:t>Renifleur avec firmware d’origine et application dédiée</w:t>
+              <w:t>Sniffer avec firmware d’origine et application dédiée</w:t>
             </w:r>
             <w:r>
               <w:rPr>
@@ -2092,7 +2092,7 @@
                 <w:noProof/>
                 <w:webHidden/>
               </w:rPr>
-              <w:instrText xml:space="preserve"> PAGEREF _Toc239527332 \h </w:instrText>
+              <w:instrText xml:space="preserve"> PAGEREF _Toc243860567 \h </w:instrText>
             </w:r>
             <w:r>
               <w:rPr>
@@ -2112,7 +2112,7 @@
                 <w:noProof/>
                 <w:webHidden/>
               </w:rPr>
-              <w:t>24</w:t>
+              <w:t>25</w:t>
             </w:r>
             <w:r>
               <w:rPr>
@@ -2137,7 +2137,7 @@
               <w14:ligatures w14:val="standardContextual"/>
             </w:rPr>
           </w:pPr>
-          <w:hyperlink w:anchor="_Toc239527333" w:history="1">
+          <w:hyperlink w:anchor="_Toc243860568" w:history="1">
             <w:r>
               <w:rPr>
                 <w:rStyle w:val="Collegamentoipertestuale"/>
@@ -2167,7 +2167,7 @@
                 <w:noProof/>
                 <w:lang w:val="fr-FR"/>
               </w:rPr>
-              <w:t>Désactivateur Start&amp;Stop</w:t>
+              <w:t>Start&amp;Stop disabler</w:t>
             </w:r>
             <w:r>
               <w:rPr>
@@ -2188,7 +2188,7 @@
                 <w:noProof/>
                 <w:webHidden/>
               </w:rPr>
-              <w:instrText xml:space="preserve"> PAGEREF _Toc239527333 \h </w:instrText>
+              <w:instrText xml:space="preserve"> PAGEREF _Toc243860568 \h </w:instrText>
             </w:r>
             <w:r>
               <w:rPr>
@@ -2208,7 +2208,7 @@
                 <w:noProof/>
                 <w:webHidden/>
               </w:rPr>
-              <w:t>25</w:t>
+              <w:t>26</w:t>
             </w:r>
             <w:r>
               <w:rPr>
@@ -2233,7 +2233,7 @@
               <w14:ligatures w14:val="standardContextual"/>
             </w:rPr>
           </w:pPr>
-          <w:hyperlink w:anchor="_Toc239527334" w:history="1">
+          <w:hyperlink w:anchor="_Toc243860569" w:history="1">
             <w:r>
               <w:rPr>
                 <w:rStyle w:val="Collegamentoipertestuale"/>
@@ -2284,7 +2284,7 @@
                 <w:noProof/>
                 <w:webHidden/>
               </w:rPr>
-              <w:instrText xml:space="preserve"> PAGEREF _Toc239527334 \h </w:instrText>
+              <w:instrText xml:space="preserve"> PAGEREF _Toc243860569 \h </w:instrText>
             </w:r>
             <w:r>
               <w:rPr>
@@ -2304,7 +2304,7 @@
                 <w:noProof/>
                 <w:webHidden/>
               </w:rPr>
-              <w:t>26</w:t>
+              <w:t>27</w:t>
             </w:r>
             <w:r>
               <w:rPr>
@@ -2329,7 +2329,7 @@
               <w14:ligatures w14:val="standardContextual"/>
             </w:rPr>
           </w:pPr>
-          <w:hyperlink w:anchor="_Toc239527335" w:history="1">
+          <w:hyperlink w:anchor="_Toc243860570" w:history="1">
             <w:r>
               <w:rPr>
                 <w:rStyle w:val="Collegamentoipertestuale"/>
@@ -2359,7 +2359,7 @@
                 <w:noProof/>
                 <w:lang w:val="fr-FR"/>
               </w:rPr>
-              <w:t>Contrôleur à bande LED</w:t>
+              <w:t>Led Strip Controller</w:t>
             </w:r>
             <w:r>
               <w:rPr>
@@ -2380,7 +2380,7 @@
                 <w:noProof/>
                 <w:webHidden/>
               </w:rPr>
-              <w:instrText xml:space="preserve"> PAGEREF _Toc239527335 \h </w:instrText>
+              <w:instrText xml:space="preserve"> PAGEREF _Toc243860570 \h </w:instrText>
             </w:r>
             <w:r>
               <w:rPr>
@@ -2400,7 +2400,7 @@
                 <w:noProof/>
                 <w:webHidden/>
               </w:rPr>
-              <w:t>27</w:t>
+              <w:t>28</w:t>
             </w:r>
             <w:r>
               <w:rPr>
@@ -2425,7 +2425,7 @@
               <w14:ligatures w14:val="standardContextual"/>
             </w:rPr>
           </w:pPr>
-          <w:hyperlink w:anchor="_Toc239527336" w:history="1">
+          <w:hyperlink w:anchor="_Toc243860571" w:history="1">
             <w:r>
               <w:rPr>
                 <w:rStyle w:val="Collegamentoipertestuale"/>
@@ -2476,7 +2476,7 @@
                 <w:noProof/>
                 <w:webHidden/>
               </w:rPr>
-              <w:instrText xml:space="preserve"> PAGEREF _Toc239527336 \h </w:instrText>
+              <w:instrText xml:space="preserve"> PAGEREF _Toc243860571 \h </w:instrText>
             </w:r>
             <w:r>
               <w:rPr>
@@ -2521,7 +2521,7 @@
               <w14:ligatures w14:val="standardContextual"/>
             </w:rPr>
           </w:pPr>
-          <w:hyperlink w:anchor="_Toc239527337" w:history="1">
+          <w:hyperlink w:anchor="_Toc243860572" w:history="1">
             <w:r>
               <w:rPr>
                 <w:rStyle w:val="Collegamentoipertestuale"/>
@@ -2572,7 +2572,7 @@
                 <w:noProof/>
                 <w:webHidden/>
               </w:rPr>
-              <w:instrText xml:space="preserve"> PAGEREF _Toc239527337 \h </w:instrText>
+              <w:instrText xml:space="preserve"> PAGEREF _Toc243860572 \h </w:instrText>
             </w:r>
             <w:r>
               <w:rPr>
@@ -2617,7 +2617,7 @@
               <w14:ligatures w14:val="standardContextual"/>
             </w:rPr>
           </w:pPr>
-          <w:hyperlink w:anchor="_Toc239527338" w:history="1">
+          <w:hyperlink w:anchor="_Toc243860573" w:history="1">
             <w:r>
               <w:rPr>
                 <w:rStyle w:val="Collegamentoipertestuale"/>
@@ -2647,7 +2647,7 @@
                 <w:noProof/>
                 <w:lang w:val="fr-FR"/>
               </w:rPr>
-              <w:t>Params On Dashboard</w:t>
+              <w:t>Paramètres sur le tableau de bord</w:t>
             </w:r>
             <w:r>
               <w:rPr>
@@ -2668,7 +2668,7 @@
                 <w:noProof/>
                 <w:webHidden/>
               </w:rPr>
-              <w:instrText xml:space="preserve"> PAGEREF _Toc239527338 \h </w:instrText>
+              <w:instrText xml:space="preserve"> PAGEREF _Toc243860573 \h </w:instrText>
             </w:r>
             <w:r>
               <w:rPr>
@@ -2713,7 +2713,7 @@
               <w14:ligatures w14:val="standardContextual"/>
             </w:rPr>
           </w:pPr>
-          <w:hyperlink w:anchor="_Toc239527339" w:history="1">
+          <w:hyperlink w:anchor="_Toc243860574" w:history="1">
             <w:r>
               <w:rPr>
                 <w:rStyle w:val="Collegamentoipertestuale"/>
@@ -2764,7 +2764,7 @@
                 <w:noProof/>
                 <w:webHidden/>
               </w:rPr>
-              <w:instrText xml:space="preserve"> PAGEREF _Toc239527339 \h </w:instrText>
+              <w:instrText xml:space="preserve"> PAGEREF _Toc243860574 \h </w:instrText>
             </w:r>
             <w:r>
               <w:rPr>
@@ -2809,7 +2809,7 @@
               <w14:ligatures w14:val="standardContextual"/>
             </w:rPr>
           </w:pPr>
-          <w:hyperlink w:anchor="_Toc239527340" w:history="1">
+          <w:hyperlink w:anchor="_Toc243860575" w:history="1">
             <w:r>
               <w:rPr>
                 <w:rStyle w:val="Collegamentoipertestuale"/>
@@ -2839,7 +2839,7 @@
                 <w:noProof/>
                 <w:lang w:val="fr-FR"/>
               </w:rPr>
-              <w:t>ESC+TC Selector</w:t>
+              <w:t>ESC+TC Customizator</w:t>
             </w:r>
             <w:r>
               <w:rPr>
@@ -2860,7 +2860,7 @@
                 <w:noProof/>
                 <w:webHidden/>
               </w:rPr>
-              <w:instrText xml:space="preserve"> PAGEREF _Toc239527340 \h </w:instrText>
+              <w:instrText xml:space="preserve"> PAGEREF _Toc243860575 \h </w:instrText>
             </w:r>
             <w:r>
               <w:rPr>
@@ -2905,7 +2905,7 @@
               <w14:ligatures w14:val="standardContextual"/>
             </w:rPr>
           </w:pPr>
-          <w:hyperlink w:anchor="_Toc239527341" w:history="1">
+          <w:hyperlink w:anchor="_Toc243860576" w:history="1">
             <w:r>
               <w:rPr>
                 <w:rStyle w:val="Collegamentoipertestuale"/>
@@ -2956,7 +2956,7 @@
                 <w:noProof/>
                 <w:webHidden/>
               </w:rPr>
-              <w:instrText xml:space="preserve"> PAGEREF _Toc239527341 \h </w:instrText>
+              <w:instrText xml:space="preserve"> PAGEREF _Toc243860576 \h </w:instrText>
             </w:r>
             <w:r>
               <w:rPr>
@@ -3001,7 +3001,7 @@
               <w14:ligatures w14:val="standardContextual"/>
             </w:rPr>
           </w:pPr>
-          <w:hyperlink w:anchor="_Toc239527342" w:history="1">
+          <w:hyperlink w:anchor="_Toc243860577" w:history="1">
             <w:r>
               <w:rPr>
                 <w:rStyle w:val="Collegamentoipertestuale"/>
@@ -3052,7 +3052,7 @@
                 <w:noProof/>
                 <w:webHidden/>
               </w:rPr>
-              <w:instrText xml:space="preserve"> PAGEREF _Toc239527342 \h </w:instrText>
+              <w:instrText xml:space="preserve"> PAGEREF _Toc243860577 \h </w:instrText>
             </w:r>
             <w:r>
               <w:rPr>
@@ -3097,7 +3097,7 @@
               <w14:ligatures w14:val="standardContextual"/>
             </w:rPr>
           </w:pPr>
-          <w:hyperlink w:anchor="_Toc239527343" w:history="1">
+          <w:hyperlink w:anchor="_Toc243860578" w:history="1">
             <w:r>
               <w:rPr>
                 <w:rStyle w:val="Collegamentoipertestuale"/>
@@ -3148,7 +3148,7 @@
                 <w:noProof/>
                 <w:webHidden/>
               </w:rPr>
-              <w:instrText xml:space="preserve"> PAGEREF _Toc239527343 \h </w:instrText>
+              <w:instrText xml:space="preserve"> PAGEREF _Toc243860578 \h </w:instrText>
             </w:r>
             <w:r>
               <w:rPr>
@@ -3193,7 +3193,7 @@
               <w14:ligatures w14:val="standardContextual"/>
             </w:rPr>
           </w:pPr>
-          <w:hyperlink w:anchor="_Toc239527344" w:history="1">
+          <w:hyperlink w:anchor="_Toc243860579" w:history="1">
             <w:r>
               <w:rPr>
                 <w:rStyle w:val="Collegamentoipertestuale"/>
@@ -3244,7 +3244,7 @@
                 <w:noProof/>
                 <w:webHidden/>
               </w:rPr>
-              <w:instrText xml:space="preserve"> PAGEREF _Toc239527344 \h </w:instrText>
+              <w:instrText xml:space="preserve"> PAGEREF _Toc243860579 \h </w:instrText>
             </w:r>
             <w:r>
               <w:rPr>
@@ -3289,7 +3289,7 @@
               <w14:ligatures w14:val="standardContextual"/>
             </w:rPr>
           </w:pPr>
-          <w:hyperlink w:anchor="_Toc239527345" w:history="1">
+          <w:hyperlink w:anchor="_Toc243860580" w:history="1">
             <w:r>
               <w:rPr>
                 <w:rStyle w:val="Collegamentoipertestuale"/>
@@ -3340,7 +3340,7 @@
                 <w:noProof/>
                 <w:webHidden/>
               </w:rPr>
-              <w:instrText xml:space="preserve"> PAGEREF _Toc239527345 \h </w:instrText>
+              <w:instrText xml:space="preserve"> PAGEREF _Toc243860580 \h </w:instrText>
             </w:r>
             <w:r>
               <w:rPr>
@@ -3385,7 +3385,7 @@
               <w14:ligatures w14:val="standardContextual"/>
             </w:rPr>
           </w:pPr>
-          <w:hyperlink w:anchor="_Toc239527346" w:history="1">
+          <w:hyperlink w:anchor="_Toc243860581" w:history="1">
             <w:r>
               <w:rPr>
                 <w:rStyle w:val="Collegamentoipertestuale"/>
@@ -3436,7 +3436,7 @@
                 <w:noProof/>
                 <w:webHidden/>
               </w:rPr>
-              <w:instrText xml:space="preserve"> PAGEREF _Toc239527346 \h </w:instrText>
+              <w:instrText xml:space="preserve"> PAGEREF _Toc243860581 \h </w:instrText>
             </w:r>
             <w:r>
               <w:rPr>
@@ -3481,7 +3481,7 @@
               <w14:ligatures w14:val="standardContextual"/>
             </w:rPr>
           </w:pPr>
-          <w:hyperlink w:anchor="_Toc239527347" w:history="1">
+          <w:hyperlink w:anchor="_Toc243860582" w:history="1">
             <w:r>
               <w:rPr>
                 <w:rStyle w:val="Collegamentoipertestuale"/>
@@ -3532,7 +3532,7 @@
                 <w:noProof/>
                 <w:webHidden/>
               </w:rPr>
-              <w:instrText xml:space="preserve"> PAGEREF _Toc239527347 \h </w:instrText>
+              <w:instrText xml:space="preserve"> PAGEREF _Toc243860582 \h </w:instrText>
             </w:r>
             <w:r>
               <w:rPr>
@@ -3577,7 +3577,7 @@
               <w14:ligatures w14:val="standardContextual"/>
             </w:rPr>
           </w:pPr>
-          <w:hyperlink w:anchor="_Toc239527348" w:history="1">
+          <w:hyperlink w:anchor="_Toc243860583" w:history="1">
             <w:r>
               <w:rPr>
                 <w:rStyle w:val="Collegamentoipertestuale"/>
@@ -3628,7 +3628,7 @@
                 <w:noProof/>
                 <w:webHidden/>
               </w:rPr>
-              <w:instrText xml:space="preserve"> PAGEREF _Toc239527348 \h </w:instrText>
+              <w:instrText xml:space="preserve"> PAGEREF _Toc243860583 \h </w:instrText>
             </w:r>
             <w:r>
               <w:rPr>
@@ -3673,7 +3673,7 @@
               <w14:ligatures w14:val="standardContextual"/>
             </w:rPr>
           </w:pPr>
-          <w:hyperlink w:anchor="_Toc239527349" w:history="1">
+          <w:hyperlink w:anchor="_Toc243860584" w:history="1">
             <w:r>
               <w:rPr>
                 <w:rStyle w:val="Collegamentoipertestuale"/>
@@ -3724,7 +3724,7 @@
                 <w:noProof/>
                 <w:webHidden/>
               </w:rPr>
-              <w:instrText xml:space="preserve"> PAGEREF _Toc239527349 \h </w:instrText>
+              <w:instrText xml:space="preserve"> PAGEREF _Toc243860584 \h </w:instrText>
             </w:r>
             <w:r>
               <w:rPr>
@@ -3769,7 +3769,7 @@
               <w14:ligatures w14:val="standardContextual"/>
             </w:rPr>
           </w:pPr>
-          <w:hyperlink w:anchor="_Toc239527350" w:history="1">
+          <w:hyperlink w:anchor="_Toc243860585" w:history="1">
             <w:r>
               <w:rPr>
                 <w:rStyle w:val="Collegamentoipertestuale"/>
@@ -3820,7 +3820,7 @@
                 <w:noProof/>
                 <w:webHidden/>
               </w:rPr>
-              <w:instrText xml:space="preserve"> PAGEREF _Toc239527350 \h </w:instrText>
+              <w:instrText xml:space="preserve"> PAGEREF _Toc243860585 \h </w:instrText>
             </w:r>
             <w:r>
               <w:rPr>
@@ -3865,7 +3865,7 @@
               <w14:ligatures w14:val="standardContextual"/>
             </w:rPr>
           </w:pPr>
-          <w:hyperlink w:anchor="_Toc239527351" w:history="1">
+          <w:hyperlink w:anchor="_Toc243860586" w:history="1">
             <w:r>
               <w:rPr>
                 <w:rStyle w:val="Collegamentoipertestuale"/>
@@ -3916,7 +3916,7 @@
                 <w:noProof/>
                 <w:webHidden/>
               </w:rPr>
-              <w:instrText xml:space="preserve"> PAGEREF _Toc239527351 \h </w:instrText>
+              <w:instrText xml:space="preserve"> PAGEREF _Toc243860586 \h </w:instrText>
             </w:r>
             <w:r>
               <w:rPr>
@@ -3936,7 +3936,7 @@
                 <w:noProof/>
                 <w:webHidden/>
               </w:rPr>
-              <w:t>41</w:t>
+              <w:t>42</w:t>
             </w:r>
             <w:r>
               <w:rPr>
@@ -3961,7 +3961,7 @@
               <w14:ligatures w14:val="standardContextual"/>
             </w:rPr>
           </w:pPr>
-          <w:hyperlink w:anchor="_Toc239527352" w:history="1">
+          <w:hyperlink w:anchor="_Toc243860587" w:history="1">
             <w:r>
               <w:rPr>
                 <w:rStyle w:val="Collegamentoipertestuale"/>
@@ -4012,7 +4012,7 @@
                 <w:noProof/>
                 <w:webHidden/>
               </w:rPr>
-              <w:instrText xml:space="preserve"> PAGEREF _Toc239527352 \h </w:instrText>
+              <w:instrText xml:space="preserve"> PAGEREF _Toc243860587 \h </w:instrText>
             </w:r>
             <w:r>
               <w:rPr>
@@ -4032,7 +4032,7 @@
                 <w:noProof/>
                 <w:webHidden/>
               </w:rPr>
-              <w:t>42</w:t>
+              <w:t>43</w:t>
             </w:r>
             <w:r>
               <w:rPr>
@@ -4057,7 +4057,7 @@
               <w14:ligatures w14:val="standardContextual"/>
             </w:rPr>
           </w:pPr>
-          <w:hyperlink w:anchor="_Toc239527353" w:history="1">
+          <w:hyperlink w:anchor="_Toc243860588" w:history="1">
             <w:r>
               <w:rPr>
                 <w:rStyle w:val="Collegamentoipertestuale"/>
@@ -4108,7 +4108,7 @@
                 <w:noProof/>
                 <w:webHidden/>
               </w:rPr>
-              <w:instrText xml:space="preserve"> PAGEREF _Toc239527353 \h </w:instrText>
+              <w:instrText xml:space="preserve"> PAGEREF _Toc243860588 \h </w:instrText>
             </w:r>
             <w:r>
               <w:rPr>
@@ -4128,7 +4128,7 @@
                 <w:noProof/>
                 <w:webHidden/>
               </w:rPr>
-              <w:t>42</w:t>
+              <w:t>43</w:t>
             </w:r>
             <w:r>
               <w:rPr>
@@ -4153,7 +4153,7 @@
               <w14:ligatures w14:val="standardContextual"/>
             </w:rPr>
           </w:pPr>
-          <w:hyperlink w:anchor="_Toc239527354" w:history="1">
+          <w:hyperlink w:anchor="_Toc243860589" w:history="1">
             <w:r>
               <w:rPr>
                 <w:rStyle w:val="Collegamentoipertestuale"/>
@@ -4204,7 +4204,7 @@
                 <w:noProof/>
                 <w:webHidden/>
               </w:rPr>
-              <w:instrText xml:space="preserve"> PAGEREF _Toc239527354 \h </w:instrText>
+              <w:instrText xml:space="preserve"> PAGEREF _Toc243860589 \h </w:instrText>
             </w:r>
             <w:r>
               <w:rPr>
@@ -4224,7 +4224,7 @@
                 <w:noProof/>
                 <w:webHidden/>
               </w:rPr>
-              <w:t>43</w:t>
+              <w:t>44</w:t>
             </w:r>
             <w:r>
               <w:rPr>
@@ -4249,7 +4249,7 @@
               <w14:ligatures w14:val="standardContextual"/>
             </w:rPr>
           </w:pPr>
-          <w:hyperlink w:anchor="_Toc239527355" w:history="1">
+          <w:hyperlink w:anchor="_Toc243860590" w:history="1">
             <w:r>
               <w:rPr>
                 <w:rStyle w:val="Collegamentoipertestuale"/>
@@ -4300,7 +4300,7 @@
                 <w:noProof/>
                 <w:webHidden/>
               </w:rPr>
-              <w:instrText xml:space="preserve"> PAGEREF _Toc239527355 \h </w:instrText>
+              <w:instrText xml:space="preserve"> PAGEREF _Toc243860590 \h </w:instrText>
             </w:r>
             <w:r>
               <w:rPr>
@@ -4320,7 +4320,7 @@
                 <w:noProof/>
                 <w:webHidden/>
               </w:rPr>
-              <w:t>43</w:t>
+              <w:t>44</w:t>
             </w:r>
             <w:r>
               <w:rPr>
@@ -4345,7 +4345,7 @@
               <w14:ligatures w14:val="standardContextual"/>
             </w:rPr>
           </w:pPr>
-          <w:hyperlink w:anchor="_Toc239527356" w:history="1">
+          <w:hyperlink w:anchor="_Toc243860591" w:history="1">
             <w:r>
               <w:rPr>
                 <w:rStyle w:val="Collegamentoipertestuale"/>
@@ -4396,7 +4396,7 @@
                 <w:noProof/>
                 <w:webHidden/>
               </w:rPr>
-              <w:instrText xml:space="preserve"> PAGEREF _Toc239527356 \h </w:instrText>
+              <w:instrText xml:space="preserve"> PAGEREF _Toc243860591 \h </w:instrText>
             </w:r>
             <w:r>
               <w:rPr>
@@ -4416,7 +4416,7 @@
                 <w:noProof/>
                 <w:webHidden/>
               </w:rPr>
-              <w:t>43</w:t>
+              <w:t>44</w:t>
             </w:r>
             <w:r>
               <w:rPr>
@@ -4441,7 +4441,7 @@
               <w14:ligatures w14:val="standardContextual"/>
             </w:rPr>
           </w:pPr>
-          <w:hyperlink w:anchor="_Toc239527357" w:history="1">
+          <w:hyperlink w:anchor="_Toc243860592" w:history="1">
             <w:r>
               <w:rPr>
                 <w:rStyle w:val="Collegamentoipertestuale"/>
@@ -4492,7 +4492,7 @@
                 <w:noProof/>
                 <w:webHidden/>
               </w:rPr>
-              <w:instrText xml:space="preserve"> PAGEREF _Toc239527357 \h </w:instrText>
+              <w:instrText xml:space="preserve"> PAGEREF _Toc243860592 \h </w:instrText>
             </w:r>
             <w:r>
               <w:rPr>
@@ -4537,7 +4537,7 @@
               <w14:ligatures w14:val="standardContextual"/>
             </w:rPr>
           </w:pPr>
-          <w:hyperlink w:anchor="_Toc239527358" w:history="1">
+          <w:hyperlink w:anchor="_Toc243860593" w:history="1">
             <w:r>
               <w:rPr>
                 <w:rStyle w:val="Collegamentoipertestuale"/>
@@ -4588,7 +4588,7 @@
                 <w:noProof/>
                 <w:webHidden/>
               </w:rPr>
-              <w:instrText xml:space="preserve"> PAGEREF _Toc239527358 \h </w:instrText>
+              <w:instrText xml:space="preserve"> PAGEREF _Toc243860593 \h </w:instrText>
             </w:r>
             <w:r>
               <w:rPr>
@@ -4633,7 +4633,7 @@
               <w14:ligatures w14:val="standardContextual"/>
             </w:rPr>
           </w:pPr>
-          <w:hyperlink w:anchor="_Toc239527359" w:history="1">
+          <w:hyperlink w:anchor="_Toc243860594" w:history="1">
             <w:r>
               <w:rPr>
                 <w:rStyle w:val="Collegamentoipertestuale"/>
@@ -4684,7 +4684,7 @@
                 <w:noProof/>
                 <w:webHidden/>
               </w:rPr>
-              <w:instrText xml:space="preserve"> PAGEREF _Toc239527359 \h </w:instrText>
+              <w:instrText xml:space="preserve"> PAGEREF _Toc243860594 \h </w:instrText>
             </w:r>
             <w:r>
               <w:rPr>
@@ -4704,7 +4704,7 @@
                 <w:noProof/>
                 <w:webHidden/>
               </w:rPr>
-              <w:t>44</w:t>
+              <w:t>45</w:t>
             </w:r>
             <w:r>
               <w:rPr>
@@ -4729,7 +4729,7 @@
               <w14:ligatures w14:val="standardContextual"/>
             </w:rPr>
           </w:pPr>
-          <w:hyperlink w:anchor="_Toc239527360" w:history="1">
+          <w:hyperlink w:anchor="_Toc243860595" w:history="1">
             <w:r>
               <w:rPr>
                 <w:rStyle w:val="Collegamentoipertestuale"/>
@@ -4780,7 +4780,7 @@
                 <w:noProof/>
                 <w:webHidden/>
               </w:rPr>
-              <w:instrText xml:space="preserve"> PAGEREF _Toc239527360 \h </w:instrText>
+              <w:instrText xml:space="preserve"> PAGEREF _Toc243860595 \h </w:instrText>
             </w:r>
             <w:r>
               <w:rPr>
@@ -4825,7 +4825,7 @@
               <w14:ligatures w14:val="standardContextual"/>
             </w:rPr>
           </w:pPr>
-          <w:hyperlink w:anchor="_Toc239527361" w:history="1">
+          <w:hyperlink w:anchor="_Toc243860596" w:history="1">
             <w:r>
               <w:rPr>
                 <w:rStyle w:val="Collegamentoipertestuale"/>
@@ -4876,7 +4876,7 @@
                 <w:noProof/>
                 <w:webHidden/>
               </w:rPr>
-              <w:instrText xml:space="preserve"> PAGEREF _Toc239527361 \h </w:instrText>
+              <w:instrText xml:space="preserve"> PAGEREF _Toc243860596 \h </w:instrText>
             </w:r>
             <w:r>
               <w:rPr>
@@ -4896,7 +4896,7 @@
                 <w:noProof/>
                 <w:webHidden/>
               </w:rPr>
-              <w:t>45</w:t>
+              <w:t>46</w:t>
             </w:r>
             <w:r>
               <w:rPr>
@@ -4921,7 +4921,7 @@
               <w14:ligatures w14:val="standardContextual"/>
             </w:rPr>
           </w:pPr>
-          <w:hyperlink w:anchor="_Toc239527362" w:history="1">
+          <w:hyperlink w:anchor="_Toc243860597" w:history="1">
             <w:r>
               <w:rPr>
                 <w:rStyle w:val="Collegamentoipertestuale"/>
@@ -4951,7 +4951,7 @@
                 <w:noProof/>
                 <w:lang w:val="fr-FR"/>
               </w:rPr>
-              <w:t>QV EXHAUST FLAP</w:t>
+              <w:t>EXHAUST FLAP</w:t>
             </w:r>
             <w:r>
               <w:rPr>
@@ -4972,7 +4972,7 @@
                 <w:noProof/>
                 <w:webHidden/>
               </w:rPr>
-              <w:instrText xml:space="preserve"> PAGEREF _Toc239527362 \h </w:instrText>
+              <w:instrText xml:space="preserve"> PAGEREF _Toc243860597 \h </w:instrText>
             </w:r>
             <w:r>
               <w:rPr>
@@ -5017,7 +5017,7 @@
               <w14:ligatures w14:val="standardContextual"/>
             </w:rPr>
           </w:pPr>
-          <w:hyperlink w:anchor="_Toc239527363" w:history="1">
+          <w:hyperlink w:anchor="_Toc243860598" w:history="1">
             <w:r>
               <w:rPr>
                 <w:rStyle w:val="Collegamentoipertestuale"/>
@@ -5066,7 +5066,7 @@
                 <w:noProof/>
                 <w:webHidden/>
               </w:rPr>
-              <w:instrText xml:space="preserve"> PAGEREF _Toc239527363 \h </w:instrText>
+              <w:instrText xml:space="preserve"> PAGEREF _Toc243860598 \h </w:instrText>
             </w:r>
             <w:r>
               <w:rPr>
@@ -5086,7 +5086,7 @@
                 <w:noProof/>
                 <w:webHidden/>
               </w:rPr>
-              <w:t>46</w:t>
+              <w:t>47</w:t>
             </w:r>
             <w:r>
               <w:rPr>
@@ -5111,7 +5111,7 @@
               <w14:ligatures w14:val="standardContextual"/>
             </w:rPr>
           </w:pPr>
-          <w:hyperlink w:anchor="_Toc239527364" w:history="1">
+          <w:hyperlink w:anchor="_Toc243860599" w:history="1">
             <w:r>
               <w:rPr>
                 <w:rStyle w:val="Collegamentoipertestuale"/>
@@ -5160,7 +5160,7 @@
                 <w:noProof/>
                 <w:webHidden/>
               </w:rPr>
-              <w:instrText xml:space="preserve"> PAGEREF _Toc239527364 \h </w:instrText>
+              <w:instrText xml:space="preserve"> PAGEREF _Toc243860599 \h </w:instrText>
             </w:r>
             <w:r>
               <w:rPr>
@@ -5180,7 +5180,7 @@
                 <w:noProof/>
                 <w:webHidden/>
               </w:rPr>
-              <w:t>46</w:t>
+              <w:t>47</w:t>
             </w:r>
             <w:r>
               <w:rPr>
@@ -5205,7 +5205,7 @@
               <w14:ligatures w14:val="standardContextual"/>
             </w:rPr>
           </w:pPr>
-          <w:hyperlink w:anchor="_Toc239527365" w:history="1">
+          <w:hyperlink w:anchor="_Toc243860600" w:history="1">
             <w:r>
               <w:rPr>
                 <w:rStyle w:val="Collegamentoipertestuale"/>
@@ -5254,7 +5254,7 @@
                 <w:noProof/>
                 <w:webHidden/>
               </w:rPr>
-              <w:instrText xml:space="preserve"> PAGEREF _Toc239527365 \h </w:instrText>
+              <w:instrText xml:space="preserve"> PAGEREF _Toc243860600 \h </w:instrText>
             </w:r>
             <w:r>
               <w:rPr>
@@ -5274,7 +5274,101 @@
                 <w:noProof/>
                 <w:webHidden/>
               </w:rPr>
-              <w:t>46</w:t>
+              <w:t>48</w:t>
+            </w:r>
+            <w:r>
+              <w:rPr>
+                <w:noProof/>
+                <w:webHidden/>
+              </w:rPr>
+              <w:fldChar w:fldCharType="end"/>
+            </w:r>
+          </w:hyperlink>
+        </w:p>
+        <w:p>
+          <w:pPr>
+            <w:pStyle w:val="Sommario2"/>
+            <w:tabs>
+              <w:tab w:val="left" w:pos="880"/>
+              <w:tab w:val="right" w:leader="dot" w:pos="9344"/>
+            </w:tabs>
+            <w:rPr>
+              <w:noProof/>
+              <w:kern w:val="2"/>
+              <w:lang w:val="it-IT" w:eastAsia="it-IT"/>
+              <w14:ligatures w14:val="standardContextual"/>
+            </w:rPr>
+          </w:pPr>
+          <w:hyperlink w:anchor="_Toc243860601" w:history="1">
+            <w:r>
+              <w:rPr>
+                <w:rStyle w:val="Collegamentoipertestuale"/>
+                <w:rFonts w:cstheme="minorHAnsi"/>
+                <w:b/>
+                <w:bCs/>
+                <w:noProof/>
+              </w:rPr>
+              <w:t>2.34</w:t>
+            </w:r>
+            <w:r>
+              <w:rPr>
+                <w:noProof/>
+                <w:kern w:val="2"/>
+                <w:lang w:val="it-IT" w:eastAsia="it-IT"/>
+                <w14:ligatures w14:val="standardContextual"/>
+              </w:rPr>
+              <w:tab/>
+            </w:r>
+            <w:r>
+              <w:rPr>
+                <w:rStyle w:val="Collegamentoipertestuale"/>
+                <w:rFonts w:cstheme="minorHAnsi"/>
+                <w:b/>
+                <w:bCs/>
+                <w:noProof/>
+              </w:rPr>
+              <w:t>DNA MEMORY</w:t>
+            </w:r>
+            <w:r>
+              <w:rPr>
+                <w:noProof/>
+                <w:webHidden/>
+              </w:rPr>
+              <w:tab/>
+            </w:r>
+            <w:r>
+              <w:rPr>
+                <w:noProof/>
+                <w:webHidden/>
+              </w:rPr>
+              <w:fldChar w:fldCharType="begin"/>
+            </w:r>
+            <w:r>
+              <w:rPr>
+                <w:noProof/>
+                <w:webHidden/>
+              </w:rPr>
+              <w:instrText xml:space="preserve"> PAGEREF _Toc243860601 \h </w:instrText>
+            </w:r>
+            <w:r>
+              <w:rPr>
+                <w:noProof/>
+                <w:webHidden/>
+              </w:rPr>
+            </w:r>
+            <w:r>
+              <w:rPr>
+                <w:noProof/>
+                <w:webHidden/>
+              </w:rPr>
+              <w:fldChar w:fldCharType="separate"/>
+            </w:r>
+            <w:r>
+              <w:rPr>
+                <w:noProof/>
+                <w:webHidden/>
+              </w:rPr>
+              <w:t>48</w:t>
             </w:r>
             <w:r>
               <w:rPr>
@@ -5342,7 +5436,7 @@
           <w:lang w:val="fr-FR"/>
         </w:rPr>
       </w:pPr>
-      <w:bookmarkStart w:id="0" w:name="_Toc239527314"/>
+      <w:bookmarkStart w:id="0" w:name="_Toc243860549"/>
       <w:r>
         <w:rPr>
           <w:rStyle w:val="Enfasigrassetto"/>
@@ -5378,7 +5472,7 @@
           <w:lang w:val="fr-FR"/>
         </w:rPr>
       </w:pPr>
-      <w:bookmarkStart w:id="1" w:name="_Toc239527315"/>
+      <w:bookmarkStart w:id="1" w:name="_Toc243860550"/>
       <w:r>
         <w:rPr>
           <w:rStyle w:val="Enfasigrassetto"/>
@@ -5420,7 +5514,7 @@
           <w:lang w:val="fr-FR"/>
         </w:rPr>
         <w:drawing>
-          <wp:inline distT="0" distB="0" distL="0" distR="0" wp14:anchorId="609577F7" wp14:editId="5DAD60AB">
+          <wp:inline distT="0" distB="0" distL="0" distR="0" wp14:anchorId="0F8E13EB" wp14:editId="6CDB6BDF">
             <wp:extent cx="2583211" cy="2313745"/>
             <wp:effectExtent l="0" t="0" r="7620" b="0"/>
             <wp:docPr id="781633535" name="Immagine 39"/>
@@ -5477,7 +5571,7 @@
           <w:lang w:val="fr-FR"/>
         </w:rPr>
         <w:drawing>
-          <wp:inline distT="0" distB="0" distL="0" distR="0" wp14:anchorId="61281DE3" wp14:editId="20EA7594">
+          <wp:inline distT="0" distB="0" distL="0" distR="0" wp14:anchorId="615DD28F" wp14:editId="2B440E0A">
             <wp:extent cx="2411730" cy="2314135"/>
             <wp:effectExtent l="0" t="0" r="7620" b="0"/>
             <wp:docPr id="1618152605" name="Immagine 38"/>
@@ -5560,7 +5654,7 @@
         <w:rPr>
           <w:lang w:val="fr-FR"/>
         </w:rPr>
-        <w:t>Le câble et les « prises de fil » (connecteurs rapides ou IDC) montrés sur la photo précédente sont des options optionnelles. Le Baccable peut être utilisé en le connectant directement à l'OBD si le véhicule n'est pas équipé d'un SGW ou s'il dispose d'un contournement SGW (SGW = Secure Gateway). Par conséquent, l'utilisation du câble inclus et des connecteurs rapides n'est pas obligatoire.</w:t>
+        <w:t>Le câble et les « prises vampires » (connecteurs rapides ou IDC) montrés sur la photo précédente ne sont fournis que si cela a été convenu au préalable. Le Baccable peut être utilisé en le connectant directement à l'OBD si le véhicule n'est pas équipé d'un SGW ou s'il est équipé d'un bypass SGW (SGW = Secure Gateway). Il n'est donc pas obligatoire d'utiliser le câble et les connecteurs rapides fournis.</w:t>
       </w:r>
     </w:p>
     <w:p>
@@ -5586,7 +5680,7 @@
           <w:lang w:val="fr-FR"/>
         </w:rPr>
       </w:pPr>
-      <w:bookmarkStart w:id="2" w:name="_Toc239527316"/>
+      <w:bookmarkStart w:id="2" w:name="_Toc243860551"/>
       <w:r>
         <w:rPr>
           <w:rStyle w:val="Enfasigrassetto"/>
@@ -5650,7 +5744,7 @@
           <w:lang w:val="fr-FR"/>
         </w:rPr>
         <w:drawing>
-          <wp:inline distT="0" distB="0" distL="0" distR="0" wp14:anchorId="5B4D3FD5" wp14:editId="4999CDE0">
+          <wp:inline distT="0" distB="0" distL="0" distR="0" wp14:anchorId="7720E766" wp14:editId="445A2532">
             <wp:extent cx="5891135" cy="5891135"/>
             <wp:effectExtent l="0" t="0" r="0" b="0"/>
             <wp:docPr id="945825761" name="Immagine 3"/>
@@ -5774,7 +5868,7 @@
           <w:lang w:val="fr-FR"/>
         </w:rPr>
       </w:pPr>
-      <w:bookmarkStart w:id="3" w:name="_Toc239527317"/>
+      <w:bookmarkStart w:id="3" w:name="_Toc243860552"/>
       <w:r>
         <w:rPr>
           <w:rStyle w:val="Enfasigrassetto"/>
@@ -5848,7 +5942,7 @@
         <mc:AlternateContent>
           <mc:Choice Requires="wps">
             <w:drawing>
-              <wp:anchor distT="0" distB="0" distL="114300" distR="114300" simplePos="0" relativeHeight="251659264" behindDoc="0" locked="0" layoutInCell="1" allowOverlap="1" wp14:anchorId="7A31EA5F" wp14:editId="42AF7032">
+              <wp:anchor distT="0" distB="0" distL="114300" distR="114300" simplePos="0" relativeHeight="251659264" behindDoc="0" locked="0" layoutInCell="1" allowOverlap="1" wp14:anchorId="5151D3CB" wp14:editId="4B36EA69">
                 <wp:simplePos x="0" y="0"/>
                 <wp:positionH relativeFrom="column">
                   <wp:posOffset>4540152</wp:posOffset>
@@ -5904,7 +5998,7 @@
                               <w:rPr>
                                 <w:lang w:val="en-US"/>
                               </w:rPr>
-                              <w:t>PROGRAMMING</w:t>
+                              <w:t>PROGRAMMATION</w:t>
                             </w:r>
                           </w:p>
                         </w:txbxContent>
@@ -5929,7 +6023,7 @@
           </mc:Choice>
           <mc:Fallback>
             <w:pict>
-              <v:shapetype w14:anchorId="7A31EA5F" id="_x0000_t61" coordsize="21600,21600" o:spt="61" adj="1350,25920" path="m,l0@8@12@24,0@9,,21600@6,21600@15@27@7,21600,21600,21600,21600@9@18@30,21600@8,21600,0@7,0@21@33@6,xe">
+              <v:shapetype w14:anchorId="5151D3CB" id="_x0000_t61" coordsize="21600,21600" o:spt="61" adj="1350,25920" path="m,l0@8@12@24,0@9,,21600@6,21600@15@27@7,21600,21600,21600,21600@9@18@30,21600@8,21600,0@7,0@21@33@6,xe">
                 <v:stroke joinstyle="miter"/>
                 <v:formulas>
                   <v:f eqn="sum 10800 0 #0"/>
@@ -5988,7 +6082,7 @@
                         <w:rPr>
                           <w:lang w:val="en-US"/>
                         </w:rPr>
-                        <w:t>PROGRAMMING</w:t>
+                        <w:t>PROGRAMMATION</w:t>
                       </w:r>
                     </w:p>
                   </w:txbxContent>
@@ -6004,7 +6098,7 @@
           <w:lang w:val="fr-FR"/>
         </w:rPr>
         <w:drawing>
-          <wp:inline distT="0" distB="0" distL="0" distR="0" wp14:anchorId="22162EBD" wp14:editId="572E2912">
+          <wp:inline distT="0" distB="0" distL="0" distR="0" wp14:anchorId="14CBABEB" wp14:editId="77B664C0">
             <wp:extent cx="2700997" cy="2488565"/>
             <wp:effectExtent l="0" t="0" r="4445" b="6985"/>
             <wp:docPr id="133927039" name="Immagine 37"/>
@@ -6105,7 +6199,7 @@
         <w:rPr>
           <w:lang w:val="fr-FR"/>
         </w:rPr>
-        <w:t>Lorsque vous retirez le BACCABLE de la prise OBD du véhicule, ne tirez pas sur le boîtier. À la place, poussez en insérant le bout des doigts du côté du connecteur OBD vers vous pour éviter de solliciter le loquet qui maintient le boîtier (la pièce avec l'étiquette « BACCABLE ») et la partie où se trouve le connecteur OBD.</w:t>
+        <w:t>Lorsque vous retirez le BACCABLE de la prise OBD du véhicule, ne tirez pas sur le boîtier, mais poussez plutôt en plaçant le bout des doigts du côté du connecteur OBD, vers vous, pour éviter de solliciter l'emboîtement qui maintient ensemble le boîtier (avec l'inscription BACCABLE) et le côté où se trouve le connecteur OBD.</w:t>
       </w:r>
     </w:p>
     <w:p>
@@ -6125,7 +6219,7 @@
         <mc:AlternateContent>
           <mc:Choice Requires="wps">
             <w:drawing>
-              <wp:inline distT="0" distB="0" distL="0" distR="0" wp14:anchorId="7F8E3573" wp14:editId="278748DE">
+              <wp:inline distT="0" distB="0" distL="0" distR="0" wp14:anchorId="5F11F4A6" wp14:editId="4EE36975">
                 <wp:extent cx="5704450" cy="2644726"/>
                 <wp:effectExtent l="0" t="0" r="10795" b="22860"/>
                 <wp:docPr id="1636936888" name="Rettangolo 42"/>
@@ -6169,13 +6263,7 @@
                               </w:rPr>
                             </w:pPr>
                             <w:r>
-                              <w:t xml:space="preserve">Si le joint est accidentellement désengagé, procédez en retirant complètement les pièces (PCB et boîtier) du connecteur OBD. Ensuite, réinsérez le circuit imprimé (PCB) dans le boîtier avec l'étiquette « BACCABLE », en alignant les pièces comme montré sur l'image précédente. </w:t>
-                            </w:r>
-                            <w:r>
-                              <w:rPr>
-                                <w:lang w:val="it-IT"/>
-                              </w:rPr>
-                              <w:t>Ensuite, insérez le côté avec le connecteur OBD jusqu'à ce qu'il touche le boîtier.</w:t>
+                              <w:t>Si l'emboîtement se défait accidentellement, retirez complètement les pièces (PCB et boîtier) du connecteur OBD, réinsérez le PCB dans le boîtier portant l'inscription BACCABLE en faisant correspondre les pièces comme sur la photo ci-dessus, puis insérez le côté équipé du connecteur OBD jusqu'à ce qu'il touche le boîtier.</w:t>
                             </w:r>
                           </w:p>
                           <w:p>
@@ -6199,7 +6287,7 @@
                               <w:rPr>
                                 <w:lang w:val="it-IT"/>
                               </w:rPr>
-                              <w:t>Si elle est mal insérée, retirez le côté du connecteur OBD, faites-le pivoter, puis réinsérez-le.</w:t>
+                              <w:t>S'il est mal inséré, retirez le côté du connecteur OBD, faites-le pivoter, puis réinsérez-le.</w:t>
                             </w:r>
                           </w:p>
                           <w:p>
@@ -6213,7 +6301,7 @@
                               <w:rPr>
                                 <w:lang w:val="it-IT"/>
                               </w:rPr>
-                              <w:t>Une fois que le côté connecteur OBD est en contact avec le boîtier, tenez fermement le câble BACCABLE et appuyez fermement sur les quatre coins, afin de garantir que le couvercle s'enclenche progressivement de tous côtés jusqu'à ce qu'il soit complètement fixé.</w:t>
+                              <w:t>Une fois que le côté du connecteur OBD est en contact avec le boîtier, en tenant le BACCABLE dans la main, appuyez énergiquement sur les 4 coins en vous assurant que le couvercle s'enclenche progressivement de tous les côtés jusqu'à l'emboîtement complet.</w:t>
                             </w:r>
                           </w:p>
                           <w:p>
@@ -6240,7 +6328,7 @@
           </mc:Choice>
           <mc:Fallback>
             <w:pict>
-              <v:rect w14:anchorId="7F8E3573" id="Rettangolo 42" o:spid="_x0000_s1027" style="width:449.15pt;height:208.25pt;visibility:visible;mso-wrap-style:square;mso-left-percent:-10001;mso-top-percent:-10001;mso-position-horizontal:absolute;mso-position-horizontal-relative:char;mso-position-vertical:absolute;mso-position-vertical-relative:line;mso-left-percent:-10001;mso-top-percent:-10001;v-text-anchor:middle" o:gfxdata="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" fillcolor="#4472c4 [3204]" strokecolor="#09101d [484]" strokeweight="1pt">
+              <v:rect w14:anchorId="5F11F4A6" id="Rettangolo 42" o:spid="_x0000_s1027" style="width:449.15pt;height:208.25pt;visibility:visible;mso-wrap-style:square;mso-left-percent:-10001;mso-top-percent:-10001;mso-position-horizontal:absolute;mso-position-horizontal-relative:char;mso-position-vertical:absolute;mso-position-vertical-relative:line;mso-left-percent:-10001;mso-top-percent:-10001;v-text-anchor:middle" o:gfxdata="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" fillcolor="#4472c4 [3204]" strokecolor="#09101d [484]" strokeweight="1pt">
                 <v:textbox>
                   <w:txbxContent>
                     <w:p>
@@ -6251,13 +6339,7 @@
                         </w:rPr>
                       </w:pPr>
                       <w:r>
-                        <w:t xml:space="preserve">Si le joint est accidentellement désengagé, procédez en retirant complètement les pièces (PCB et boîtier) du connecteur OBD. Ensuite, réinsérez le circuit imprimé (PCB) dans le boîtier avec l'étiquette « BACCABLE », en alignant les pièces comme montré sur l'image précédente. </w:t>
-                      </w:r>
-                      <w:r>
-                        <w:rPr>
-                          <w:lang w:val="it-IT"/>
-                        </w:rPr>
-                        <w:t>Ensuite, insérez le côté avec le connecteur OBD jusqu'à ce qu'il touche le boîtier.</w:t>
+                        <w:t>Si l'emboîtement se défait accidentellement, retirez complètement les pièces (PCB et boîtier) du connecteur OBD, réinsérez le PCB dans le boîtier portant l'inscription BACCABLE en faisant correspondre les pièces comme sur la photo ci-dessus, puis insérez le côté équipé du connecteur OBD jusqu'à ce qu'il touche le boîtier.</w:t>
                       </w:r>
                     </w:p>
                     <w:p>
@@ -6281,7 +6363,7 @@
                         <w:rPr>
                           <w:lang w:val="it-IT"/>
                         </w:rPr>
-                        <w:t>Si elle est mal insérée, retirez le côté du connecteur OBD, faites-le pivoter, puis réinsérez-le.</w:t>
+                        <w:t>S'il est mal inséré, retirez le côté du connecteur OBD, faites-le pivoter, puis réinsérez-le.</w:t>
                       </w:r>
                     </w:p>
                     <w:p>
@@ -6295,7 +6377,7 @@
                         <w:rPr>
                           <w:lang w:val="it-IT"/>
                         </w:rPr>
-                        <w:t>Une fois que le côté connecteur OBD est en contact avec le boîtier, tenez fermement le câble BACCABLE et appuyez fermement sur les quatre coins, afin de garantir que le couvercle s'enclenche progressivement de tous côtés jusqu'à ce qu'il soit complètement fixé.</w:t>
+                        <w:t>Une fois que le côté du connecteur OBD est en contact avec le boîtier, en tenant le BACCABLE dans la main, appuyez énergiquement sur les 4 coins en vous assurant que le couvercle s'enclenche progressivement de tous les côtés jusqu'à l'emboîtement complet.</w:t>
                       </w:r>
                     </w:p>
                     <w:p>
@@ -6342,7 +6424,7 @@
           <w:lang w:val="fr-FR"/>
         </w:rPr>
       </w:pPr>
-      <w:bookmarkStart w:id="4" w:name="_Toc239527318"/>
+      <w:bookmarkStart w:id="4" w:name="_Toc243860553"/>
       <w:r>
         <w:rPr>
           <w:rStyle w:val="Enfasigrassetto"/>
@@ -6389,7 +6471,7 @@
         <w:rPr>
           <w:lang w:val="fr-FR"/>
         </w:rPr>
-        <w:t>En plus du câble, des IDC (également appelés « current taps ») sont fournis. Ce sont des connecteurs rapides qui vous permettent d'intercepter le signal désiré sans interrompre le câblage du véhicule. Les doubles connecteurs rapides sont conçus pour les broches H et L, tandis que les connecteurs simples peuvent être utilisés pour l'alimentation ou les broches H et L.</w:t>
+        <w:t>En plus du câble, des IDC (également appelés « prises vampires ») sont fournis. Ce sont des connecteurs rapides permettant de prélever le signal souhaité sans couper le fil du câblage du véhicule. Les connecteurs rapides doubles sont prévus pour les broches H et L, tandis que les simples (rouges) sertissent un seul fil et peuvent être utilisés pour l'alimentation ou pour une seule broche (H ou L).</w:t>
       </w:r>
     </w:p>
     <w:p>
@@ -6409,7 +6491,7 @@
         <w:rPr>
           <w:lang w:val="fr-FR"/>
         </w:rPr>
-        <w:t>Le connecteur rapide est capable de sertir une grande variété de tailles de fils ; Cependant, cette polyvalence rend le connecteur double rapide plus complexe à utiliser. Pour fixer les fils du connecteur double rapide sur le bus CAN, il ne suffit pas d'insérer les fils dans la fente et de fermer le couvercle. Tout d'abord, il est nécessaire, à l'aide d'un petit tournevis à tête plate, d'enfoncer le fil dans la guillotine pour qu'il pénètre correctement. Si cette opération préliminaire est bien effectuée, fermer fermement le couvercle du connecteur devrait engager les clips de verrouillage, garantissant que le connecteur est bien fermé sans espaces entre le couvercle transparent et la base noire. Le simple connecteur rapide rouge, en revanche, peut être serré avec une pince, il ne nécessite donc aucune étape préalable. Vérifiez toujours la solidité de la connexion après avoir resserré.</w:t>
+        <w:t>Le connecteur rapide peut sertir une large gamme de sections de fil ; cependant, cette polyvalence rend le connecteur « double » plus compliqué à utiliser. Pour fixer le fil avec le connecteur « simple » (par exemple sur CAN H ou CAN L), il suffit de le serrer fermement avec une pince, puis de refermer la languette de protection. Si des connecteurs rapides « doubles » ont été fournis, à l'aide d'un petit tournevis plat, poussez le fil à l'intérieur de la guillotine en le faisant pénétrer dedans, et seulement ensuite refermez le couvercle à charnière. Si cette opération préliminaire a été effectuée correctement, en fermant fermement le volet du connecteur « double », celui-ci doit s'accrocher aux clips de fermeture et être parfaitement serré, sans espace entre le volet transparent et la base noire. Le connecteur rapide « simple » de couleur rouge, en revanche, peut être serré avec une pince et ne devrait donc nécessiter aucune opération préliminaire. À la fin du serrage, vérifiez toujours la solidité de la connexion.</w:t>
       </w:r>
     </w:p>
     <w:p>
@@ -6430,7 +6512,7 @@
         <w:rPr>
           <w:lang w:val="fr-FR"/>
         </w:rPr>
-        <w:t>L'image suivante montre les broches sur le connecteur de diagnostic OBD (le connecteur de l'image est vu du côté broche externe, et non du côté fil). Les broches 4 et 5 sont la masse (GND), et la broche 16 est le 12 volts.</w:t>
+        <w:t>L'image suivante montre le nom du signal présent sur les broches du connecteur de diagnostic OBD (le connecteur sur la figure est vu côté broches externes et non côté fil). Les broches 4 et 5 sont la masse (GND) et la broche 16 est le 12 volts.</w:t>
       </w:r>
     </w:p>
     <w:p>
@@ -6445,8 +6527,9 @@
           <w:noProof/>
           <w:lang w:val="fr-FR"/>
         </w:rPr>
+        <w:lastRenderedPageBreak/>
         <w:drawing>
-          <wp:inline distT="0" distB="0" distL="0" distR="0" wp14:anchorId="6B70AAF3" wp14:editId="2C54D8FE">
+          <wp:inline distT="0" distB="0" distL="0" distR="0" wp14:anchorId="05518F97" wp14:editId="24FE3E6B">
             <wp:extent cx="5551965" cy="4467069"/>
             <wp:effectExtent l="0" t="0" r="0" b="0"/>
             <wp:docPr id="1996187533" name="Immagine 7"/>
@@ -6514,7 +6597,7 @@
           <w:lang w:val="fr-FR"/>
         </w:rPr>
       </w:pPr>
-      <w:bookmarkStart w:id="5" w:name="_Toc239527319"/>
+      <w:bookmarkStart w:id="5" w:name="_Toc243860554"/>
       <w:r>
         <w:rPr>
           <w:rStyle w:val="Enfasigrassetto"/>
@@ -6587,7 +6670,7 @@
         <w:rPr>
           <w:lang w:val="fr-FR"/>
         </w:rPr>
-        <w:t>Avec le contact allumé, vérifiez que la LED verte à l'intérieur de l'enceinte BACCABLE est allumée, confirmant ainsi la bonne réception de l'alimentation.</w:t>
+        <w:t>Avec le contact mis, vérifiez qu'il y a de la lumière (LED verte) à l'intérieur du boîtier du BACCABLE, ce qui confirme la bonne réception de la tension d'alimentation.</w:t>
       </w:r>
     </w:p>
     <w:p>
@@ -6604,7 +6687,7 @@
         <w:rPr>
           <w:lang w:val="fr-FR"/>
         </w:rPr>
-        <w:t>Si le tableau de bord ne s'allume pas ou si des erreurs aléatoires apparaissent, vérifiez que les broches H et L n'ont pas été inversées ou qu'aucune n'a été reliée par erreur à un autre fil.</w:t>
+        <w:t>Si le combiné d'instruments ne s'allume pas ou si des erreurs aléatoires apparaissent sur le tableau de bord, vérifiez que les broches H et L n'ont pas été inversées, ou que l'une des deux n'a pas été connectée par erreur à un autre fil.</w:t>
       </w:r>
     </w:p>
     <w:p>
@@ -6621,7 +6704,7 @@
         <w:rPr>
           <w:lang w:val="fr-FR"/>
         </w:rPr>
-        <w:t>Vérifiez que la LED bleue interne clignote deux fois au démarrage, indiquant l'activation correcte de la fonction Immobilisateur activée par défaut (note : sans un alignement parfait entre l'œil et la LED, elle peut ne pas être visible — plusieurs démarrages peuvent être nécessaires pour cette vérification).</w:t>
+        <w:t>Vérifiez que la LED bleue interne clignote deux fois au démarrage, indiquant l'activation correcte de la fonction Immobilizer, active par défaut (sans un alignement parfait entre l'œil et la LED il n'est pas possible de la voir, plusieurs mises sous contact peuvent donc être nécessaires pour cette vérification).</w:t>
       </w:r>
     </w:p>
     <w:p>
@@ -6638,7 +6721,8 @@
         <w:rPr>
           <w:lang w:val="fr-FR"/>
         </w:rPr>
-        <w:t>Dès que le BACCABLE est inséré, si le tableau de bord du véhicule est déjà allumé, le tableau de bord devrait clignoter une fois pour indiquer que l'immobilisateur est actif (activé par défaut). Si cela ne se produit pas, vérifiez les connexions au bus CAN.</w:t>
+        <w:lastRenderedPageBreak/>
+        <w:t>Dès que le BACCABLE est inséré, si le contact du véhicule est déjà mis, le tableau de bord doit clignoter une fois pour indiquer que l'immobilizer est actif (activé par défaut). Si ce n'est pas le cas, vérifiez les connexions au bus CAN.</w:t>
       </w:r>
     </w:p>
     <w:p>
@@ -6659,7 +6743,7 @@
           <w:lang w:val="fr-FR"/>
         </w:rPr>
       </w:pPr>
-      <w:bookmarkStart w:id="6" w:name="_Toc239527320"/>
+      <w:bookmarkStart w:id="6" w:name="_Toc243860555"/>
       <w:r>
         <w:rPr>
           <w:rStyle w:val="Enfasigrassetto"/>
@@ -6698,7 +6782,7 @@
         <w:rPr>
           <w:lang w:val="fr-FR"/>
         </w:rPr>
-        <w:t>Lors d'une première utilisation, vous devez définir quelles fonctions vous souhaitez utiliser sur votre véhicule en accédant au menu CONFIGURATION.</w:t>
+        <w:t>Lors d'une première utilisation, vous devez définir quelles fonctions vous souhaitez utiliser sur votre véhicule en accédant au menu SETUP.</w:t>
       </w:r>
     </w:p>
     <w:p>
@@ -6743,7 +6827,7 @@
           <w:lang w:val="fr-FR"/>
         </w:rPr>
       </w:pPr>
-      <w:bookmarkStart w:id="7" w:name="_Toc239527321"/>
+      <w:bookmarkStart w:id="7" w:name="_Toc243860556"/>
       <w:r>
         <w:rPr>
           <w:rStyle w:val="Enfasigrassetto"/>
@@ -6786,7 +6870,7 @@
         <w:rPr>
           <w:lang w:val="fr-FR"/>
         </w:rPr>
-        <w:t xml:space="preserve">Si le </w:t>
+        <w:t xml:space="preserve">Si l'on choisit d'alimenter le baccable en 5 Volts, il est possible de se connecter par exemple au </w:t>
       </w:r>
       <w:r>
         <w:rPr>
@@ -6794,27 +6878,13 @@
           <w:bCs/>
           <w:lang w:val="fr-FR"/>
         </w:rPr>
-        <w:t>BACCABLE</w:t>
-      </w:r>
-      <w:r>
-        <w:rPr>
-          <w:lang w:val="fr-FR"/>
-        </w:rPr>
-        <w:t xml:space="preserve"> est alimenté par l'alimentation 5V, vous pouvez vous connecter, par exemple, au </w:t>
-      </w:r>
-      <w:r>
-        <w:rPr>
-          <w:b/>
-          <w:bCs/>
-          <w:lang w:val="fr-FR"/>
-        </w:rPr>
         <w:t>HUB USB</w:t>
       </w:r>
       <w:r>
         <w:rPr>
           <w:lang w:val="fr-FR"/>
         </w:rPr>
-        <w:t xml:space="preserve"> situé dans la boîte à gants de la console centrale, à côté du frein à main. Cette tension est active dès que vous entrez dans le véhicule, mais aussi lors de la connexion au HUB RF en tant que voleur. Pour accéder à cette tension, suivez ces instructions :</w:t>
+        <w:t xml:space="preserve"> situé dans le vide-poches de la console centrale, à côté du frein à main. Cette tension a la particularité d'être activée dès que l'on entre dans la voiture, mais aussi lorsque quelqu'un se connecte au HUB RF comme un voleur. Pour atteindre cette tension, vous pouvez suivre les indications suivantes :</w:t>
       </w:r>
     </w:p>
     <w:p>
@@ -6866,7 +6936,7 @@
         <w:rPr>
           <w:lang w:val="fr-FR"/>
         </w:rPr>
-        <w:t>Élargissez les 4 onglets du couvercle arrière avec de petits tournevis et une pince, puis retirez la carte de circuit imprimé.</w:t>
+        <w:t>Écartez les 4 languettes du couvercle arrière à l'aide de plusieurs petits tournevis et d'une pince fine, puis retirez le circuit imprimé.</w:t>
       </w:r>
     </w:p>
     <w:p>
@@ -6885,7 +6955,7 @@
         <w:rPr>
           <w:lang w:val="fr-FR"/>
         </w:rPr>
-        <w:t>Percez un trou dans le plastique arrière dans la zone non occupée par les connecteurs pour permettre au fil, comme montré sur la figure, de passer (assurez-vous de percer un trou précis pour éviter que le fil ne glisse trop lâche ; si nécessaire, appliquez une goutte de silicone à l'extrémité pour fournir une résistance en cas de tir).</w:t>
+        <w:t>Percez un trou dans le plastique arrière, dans l'espace non occupé par les connecteurs, pour permettre le passage du fil indiqué sur la figure (essayez de faire un trou précis pour que le fil ne soit pas trop lâche ; si nécessaire, appliquez à la fin une goutte de silicone à l'intérieur pour résister à un arrachement du fil).</w:t>
       </w:r>
     </w:p>
     <w:p>
@@ -6932,7 +7002,7 @@
         <w:rPr>
           <w:lang w:val="fr-FR"/>
         </w:rPr>
-        <w:t xml:space="preserve"> du connecteur USB. Vous pouvez utiliser les images de référence ci-dessous pour identifier la bonne épingle à utiliser.</w:t>
+        <w:t xml:space="preserve"> du connecteur USB. Vous pouvez utiliser les images de référence ci-dessous pour identifier la bonne broche à utiliser.</w:t>
       </w:r>
     </w:p>
     <w:p>
@@ -6948,7 +7018,7 @@
           <w:lang w:val="fr-FR"/>
         </w:rPr>
         <w:drawing>
-          <wp:inline distT="0" distB="0" distL="0" distR="0" wp14:anchorId="0D6E6364" wp14:editId="5EE7B9C2">
+          <wp:inline distT="0" distB="0" distL="0" distR="0" wp14:anchorId="48AD48F1" wp14:editId="3AD416A0">
             <wp:extent cx="2618509" cy="1392382"/>
             <wp:effectExtent l="0" t="0" r="0" b="0"/>
             <wp:docPr id="867148006" name="Immagine 9" descr="Immagine che contiene testo  Descrizione generata automaticamente"/>
@@ -7011,7 +7081,7 @@
           <w:lang w:val="fr-FR"/>
         </w:rPr>
         <w:drawing>
-          <wp:inline distT="0" distB="0" distL="0" distR="0" wp14:anchorId="7ACE3DC9" wp14:editId="552540F4">
+          <wp:inline distT="0" distB="0" distL="0" distR="0" wp14:anchorId="7574C021" wp14:editId="1AFBA12F">
             <wp:extent cx="1475740" cy="1323340"/>
             <wp:effectExtent l="0" t="0" r="0" b="0"/>
             <wp:docPr id="55067346" name="Immagine 10" descr="Immagine che contiene testo, schermata, Rettangolo, linea  Descrizione generata automaticamente"/>
@@ -7080,7 +7150,7 @@
           <w:lang w:val="fr-FR"/>
         </w:rPr>
       </w:pPr>
-      <w:bookmarkStart w:id="8" w:name="_Toc239527322"/>
+      <w:bookmarkStart w:id="8" w:name="_Toc243860557"/>
       <w:r>
         <w:rPr>
           <w:rStyle w:val="Enfasigrassetto"/>
@@ -7098,7 +7168,7 @@
           <w:lang w:val="fr-FR"/>
         </w:rPr>
         <w:tab/>
-        <w:t>Notes sur les connexions vers le bus de can</w:t>
+        <w:t>Notes sur les connexions vers le bus CAN</w:t>
       </w:r>
       <w:bookmarkEnd w:id="8"/>
     </w:p>
@@ -7140,7 +7210,7 @@
           <w:lang w:val="fr-FR"/>
         </w:rPr>
       </w:pPr>
-      <w:bookmarkStart w:id="9" w:name="_Toc239527323"/>
+      <w:bookmarkStart w:id="9" w:name="_Toc243860558"/>
       <w:r>
         <w:rPr>
           <w:rStyle w:val="Enfasigrassetto"/>
@@ -7204,7 +7274,7 @@
           <w:lang w:val="fr-FR"/>
         </w:rPr>
         <w:drawing>
-          <wp:inline distT="0" distB="0" distL="0" distR="0" wp14:anchorId="6B961B86" wp14:editId="6DB60648">
+          <wp:inline distT="0" distB="0" distL="0" distR="0" wp14:anchorId="426350D4" wp14:editId="7720BD2A">
             <wp:extent cx="4385602" cy="4572000"/>
             <wp:effectExtent l="0" t="0" r="0" b="0"/>
             <wp:docPr id="1904345776" name="Immagine 4" descr="Immagine che contiene giocattolo, plastica  Descrizione generata automaticamente"/>
@@ -7261,7 +7331,7 @@
           <w:lang w:val="fr-FR"/>
         </w:rPr>
         <w:drawing>
-          <wp:inline distT="0" distB="0" distL="0" distR="0" wp14:anchorId="40789BCD" wp14:editId="692428E0">
+          <wp:inline distT="0" distB="0" distL="0" distR="0" wp14:anchorId="3E05E088" wp14:editId="02838705">
             <wp:extent cx="6663350" cy="2955552"/>
             <wp:effectExtent l="0" t="0" r="4445" b="0"/>
             <wp:docPr id="1310308793" name="Immagine 6" descr="Immagine che contiene testo, schermata, diagramma, Piano  Descrizione generata automaticamente"/>
@@ -7353,7 +7423,7 @@
           <w:lang w:val="fr-FR"/>
         </w:rPr>
         <w:drawing>
-          <wp:inline distT="0" distB="0" distL="0" distR="0" wp14:anchorId="5D18AD01" wp14:editId="03A15C4F">
+          <wp:inline distT="0" distB="0" distL="0" distR="0" wp14:anchorId="0ADF747B" wp14:editId="398445DD">
             <wp:extent cx="6753828" cy="4010349"/>
             <wp:effectExtent l="0" t="0" r="9525" b="0"/>
             <wp:docPr id="1093252236" name="Immagine 1" descr="Immagine che contiene Attrezzature mediche, plastica  Descrizione generata automaticamente"/>
@@ -7394,7 +7464,7 @@
           <w:lang w:val="fr-FR"/>
         </w:rPr>
         <w:drawing>
-          <wp:inline distT="0" distB="0" distL="0" distR="0" wp14:anchorId="4E73E049" wp14:editId="6E895D3E">
+          <wp:inline distT="0" distB="0" distL="0" distR="0" wp14:anchorId="2278FC14" wp14:editId="166B5CCA">
             <wp:extent cx="6743538" cy="3312126"/>
             <wp:effectExtent l="0" t="0" r="635" b="3175"/>
             <wp:docPr id="2052063199" name="Immagine 3" descr="Immagine che contiene testo, schermata, diagramma, numero  Descrizione generata automaticamente"/>
@@ -7505,7 +7575,7 @@
           <w:lang w:val="fr-FR"/>
         </w:rPr>
         <w:drawing>
-          <wp:inline distT="0" distB="0" distL="0" distR="0" wp14:anchorId="283E26E7" wp14:editId="0862190F">
+          <wp:inline distT="0" distB="0" distL="0" distR="0" wp14:anchorId="2FD37CD6" wp14:editId="5F68F435">
             <wp:extent cx="5939790" cy="4716780"/>
             <wp:effectExtent l="19050" t="19050" r="22860" b="26670"/>
             <wp:docPr id="2038611040" name="Immagine 1" descr="Immagine che contiene testo, schermata, diagramma, Rettangolo  Descrizione generata automaticamente"/>
@@ -7593,7 +7663,7 @@
         <w:rPr>
           <w:lang w:val="fr-FR"/>
         </w:rPr>
-        <w:t>Sur la carrosserie, située au pied du passager, se trouvent toutes les lignes de bus et l'alimentation électrique.</w:t>
+        <w:t>Sur le BODY, situé au pied du passager, se trouvent toutes les lignes de bus et l'alimentation électrique.</w:t>
       </w:r>
     </w:p>
     <w:p>
@@ -7609,7 +7679,7 @@
           <w:lang w:val="fr-FR"/>
         </w:rPr>
         <w:drawing>
-          <wp:inline distT="0" distB="0" distL="0" distR="0" wp14:anchorId="0DF2352D" wp14:editId="74D62AA0">
+          <wp:inline distT="0" distB="0" distL="0" distR="0" wp14:anchorId="586D869F" wp14:editId="22A6E546">
             <wp:extent cx="4812030" cy="4904114"/>
             <wp:effectExtent l="0" t="0" r="7620" b="0"/>
             <wp:docPr id="871947284" name="Immagine 1"/>
@@ -7763,8 +7833,22 @@
           <w:bCs/>
           <w:lang w:val="fr-FR"/>
         </w:rPr>
+        <w:t>Bus CAN et alimentation sur le BODY Computer</w:t>
+      </w:r>
+    </w:p>
+    <w:p>
+      <w:pPr>
+        <w:jc w:val="both"/>
+        <w:rPr>
+          <w:lang w:val="fr-FR"/>
+        </w:rPr>
+      </w:pPr>
+      <w:r>
+        <w:rPr>
+          <w:lang w:val="fr-FR"/>
+        </w:rPr>
         <w:lastRenderedPageBreak/>
-        <w:t>Bus Can et alimentation sur l'ordinateur corporel</w:t>
+        <w:t>L'image suivante montre la disposition des principaux connecteurs du BODY :</w:t>
       </w:r>
     </w:p>
     <w:p>
@@ -7776,25 +7860,11 @@
       </w:pPr>
       <w:r>
         <w:rPr>
-          <w:lang w:val="fr-FR"/>
-        </w:rPr>
-        <w:t>L'image suivante montre la disposition des connecteurs de carrosserie :</w:t>
-      </w:r>
-    </w:p>
-    <w:p>
-      <w:pPr>
-        <w:jc w:val="both"/>
-        <w:rPr>
-          <w:lang w:val="fr-FR"/>
-        </w:rPr>
-      </w:pPr>
-      <w:r>
-        <w:rPr>
           <w:noProof/>
           <w:lang w:val="fr-FR"/>
         </w:rPr>
         <w:drawing>
-          <wp:inline distT="0" distB="0" distL="0" distR="0" wp14:anchorId="3662ABF2" wp14:editId="5328A785">
+          <wp:inline distT="0" distB="0" distL="0" distR="0" wp14:anchorId="2C0B6063" wp14:editId="4B7D86D0">
             <wp:extent cx="2983230" cy="1979349"/>
             <wp:effectExtent l="0" t="0" r="7620" b="1905"/>
             <wp:docPr id="1627405334" name="Immagine 3"/>
@@ -7851,7 +7921,7 @@
           <w:lang w:val="fr-FR"/>
         </w:rPr>
         <w:drawing>
-          <wp:inline distT="0" distB="0" distL="0" distR="0" wp14:anchorId="026B20A9" wp14:editId="5EB8E5AB">
+          <wp:inline distT="0" distB="0" distL="0" distR="0" wp14:anchorId="29A9B307" wp14:editId="6E45E8BC">
             <wp:extent cx="2819992" cy="1921510"/>
             <wp:effectExtent l="0" t="0" r="0" b="2540"/>
             <wp:docPr id="817220197" name="Immagine 2"/>
@@ -7975,7 +8045,7 @@
         </w:rPr>
       </w:pPr>
       <w:bookmarkStart w:id="10" w:name="_Toc196905527"/>
-      <w:bookmarkStart w:id="11" w:name="_Toc239527324"/>
+      <w:bookmarkStart w:id="11" w:name="_Toc243860559"/>
       <w:r>
         <w:rPr>
           <w:rStyle w:val="Enfasigrassetto"/>
@@ -8105,13 +8175,13 @@
           <w:bCs/>
           <w:lang w:val="fr-FR"/>
         </w:rPr>
-        <w:t xml:space="preserve">Consommation actuelle @12V </w:t>
-      </w:r>
-      <w:r>
-        <w:rPr>
-          <w:lang w:val="fr-FR"/>
-        </w:rPr>
-        <w:t>: environ 11 mA avec le véhicule éteint en mode veille. Moins de 30 mA pendant le fonctionnement avec le véhicule allumé.</w:t>
+        <w:t>Consommation de courant @12V : environ 15 mA</w:t>
+      </w:r>
+      <w:r>
+        <w:rPr>
+          <w:lang w:val="fr-FR"/>
+        </w:rPr>
+        <w:t xml:space="preserve"> avec le véhicule éteint en mode veille. Moins de 30 mA pendant le fonctionnement avec le véhicule allumé.</w:t>
       </w:r>
       <w:r>
         <w:rPr>
@@ -8130,7 +8200,7 @@
           <w:lang w:val="fr-FR"/>
         </w:rPr>
       </w:pPr>
-      <w:bookmarkStart w:id="12" w:name="_Toc239527325"/>
+      <w:bookmarkStart w:id="12" w:name="_Toc243860560"/>
       <w:r>
         <w:rPr>
           <w:rStyle w:val="Enfasigrassetto"/>
@@ -8190,7 +8260,7 @@
         <mc:AlternateContent>
           <mc:Choice Requires="wpg">
             <w:drawing>
-              <wp:anchor distT="0" distB="0" distL="114300" distR="114300" simplePos="0" relativeHeight="251661312" behindDoc="0" locked="0" layoutInCell="1" allowOverlap="1" wp14:anchorId="6E6F6E35" wp14:editId="43E3C969">
+              <wp:anchor distT="0" distB="0" distL="114300" distR="114300" simplePos="0" relativeHeight="251661312" behindDoc="0" locked="0" layoutInCell="1" allowOverlap="1" wp14:anchorId="0AFE624C" wp14:editId="5C0DA399">
                 <wp:simplePos x="0" y="0"/>
                 <wp:positionH relativeFrom="column">
                   <wp:posOffset>1304290</wp:posOffset>
@@ -8251,7 +8321,7 @@
                                 <w:jc w:val="center"/>
                               </w:pPr>
                               <w:r>
-                                <w:t>Programming Button</w:t>
+                                <w:t>Bouton de programmation</w:t>
                               </w:r>
                             </w:p>
                           </w:txbxContent>
@@ -8299,7 +8369,7 @@
                                 <w:jc w:val="center"/>
                               </w:pPr>
                               <w:r>
-                                <w:t>USB Bus C1 Connector</w:t>
+                                <w:t>Connecteur USB Bus C1</w:t>
                               </w:r>
                             </w:p>
                           </w:txbxContent>
@@ -8347,7 +8417,7 @@
                                 <w:jc w:val="center"/>
                               </w:pPr>
                               <w:r>
-                                <w:t>USB Bus C2 Connector</w:t>
+                                <w:t>Connecteur USB Bus C2</w:t>
                               </w:r>
                             </w:p>
                           </w:txbxContent>
@@ -8395,7 +8465,7 @@
                                 <w:jc w:val="center"/>
                               </w:pPr>
                               <w:r>
-                                <w:t>USB Bus BH Connector</w:t>
+                                <w:t>Connecteur USB Bus BH</w:t>
                               </w:r>
                             </w:p>
                           </w:txbxContent>
@@ -8415,7 +8485,7 @@
           </mc:Choice>
           <mc:Fallback>
             <w:pict>
-              <v:group w14:anchorId="6E6F6E35" id="Gruppo 2" o:spid="_x0000_s1028" style="position:absolute;left:0;text-align:left;margin-left:102.7pt;margin-top:13.55pt;width:343.9pt;height:187.3pt;z-index:251661312;mso-position-horizontal-relative:text;mso-position-vertical-relative:text" coordsize="43678,23784" o:gfxdata="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">
+              <v:group w14:anchorId="0AFE624C" id="Gruppo 2" o:spid="_x0000_s1028" style="position:absolute;left:0;text-align:left;margin-left:102.7pt;margin-top:13.55pt;width:343.9pt;height:187.3pt;z-index:251661312;mso-position-horizontal-relative:text;mso-position-vertical-relative:text" coordsize="43678,23784" o:gfxdata="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">
                 <v:shape id="Fumetto: rettangolo 1" o:spid="_x0000_s1029" type="#_x0000_t61" style="position:absolute;left:30616;width:13062;height:7505;visibility:visible;mso-wrap-style:square;v-text-anchor:middle" o:gfxdata="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" adj="-8821,15842" fillcolor="white [3201]" strokecolor="black [3200]" strokeweight="1pt">
                   <v:textbox>
                     <w:txbxContent>
@@ -8424,7 +8494,7 @@
                           <w:jc w:val="center"/>
                         </w:pPr>
                         <w:r>
-                          <w:t>Programming Button</w:t>
+                          <w:t>Bouton de programmation</w:t>
                         </w:r>
                       </w:p>
                     </w:txbxContent>
@@ -8438,7 +8508,7 @@
                           <w:jc w:val="center"/>
                         </w:pPr>
                         <w:r>
-                          <w:t>USB Bus C1 Connector</w:t>
+                          <w:t>Connecteur USB Bus C1</w:t>
                         </w:r>
                       </w:p>
                     </w:txbxContent>
@@ -8452,7 +8522,7 @@
                           <w:jc w:val="center"/>
                         </w:pPr>
                         <w:r>
-                          <w:t>USB Bus C2 Connector</w:t>
+                          <w:t>Connecteur USB Bus C2</w:t>
                         </w:r>
                       </w:p>
                     </w:txbxContent>
@@ -8466,7 +8536,7 @@
                           <w:jc w:val="center"/>
                         </w:pPr>
                         <w:r>
-                          <w:t>USB Bus BH Connector</w:t>
+                          <w:t>Connecteur USB Bus BH</w:t>
                         </w:r>
                       </w:p>
                     </w:txbxContent>
@@ -8483,7 +8553,7 @@
           <w:lang w:val="fr-FR"/>
         </w:rPr>
         <w:drawing>
-          <wp:inline distT="0" distB="0" distL="0" distR="0" wp14:anchorId="14B2A6D3" wp14:editId="63B36929">
+          <wp:inline distT="0" distB="0" distL="0" distR="0" wp14:anchorId="124A01F2" wp14:editId="290E3F80">
             <wp:extent cx="2700997" cy="2488565"/>
             <wp:effectExtent l="0" t="0" r="4445" b="6985"/>
             <wp:docPr id="317039099" name="Immagine 37"/>
@@ -8572,7 +8642,7 @@
       </w:pPr>
       <w:r>
         <w:lastRenderedPageBreak/>
-        <w:t>Effectuez la procédure de chargement du firmware sur les trois connecteurs USB, en téléchargeant le firmware correspondant sur chaque port USB (un par USB).</w:t>
+        <w:t>Effectuez sur les 3 connecteurs USB la procédure suivante de chargement du firmware, en chargeant sur chaque port USB le firmware prévu (un pour chaque USB).</w:t>
       </w:r>
     </w:p>
     <w:p>
@@ -8586,7 +8656,7 @@
         <w:rPr>
           <w:lang w:val="fr-FR"/>
         </w:rPr>
-        <w:t>Deux procédures sont décrites ci-dessous : l’une pour le téléchargement du firmware via un PC Windows, l’autre pour le téléchargement du firmware via un smartphone Android.</w:t>
+        <w:t>Deux procédures sont décrites ci-dessous : l’une pour le chargement du firmware via un PC Windows, l’autre pour le chargement du firmware via un smartphone Android.</w:t>
       </w:r>
     </w:p>
     <w:p>
@@ -8606,7 +8676,7 @@
           <w:lang w:val="fr-FR"/>
         </w:rPr>
       </w:pPr>
-      <w:bookmarkStart w:id="13" w:name="_Toc239527326"/>
+      <w:bookmarkStart w:id="13" w:name="_Toc243860561"/>
       <w:r>
         <w:rPr>
           <w:rStyle w:val="Enfasigrassetto"/>
@@ -8666,15 +8736,7 @@
         <w:jc w:val="both"/>
       </w:pPr>
       <w:r>
-        <w:t xml:space="preserve">l’application </w:t>
-      </w:r>
-      <w:proofErr w:type="spellStart"/>
-      <w:r>
-        <w:t>BaccableAppForWindows</w:t>
-      </w:r>
-      <w:proofErr w:type="spellEnd"/>
-      <w:r>
-        <w:t xml:space="preserve">, disponible sur </w:t>
+        <w:t xml:space="preserve">l’application BaccableAppForWindows, disponible sur </w:t>
       </w:r>
       <w:hyperlink r:id="rId23" w:history="1">
         <w:r>
@@ -8733,23 +8795,7 @@
         <w:t>DfuSe</w:t>
       </w:r>
       <w:r>
-        <w:t xml:space="preserve"> de ST est déjà installé sur le PC, rien d’autre n’est </w:t>
-      </w:r>
-      <w:proofErr w:type="gramStart"/>
-      <w:r>
-        <w:t>nécessaire ;</w:t>
-      </w:r>
-      <w:proofErr w:type="gramEnd"/>
-      <w:r>
-        <w:t xml:space="preserve"> sinon, </w:t>
-      </w:r>
-      <w:proofErr w:type="spellStart"/>
-      <w:r>
-        <w:t>utilisez</w:t>
-      </w:r>
-      <w:proofErr w:type="spellEnd"/>
-      <w:r>
-        <w:t xml:space="preserve"> </w:t>
+        <w:t xml:space="preserve"> de ST est déjà installé sur le PC, rien d’autre n’est nécessaire ; sinon, utilisez </w:t>
       </w:r>
       <w:r>
         <w:rPr>
@@ -8769,23 +8815,7 @@
         </w:r>
       </w:hyperlink>
       <w:r>
-        <w:t xml:space="preserve">), </w:t>
-      </w:r>
-      <w:proofErr w:type="spellStart"/>
-      <w:r>
-        <w:t>en</w:t>
-      </w:r>
-      <w:proofErr w:type="spellEnd"/>
-      <w:r>
-        <w:t xml:space="preserve"> </w:t>
-      </w:r>
-      <w:proofErr w:type="spellStart"/>
-      <w:r>
-        <w:t>mettant</w:t>
-      </w:r>
-      <w:proofErr w:type="spellEnd"/>
-      <w:r>
-        <w:t xml:space="preserve"> la carte en mode de programmation, puis → Options </w:t>
+        <w:t xml:space="preserve">), en mettant la carte en mode de programmation, puis → Options </w:t>
       </w:r>
       <w:r>
         <w:rPr>
@@ -8848,7 +8878,7 @@
         <w:rPr>
           <w:lang w:val="fr-FR"/>
         </w:rPr>
-        <w:t>Appuyez et maintenez le bouton de programmation sur la carte</w:t>
+        <w:t>Appuyez sur le bouton de programmation de la carte et maintenez-le enfoncé</w:t>
       </w:r>
     </w:p>
     <w:p>
@@ -8906,7 +8936,7 @@
         <w:rPr>
           <w:lang w:val="fr-FR"/>
         </w:rPr>
-        <w:t xml:space="preserve"> Si la LED verte du câble BACCABLE clignote ou émet une lumière faible, utilisez un câble USB plus court, ou remplacez le câble USB</w:t>
+        <w:t xml:space="preserve"> Si la LED verte du BACCABLE clignote ou émet une lumière faible, utilisez un câble USB plus court, ou remplacez le câble USB</w:t>
       </w:r>
     </w:p>
     <w:p>
@@ -8928,7 +8958,7 @@
         <w:rPr>
           <w:lang w:val="fr-FR"/>
         </w:rPr>
-        <w:t xml:space="preserve"> Si la carte n'est pas détectée par le PC, assurez-vous que le bouton de programmation a été correctement pressé avant de connecter le câble USB, et gardez-la enfoncée jusqu'à ce que le connecteur USB soit complètement inséré des deux côtés. Si le problème persiste, faites pivoter le connecteur USB-C du côté BACCABLE de 180 degrés et réessayez</w:t>
+        <w:t xml:space="preserve"> Si la carte n'est pas détectée par le PC, assurez-vous que le bouton de programmation a été correctement pressé avant de connecter le câble USB, et gardez-le enfoncé jusqu'à ce que le connecteur USB soit complètement inséré des deux côtés. Si le problème persiste, faites pivoter le connecteur USB-C du côté BACCABLE de 180 degrés et réessayez</w:t>
       </w:r>
     </w:p>
     <w:p>
@@ -8953,7 +8983,7 @@
         </w:rPr>
         <w:lastRenderedPageBreak/>
         <w:drawing>
-          <wp:inline distT="0" distB="0" distL="0" distR="0" wp14:anchorId="57447679" wp14:editId="329D0584">
+          <wp:inline distT="0" distB="0" distL="0" distR="0" wp14:anchorId="00447C89" wp14:editId="5E6A4D3D">
             <wp:extent cx="4334375" cy="2557346"/>
             <wp:effectExtent l="0" t="0" r="9525" b="0"/>
             <wp:docPr id="1188958908" name="Immagine 1"/>
@@ -9023,7 +9053,7 @@
           <w:noProof/>
         </w:rPr>
         <w:drawing>
-          <wp:inline distT="0" distB="0" distL="0" distR="0" wp14:anchorId="603CA64C" wp14:editId="21BCD18C">
+          <wp:inline distT="0" distB="0" distL="0" distR="0" wp14:anchorId="2F220337" wp14:editId="46E225FA">
             <wp:extent cx="2683727" cy="4247330"/>
             <wp:effectExtent l="0" t="0" r="2540" b="1270"/>
             <wp:docPr id="510535527" name="Immagine 2"/>
@@ -9100,7 +9130,7 @@
         </w:rPr>
         <w:lastRenderedPageBreak/>
         <w:drawing>
-          <wp:inline distT="0" distB="0" distL="0" distR="0" wp14:anchorId="4FBD7162" wp14:editId="6E7818A2">
+          <wp:inline distT="0" distB="0" distL="0" distR="0" wp14:anchorId="6CD7CF38" wp14:editId="2E358AA9">
             <wp:extent cx="2445834" cy="1925811"/>
             <wp:effectExtent l="0" t="0" r="0" b="0"/>
             <wp:docPr id="307536508" name="Immagine 3"/>
@@ -9191,7 +9221,7 @@
           <w:noProof/>
         </w:rPr>
         <w:drawing>
-          <wp:inline distT="0" distB="0" distL="0" distR="0" wp14:anchorId="4A10EE3F" wp14:editId="3BD0010C">
+          <wp:inline distT="0" distB="0" distL="0" distR="0" wp14:anchorId="57153DD9" wp14:editId="64F2A078">
             <wp:extent cx="2596684" cy="2096135"/>
             <wp:effectExtent l="0" t="0" r="0" b="0"/>
             <wp:docPr id="457713742" name="Immagine 4"/>
@@ -9261,7 +9291,7 @@
           <w:noProof/>
         </w:rPr>
         <w:drawing>
-          <wp:inline distT="0" distB="0" distL="0" distR="0" wp14:anchorId="68806034" wp14:editId="1BC107E4">
+          <wp:inline distT="0" distB="0" distL="0" distR="0" wp14:anchorId="4B031859" wp14:editId="50C9F8BB">
             <wp:extent cx="2715218" cy="1888056"/>
             <wp:effectExtent l="0" t="0" r="9525" b="0"/>
             <wp:docPr id="261869361" name="Immagine 5"/>
@@ -9338,7 +9368,7 @@
           <w:noProof/>
         </w:rPr>
         <w:drawing>
-          <wp:inline distT="0" distB="0" distL="0" distR="0" wp14:anchorId="0AC4DAAB" wp14:editId="17ACB860">
+          <wp:inline distT="0" distB="0" distL="0" distR="0" wp14:anchorId="6F57F513" wp14:editId="1C61BD43">
             <wp:extent cx="2375360" cy="1947979"/>
             <wp:effectExtent l="0" t="0" r="6350" b="0"/>
             <wp:docPr id="1286779808" name="Immagine 6"/>
@@ -9397,7 +9427,7 @@
           <w:lang w:val="it-IT"/>
         </w:rPr>
       </w:pPr>
-      <w:bookmarkStart w:id="14" w:name="_Toc239527327"/>
+      <w:bookmarkStart w:id="14" w:name="_Toc243860562"/>
       <w:r>
         <w:rPr>
           <w:rStyle w:val="Enfasigrassetto"/>
@@ -9450,15 +9480,7 @@
         <w:jc w:val="both"/>
       </w:pPr>
       <w:r>
-        <w:t xml:space="preserve">l’application </w:t>
-      </w:r>
-      <w:proofErr w:type="spellStart"/>
-      <w:r>
-        <w:t>BaccableApp</w:t>
-      </w:r>
-      <w:proofErr w:type="spellEnd"/>
-      <w:r>
-        <w:t xml:space="preserve">, disponible sur </w:t>
+        <w:t xml:space="preserve">l’application BaccableApp, disponible sur </w:t>
       </w:r>
       <w:hyperlink r:id="rId31" w:history="1">
         <w:r>
@@ -9511,7 +9533,7 @@
         <w:rPr>
           <w:lang w:val="it-IT"/>
         </w:rPr>
-        <w:t>Appuyez et maintenez le bouton de programmation sur la carte.</w:t>
+        <w:t>Appuyez sur le bouton de programmation de la carte et maintenez-le enfoncé.</w:t>
       </w:r>
     </w:p>
     <w:p>
@@ -9595,7 +9617,7 @@
           <w:noProof/>
         </w:rPr>
         <w:drawing>
-          <wp:inline distT="0" distB="0" distL="0" distR="0" wp14:anchorId="02B447A4" wp14:editId="4B63EFC8">
+          <wp:inline distT="0" distB="0" distL="0" distR="0" wp14:anchorId="6CA6616B" wp14:editId="45F43AE9">
             <wp:extent cx="988741" cy="1500052"/>
             <wp:effectExtent l="0" t="0" r="1905" b="5080"/>
             <wp:docPr id="2066241549" name="Immagine 1"/>
@@ -9669,7 +9691,7 @@
         </w:rPr>
         <w:lastRenderedPageBreak/>
         <w:drawing>
-          <wp:inline distT="0" distB="0" distL="0" distR="0" wp14:anchorId="0344F183" wp14:editId="7A211F1C">
+          <wp:inline distT="0" distB="0" distL="0" distR="0" wp14:anchorId="4584CBFE" wp14:editId="193889E1">
             <wp:extent cx="1776095" cy="3425876"/>
             <wp:effectExtent l="0" t="0" r="0" b="3175"/>
             <wp:docPr id="1296378366" name="Immagine 3"/>
@@ -9760,7 +9782,7 @@
           <w:noProof/>
         </w:rPr>
         <w:drawing>
-          <wp:inline distT="0" distB="0" distL="0" distR="0" wp14:anchorId="08CBDC7D" wp14:editId="27E0E796">
+          <wp:inline distT="0" distB="0" distL="0" distR="0" wp14:anchorId="217C978B" wp14:editId="74CDE0DE">
             <wp:extent cx="1851103" cy="3463569"/>
             <wp:effectExtent l="0" t="0" r="0" b="3810"/>
             <wp:docPr id="1780467428" name="Immagine 4"/>
@@ -9840,7 +9862,7 @@
         </w:rPr>
         <w:lastRenderedPageBreak/>
         <w:drawing>
-          <wp:inline distT="0" distB="0" distL="0" distR="0" wp14:anchorId="0DA564E6" wp14:editId="01C2FDBA">
+          <wp:inline distT="0" distB="0" distL="0" distR="0" wp14:anchorId="619D8645" wp14:editId="7334FEE6">
             <wp:extent cx="2430966" cy="5412773"/>
             <wp:effectExtent l="0" t="0" r="7620" b="0"/>
             <wp:docPr id="381474052" name="Immagine 6"/>
@@ -9926,7 +9948,7 @@
       <w:bookmarkStart w:id="15" w:name="_Toc205197644"/>
       <w:bookmarkStart w:id="16" w:name="_Toc205197645"/>
       <w:bookmarkStart w:id="17" w:name="_Hlk194154488"/>
-      <w:bookmarkStart w:id="18" w:name="_Toc239527328"/>
+      <w:bookmarkStart w:id="18" w:name="_Toc243860563"/>
       <w:bookmarkEnd w:id="15"/>
       <w:bookmarkEnd w:id="16"/>
       <w:r>
@@ -9959,7 +9981,7 @@
         </w:rPr>
       </w:pPr>
       <w:bookmarkStart w:id="19" w:name="_Toc196901128"/>
-      <w:bookmarkStart w:id="20" w:name="_Toc239527329"/>
+      <w:bookmarkStart w:id="20" w:name="_Toc243860564"/>
       <w:r>
         <w:rPr>
           <w:rStyle w:val="Enfasigrassetto"/>
@@ -10045,7 +10067,7 @@
         <w:rPr>
           <w:lang w:val="fr-FR"/>
         </w:rPr>
-        <w:t>Démarre le moteur.</w:t>
+        <w:t>Démarrez le moteur.</w:t>
       </w:r>
     </w:p>
     <w:p>
@@ -10077,7 +10099,7 @@
         <w:rPr>
           <w:lang w:val="fr-FR"/>
         </w:rPr>
-        <w:t xml:space="preserve"> ainsi que l'identifiant de version installé.</w:t>
+        <w:t xml:space="preserve"> ainsi que l'identifiant de la version installée.</w:t>
       </w:r>
     </w:p>
     <w:p>
@@ -10095,21 +10117,7 @@
         <w:rPr>
           <w:lang w:val="fr-FR"/>
         </w:rPr>
-        <w:t xml:space="preserve">Naviguez dans le menu circulaire en utilisant les boutons haut et bas jusqu'à atteindre l'objet </w:t>
-      </w:r>
-      <w:r>
-        <w:rPr>
-          <w:i/>
-          <w:iCs/>
-          <w:lang w:val="fr-FR"/>
-        </w:rPr>
-        <w:t>SETUP MENU</w:t>
-      </w:r>
-      <w:r>
-        <w:rPr>
-          <w:lang w:val="fr-FR"/>
-        </w:rPr>
-        <w:t>.</w:t>
+        <w:t>Naviguez dans le menu circulaire en utilisant les boutons haut et bas jusqu'à atteindre l'élément SETUP MENU.</w:t>
       </w:r>
     </w:p>
     <w:p>
@@ -10218,13 +10226,13 @@
           <w:bCs/>
           <w:lang w:val="fr-FR"/>
         </w:rPr>
-        <w:t>Note 1:</w:t>
-      </w:r>
-      <w:r>
-        <w:rPr>
-          <w:lang w:val="fr-FR"/>
-        </w:rPr>
-        <w:t xml:space="preserve"> Une exception est le seuil de régime moteur pour la fonction de changement de vitesse, détaillé au paragraphe 2.6, et la sélection DIESEL/GASOLINE, qui est détaillé dans le paragraphe 2.7.</w:t>
+        <w:t>Note 1 :</w:t>
+      </w:r>
+      <w:r>
+        <w:rPr>
+          <w:lang w:val="fr-FR"/>
+        </w:rPr>
+        <w:t xml:space="preserve"> Une exception est le seuil de régime moteur de la fonction shift, détaillé au paragraphe 2.6, et la sélection DIESEL/GASOLINE, détaillée au paragraphe 2.7.</w:t>
       </w:r>
     </w:p>
     <w:p>
@@ -10242,7 +10250,7 @@
         <w:rPr>
           <w:lang w:val="fr-FR"/>
         </w:rPr>
-        <w:t>Appuyez immédiatement sur le bouton RES (ou le bouton DISTANCE) pour sélectionner ou désélectionner la fonction affichée.</w:t>
+        <w:t>Appuyez sur le bouton RES (ou le bouton DISTANCE) et relâchez-le immédiatement pour sélectionner ou désélectionner la fonction affichée.</w:t>
       </w:r>
     </w:p>
     <w:p>
@@ -10274,7 +10282,7 @@
         <w:rPr>
           <w:lang w:val="fr-FR"/>
         </w:rPr>
-        <w:t>. Appuyez immédiatement sur le bouton RES (ou le bouton DISTANCE) sur le volant pour sauvegarder définitivement les réglages sélectionnés et revenir au menu principal.</w:t>
+        <w:t>. Appuyez sur le bouton RES (ou le bouton DISTANCE) du volant et relâchez-le immédiatement pour sauvegarder définitivement les réglages sélectionnés et revenir au menu principal.</w:t>
       </w:r>
     </w:p>
     <w:p>
@@ -10291,13 +10299,13 @@
           <w:bCs/>
           <w:lang w:val="fr-FR"/>
         </w:rPr>
-        <w:t>Note 2:</w:t>
-      </w:r>
-      <w:r>
-        <w:rPr>
-          <w:lang w:val="fr-FR"/>
-        </w:rPr>
-        <w:t xml:space="preserve"> Les éléments affichés dans le menu principal dépendent des réglages créés dans le SETUP MENU, auquel vous pouvez accéder à tout moment.</w:t>
+        <w:t>Note 2 :</w:t>
+      </w:r>
+      <w:r>
+        <w:rPr>
+          <w:lang w:val="fr-FR"/>
+        </w:rPr>
+        <w:t xml:space="preserve"> Les éléments affichés dans le menu principal dépendent des réglages effectués dans le SETUP MENU, auquel vous pouvez accéder à tout moment.</w:t>
       </w:r>
     </w:p>
     <w:p>
@@ -10340,10 +10348,6 @@
       <w:pPr>
         <w:jc w:val="both"/>
         <w:rPr>
-          <w:rStyle w:val="Enfasigrassetto"/>
-          <w:rFonts w:eastAsiaTheme="majorEastAsia" w:cstheme="minorHAnsi"/>
-          <w:sz w:val="32"/>
-          <w:szCs w:val="32"/>
           <w:lang w:val="fr-FR"/>
         </w:rPr>
       </w:pPr>
@@ -10353,57 +10357,13 @@
           <w:bCs/>
           <w:lang w:val="fr-FR"/>
         </w:rPr>
-        <w:t>WARNING:</w:t>
-      </w:r>
-      <w:r>
-        <w:rPr>
-          <w:lang w:val="fr-FR"/>
-        </w:rPr>
-        <w:t xml:space="preserve"> Le menu SETUP comprend trois fonctionnalités actuellement en développement qui ne devraient pas être activées : </w:t>
-      </w:r>
-      <w:r>
-        <w:rPr>
-          <w:b/>
-          <w:bCs/>
-          <w:lang w:val="fr-FR"/>
-        </w:rPr>
-        <w:t>REMOTE START</w:t>
-      </w:r>
-      <w:r>
-        <w:rPr>
-          <w:lang w:val="fr-FR"/>
-        </w:rPr>
-        <w:t xml:space="preserve">, </w:t>
-      </w:r>
-      <w:r>
-        <w:rPr>
-          <w:b/>
-          <w:bCs/>
-          <w:lang w:val="fr-FR"/>
-        </w:rPr>
-        <w:t>READ FAULTS</w:t>
-      </w:r>
-      <w:r>
-        <w:rPr>
-          <w:lang w:val="fr-FR"/>
-        </w:rPr>
-        <w:t xml:space="preserve"> et </w:t>
-      </w:r>
-      <w:r>
-        <w:rPr>
-          <w:b/>
-          <w:bCs/>
-          <w:lang w:val="fr-FR"/>
-        </w:rPr>
-        <w:t>PEDAL BOOSTER</w:t>
-      </w:r>
-      <w:r>
-        <w:rPr>
-          <w:rStyle w:val="Enfasigrassetto"/>
-          <w:rFonts w:cstheme="minorHAnsi"/>
-          <w:lang w:val="fr-FR"/>
-        </w:rPr>
-        <w:br w:type="page"/>
+        <w:t xml:space="preserve">AVERTISSEMENT : </w:t>
+      </w:r>
+      <w:r>
+        <w:rPr>
+          <w:lang w:val="fr-FR"/>
+        </w:rPr>
+        <w:t>le menu SETUP comprend une fonctionnalité actuellement en développement qui ne doit pas être activée : REMOTE START.</w:t>
       </w:r>
     </w:p>
     <w:p>
@@ -10416,7 +10376,7 @@
           <w:lang w:val="fr-FR"/>
         </w:rPr>
       </w:pPr>
-      <w:bookmarkStart w:id="21" w:name="_Toc239527330"/>
+      <w:bookmarkStart w:id="21" w:name="_Toc243860565"/>
       <w:r>
         <w:rPr>
           <w:rStyle w:val="Enfasigrassetto"/>
@@ -10435,7 +10395,7 @@
           <w:lang w:val="fr-FR"/>
         </w:rPr>
         <w:tab/>
-        <w:t>Renifleur</w:t>
+        <w:t>Sniffer</w:t>
       </w:r>
       <w:bookmarkEnd w:id="21"/>
     </w:p>
@@ -10460,13 +10420,13 @@
           <w:bCs/>
           <w:lang w:val="fr-FR"/>
         </w:rPr>
-        <w:t xml:space="preserve">Brève description : </w:t>
-      </w:r>
-      <w:r>
-        <w:rPr>
-          <w:lang w:val="fr-FR"/>
-        </w:rPr>
-        <w:t>agir comme un renifleur, connecté à un ordinateur personnel ou à un smartphone Android, c’est-à-dire qu’il permet d’enregistrer les messages du bus CAN.</w:t>
+        <w:t>Brève description :</w:t>
+      </w:r>
+      <w:r>
+        <w:rPr>
+          <w:lang w:val="fr-FR"/>
+        </w:rPr>
+        <w:t xml:space="preserve"> Agit comme un sniffer, connecté à un ordinateur personnel ou à un smartphone Android, c’est-à-dire qu’il permet d’enregistrer les messages du bus CAN.</w:t>
       </w:r>
     </w:p>
     <w:p>
@@ -10480,7 +10440,7 @@
         <w:rPr>
           <w:lang w:val="it-IT"/>
         </w:rPr>
-        <w:t>Le baccable peut être utilisé comme renifleur de deux manières différentes :</w:t>
+        <w:t>Le baccable peut être utilisé comme sniffer de deux manières différentes :</w:t>
       </w:r>
     </w:p>
     <w:p>
@@ -10512,7 +10472,7 @@
         <w:jc w:val="both"/>
       </w:pPr>
       <w:r>
-        <w:t>en activant la fonction SNIFFER depuis le MAIN SETUP MENU du BACCABLE, pour renifler avec l’application BACCABLE LOGGER depuis un smartphone (ou depuis un PC Windows), avec un bouton rapide pour partager en ligne l’enregistrement effectué (dans ce cas, une fois le câble USB déconnecté, le baccable reprend son fonctionnement normal)</w:t>
+        <w:t>en activant la fonction SNIFFER depuis le MAIN SETUP MENU du BACCABLE, pour sniffer avec l’application BACCABLE LOGGER depuis un smartphone (ou depuis un PC Windows), avec un bouton rapide pour partager en ligne l’enregistrement effectué (dans ce cas, une fois le câble USB déconnecté, le baccable reprend son fonctionnement normal)</w:t>
       </w:r>
     </w:p>
     <w:p/>
@@ -10525,7 +10485,7 @@
           <w:color w:val="auto"/>
         </w:rPr>
       </w:pPr>
-      <w:bookmarkStart w:id="22" w:name="_Toc239527331"/>
+      <w:bookmarkStart w:id="22" w:name="_Toc243860566"/>
       <w:r>
         <w:rPr>
           <w:rStyle w:val="Enfasigrassetto"/>
@@ -10541,7 +10501,7 @@
           <w:color w:val="auto"/>
         </w:rPr>
         <w:tab/>
-        <w:t>Renifleur avec firmware dédié SLCAN</w:t>
+        <w:t>Sniffer avec firmware dédié SLCAN</w:t>
       </w:r>
       <w:bookmarkEnd w:id="22"/>
     </w:p>
@@ -10555,10 +10515,10 @@
           <w:b/>
           <w:bCs/>
         </w:rPr>
-        <w:t xml:space="preserve">Brève description : </w:t>
-      </w:r>
-      <w:r>
-        <w:t>agir comme un renifleur, connecté à un ordinateur personnel, c’est-à-dire qu’il permet d’enregistrer les messages du bus CAN.</w:t>
+        <w:t>Brève description :</w:t>
+      </w:r>
+      <w:r>
+        <w:t xml:space="preserve"> Agit comme un sniffer, connecté à un ordinateur personnel, c’est-à-dire qu’il permet d’enregistrer les messages du bus CAN.</w:t>
       </w:r>
     </w:p>
     <w:p>
@@ -10601,7 +10561,7 @@
         <w:rPr>
           <w:lang w:val="fr-FR"/>
         </w:rPr>
-        <w:t>Chaque clé USB correspond à un bus CAN spécifique. En lisant le nom BACCABLE sur le boîtier, de gauche à droite vous avez les bus BH, C2 et C1.</w:t>
+        <w:t>Chaque port USB correspond à un bus CAN spécifique. En lisant le nom BACCABLE sur le boîtier, de gauche à droite vous avez les bus BH, C2 et C1.</w:t>
       </w:r>
     </w:p>
     <w:p>
@@ -10621,7 +10581,7 @@
         <w:rPr>
           <w:lang w:val="fr-FR"/>
         </w:rPr>
-        <w:t>Branchez un câble USB du bus USB désiré vers le PC (avec le système Windows).</w:t>
+        <w:t>Branchez le câble USB du bus désiré au PC (sous Windows).</w:t>
       </w:r>
     </w:p>
     <w:p>
@@ -10641,7 +10601,7 @@
         <w:rPr>
           <w:lang w:val="fr-FR"/>
         </w:rPr>
-        <w:t>Open SavvyCan (le lien vers le projet open source Savvycan est disponible dans le dépôt Baccable sur Github)</w:t>
+        <w:t>Ouvrez SavvyCan (le lien vers le projet open source SavvyCan est disponible dans le dépôt Baccable sur GitHub).</w:t>
       </w:r>
     </w:p>
     <w:p>
@@ -10661,7 +10621,7 @@
         <w:rPr>
           <w:lang w:val="fr-FR"/>
         </w:rPr>
-        <w:t>Dans le menu supérieur « Connexion », sélectionnez « Ouvrir la fenêtre de connexion »</w:t>
+        <w:t>Dans le menu supérieur « Connection », sélectionnez « Open Connection Window ».</w:t>
       </w:r>
     </w:p>
     <w:p>
@@ -10681,7 +10641,7 @@
         <w:rPr>
           <w:lang w:val="fr-FR"/>
         </w:rPr>
-        <w:t>Depuis la fenêtre « Paramètres de connexion », appuyez sur le bouton « Ajouter une nouvelle connexion d'appareil »</w:t>
+        <w:t>Dans la fenêtre « Connection Settings », appuyez sur le bouton « Add new Device Connection ».</w:t>
       </w:r>
     </w:p>
     <w:p>
@@ -10701,7 +10661,7 @@
         <w:rPr>
           <w:lang w:val="fr-FR"/>
         </w:rPr>
-        <w:t>Depuis la fenêtre « Nouvelle connexion », sélectionnez l'option « LAWICEL/SLCAN »</w:t>
+        <w:t>Dans la fenêtre « New Connection », sélectionnez l'option « LAWICEL/SLCAN ».</w:t>
       </w:r>
     </w:p>
     <w:p>
@@ -10721,7 +10681,7 @@
         <w:rPr>
           <w:lang w:val="fr-FR"/>
         </w:rPr>
-        <w:t>Depuis la fenêtre « Nouvelle connexion », sélectionnez dans le menu déroulant en série le port com où le Baccable a été trouvé (vous pouvez vérifier le gestionnaire de périphériques pour voir quel port série COM virtuel est associé au BACCABLE, révélé comme un appareil ST)</w:t>
+        <w:t>Dans la fenêtre « New Connection », sélectionnez dans le menu déroulant le port COM où le Baccable a été trouvé (vous pouvez vérifier dans le Gestionnaire de périphériques de Windows quel port COM virtuel est associé au BACCABLE, détecté comme un périphérique ST).</w:t>
       </w:r>
     </w:p>
     <w:p>
@@ -10741,7 +10701,7 @@
         <w:rPr>
           <w:lang w:val="fr-FR"/>
         </w:rPr>
-        <w:t>Depuis la fenêtre « Nouvelle connexion », Laisser la vitesse du port série par défaut (115000bps)</w:t>
+        <w:t>Dans la fenêtre « New Connection », laissez la vitesse du port série à sa valeur par défaut (115000bps).</w:t>
       </w:r>
     </w:p>
     <w:p>
@@ -10761,7 +10721,7 @@
         <w:rPr>
           <w:lang w:val="fr-FR"/>
         </w:rPr>
-        <w:t>Depuis la fenêtre « Nouvelle connexion », régler la vitesse du bus Can selon la vitesse du bus désiré (500000bps pour C1 et C2, ou 125000bps pour BH)</w:t>
+        <w:t>Dans la fenêtre « New Connection », réglez la vitesse du bus CAN selon le bus désiré (500000bps pour C1 et C2, ou 125000bps pour le bus BH).</w:t>
       </w:r>
     </w:p>
     <w:p>
@@ -10781,7 +10741,7 @@
         <w:rPr>
           <w:lang w:val="fr-FR"/>
         </w:rPr>
-        <w:t>Depuis la fenêtre « Nouvelle connexion », appuyez sur le bouton « créer une nouvelle connexion »</w:t>
+        <w:t>Dans la fenêtre « New Connection », appuyez sur le bouton « Create new connection ».</w:t>
       </w:r>
     </w:p>
     <w:p>
@@ -10801,7 +10761,7 @@
         <w:rPr>
           <w:lang w:val="fr-FR"/>
         </w:rPr>
-        <w:t>Fermer la fenêtre « paramètres de connexion »</w:t>
+        <w:t>Fermez la fenêtre « Connection Settings ».</w:t>
       </w:r>
     </w:p>
     <w:p>
@@ -10821,7 +10781,7 @@
         <w:rPr>
           <w:lang w:val="fr-FR"/>
         </w:rPr>
-        <w:t>Si les ECU communiquent avec le véhicule, vous verrez des messages associés dans la fenêtre principale de Savvycan.</w:t>
+        <w:t>Si les ECU du véhicule communiquent, vous verrez les messages correspondants dans la fenêtre principale de SavvyCan.</w:t>
       </w:r>
     </w:p>
     <w:p>
@@ -10841,7 +10801,7 @@
         <w:rPr>
           <w:lang w:val="fr-FR"/>
         </w:rPr>
-        <w:t>Sur le côté droit de la fenêtre, il est possible d'arrêter et de vider la capture à l'effacement, en bas à droite de la fenêtre, il est possible de filtrer les messages affichés</w:t>
+        <w:t>Sur le côté droit de la fenêtre, il est possible d'arrêter et d'effacer la capture ; en bas à droite de la fenêtre, il est possible de filtrer les messages affichés.</w:t>
       </w:r>
     </w:p>
     <w:p>
@@ -10861,7 +10821,7 @@
         <w:rPr>
           <w:lang w:val="fr-FR"/>
         </w:rPr>
-        <w:t>Depuis le menu supérieur, vous pouvez sélectionner Enregistrer le fichier journal ou Charger le fichier journal pour enregistrer l'enregistrement actuel ou pour ouvrir les messages précédemment enregistrés.</w:t>
+        <w:t>Depuis le menu supérieur « File », vous pouvez sélectionner « Save Log File » ou « Load Log File » pour enregistrer l'enregistrement actuel ou pour ouvrir les messages précédemment enregistrés.</w:t>
       </w:r>
     </w:p>
     <w:p>
@@ -10881,8 +10841,7 @@
         <w:rPr>
           <w:lang w:val="fr-FR"/>
         </w:rPr>
-        <w:lastRenderedPageBreak/>
-        <w:t>Depuis la partie centrale inférieure de la fenêtre principale, vous pouvez envoyer des messages vers le bus can (instructions détaillées dans le dépôt Savvycan</w:t>
+        <w:t>Depuis la partie centrale inférieure de la fenêtre principale, vous pouvez envoyer des messages vers le bus CAN (instructions détaillées dans le dépôt SavvyCan).</w:t>
       </w:r>
     </w:p>
     <w:p>
@@ -10902,7 +10861,8 @@
         <w:rPr>
           <w:lang w:val="fr-FR"/>
         </w:rPr>
-        <w:t>Depuis le menu RE TOOLS, vous pouvez sélectionner le sniffer pour accéder à une fenêtre où vous pouvez analyser les octets changeants selon des événements spécifiques.</w:t>
+        <w:lastRenderedPageBreak/>
+        <w:t>Depuis le menu « RE TOOLS », vous pouvez sélectionner « Sniffer » pour accéder à une fenêtre permettant d'analyser les variations des octets en fonction d'événements spécifiques.</w:t>
       </w:r>
     </w:p>
     <w:p>
@@ -10924,7 +10884,7 @@
           <w:lang w:val="fr-FR"/>
         </w:rPr>
       </w:pPr>
-      <w:bookmarkStart w:id="23" w:name="_Toc239527332"/>
+      <w:bookmarkStart w:id="23" w:name="_Toc243860567"/>
       <w:r>
         <w:rPr>
           <w:rStyle w:val="Enfasigrassetto"/>
@@ -10942,7 +10902,7 @@
           <w:lang w:val="fr-FR"/>
         </w:rPr>
         <w:tab/>
-        <w:t>Renifleur avec firmware d’origine et application dédiée</w:t>
+        <w:t>Sniffer avec firmware d’origine et application dédiée</w:t>
       </w:r>
       <w:bookmarkEnd w:id="23"/>
     </w:p>
@@ -10960,13 +10920,13 @@
           <w:bCs/>
           <w:lang w:val="fr-FR"/>
         </w:rPr>
-        <w:t xml:space="preserve">Brève description : </w:t>
-      </w:r>
-      <w:r>
-        <w:rPr>
-          <w:lang w:val="fr-FR"/>
-        </w:rPr>
-        <w:t>agir comme un renifleur, connecté à un ordinateur personnel ou à un smartphone Android, c’est-à-dire qu’il est possible d’enregistrer les messages présents sur les bus CAN</w:t>
+        <w:t>Brève description :</w:t>
+      </w:r>
+      <w:r>
+        <w:rPr>
+          <w:lang w:val="fr-FR"/>
+        </w:rPr>
+        <w:t xml:space="preserve"> Agit comme un sniffer, connecté à un ordinateur personnel ou à un smartphone Android, c’est-à-dire qu’il est possible d’enregistrer les messages présents sur les bus CAN.</w:t>
       </w:r>
     </w:p>
     <w:p>
@@ -10980,7 +10940,7 @@
         <w:rPr>
           <w:lang w:val="it-IT"/>
         </w:rPr>
-        <w:t>Pour renifler, il est nécessaire de :</w:t>
+        <w:t>Pour sniffer, il est nécessaire de :</w:t>
       </w:r>
     </w:p>
     <w:p>
@@ -11033,7 +10993,7 @@
         <w:jc w:val="both"/>
       </w:pPr>
       <w:r>
-        <w:t>Dès lors, le baccable se transformera en renifleur, envoyant les paquets vers le PC (ou le smartphone).</w:t>
+        <w:t>Dès lors, le baccable se transformera en sniffer, envoyant les paquets vers le PC (ou le smartphone).</w:t>
       </w:r>
     </w:p>
     <w:p>
@@ -11056,7 +11016,7 @@
         <w:t>Note1</w:t>
       </w:r>
       <w:r>
-        <w:t xml:space="preserve"> : 10 secondes après la déconnexion du câble USB, le baccable redeviendra simplement un baccable. Pour utiliser à nouveau la fonction renifleur, il faudra déconnecter le baccable de la prise OBD puis reconnecter le câble USB, suivi du connecteur OBD.</w:t>
+        <w:t xml:space="preserve"> : 10 secondes après la déconnexion du câble USB, le baccable redeviendra simplement un baccable. Pour utiliser à nouveau la fonction sniffer, il faudra déconnecter le baccable de la prise OBD puis reconnecter le câble USB, suivi du connecteur OBD.</w:t>
       </w:r>
     </w:p>
     <w:p>
@@ -11071,7 +11031,7 @@
         <w:t>Note2</w:t>
       </w:r>
       <w:r>
-        <w:t xml:space="preserve"> : si vous n’utilisez pas le renifleur, pensez à le désactiver depuis le main setup menu, afin de réduire le risque d’interférences entre la fonction renifleur et la fonction immobilisateur pendant les premières secondes de fonctionnement.</w:t>
+        <w:t xml:space="preserve"> : si vous n’utilisez pas le sniffer, pensez à le désactiver depuis le main setup menu, afin de réduire le risque d’interférences entre la fonction sniffer et la fonction immobilizer pendant les premières secondes de fonctionnement.</w:t>
       </w:r>
     </w:p>
     <w:p>
@@ -11166,7 +11126,7 @@
         <w:jc w:val="both"/>
       </w:pPr>
       <w:r>
-        <w:t>Chaque fois que le bouton de connexion est pressé, un nouveau fichier recording.CSV et log.TXT sera créé.</w:t>
+        <w:t>Chaque fois que le bouton de connexion est pressé, un nouveau fichier recording.CSV et un nouveau fichier log.TXT seront créés.</w:t>
       </w:r>
     </w:p>
     <w:p>
@@ -11200,7 +11160,7 @@
           <w:lang w:val="fr-FR"/>
         </w:rPr>
       </w:pPr>
-      <w:bookmarkStart w:id="24" w:name="_Toc239527333"/>
+      <w:bookmarkStart w:id="24" w:name="_Toc243860568"/>
       <w:r>
         <w:rPr>
           <w:rStyle w:val="Enfasigrassetto"/>
@@ -11219,7 +11179,7 @@
           <w:lang w:val="fr-FR"/>
         </w:rPr>
         <w:tab/>
-        <w:t>Désactivateur Start&amp;Stop</w:t>
+        <w:t>Start&amp;Stop disabler</w:t>
       </w:r>
       <w:bookmarkEnd w:id="24"/>
     </w:p>
@@ -11252,20 +11212,20 @@
         <w:rPr>
           <w:lang w:val="fr-FR"/>
         </w:rPr>
-        <w:t>désactivez le démarrage et l'arrêt si le moteur tourne et si le démarrage et arrêt n'est pas désactivé. C'est une fonction qui peut être activée et désactivée depuis le menu SETUP décrit au paragraphe 2.1.</w:t>
-      </w:r>
-    </w:p>
-    <w:p>
-      <w:pPr>
-        <w:rPr>
-          <w:lang w:val="fr-FR"/>
-        </w:rPr>
-      </w:pPr>
-      <w:r>
-        <w:rPr>
-          <w:lang w:val="fr-FR"/>
-        </w:rPr>
-        <w:t>Aucune instruction supplémentaire n'est requise</w:t>
+        <w:t>Désactive le Start&amp;Stop si le moteur tourne et si le Start&amp;Stop n'est pas déjà désactivé. C'est une fonction qui peut être activée et désactivée depuis le menu SETUP décrit au paragraphe 2.1.</w:t>
+      </w:r>
+    </w:p>
+    <w:p>
+      <w:pPr>
+        <w:rPr>
+          <w:lang w:val="fr-FR"/>
+        </w:rPr>
+      </w:pPr>
+      <w:r>
+        <w:rPr>
+          <w:lang w:val="fr-FR"/>
+        </w:rPr>
+        <w:t>Aucune instruction supplémentaire n'est requise.</w:t>
       </w:r>
       <w:r>
         <w:rPr>
@@ -11284,7 +11244,7 @@
           <w:lang w:val="fr-FR"/>
         </w:rPr>
       </w:pPr>
-      <w:bookmarkStart w:id="25" w:name="_Toc239527334"/>
+      <w:bookmarkStart w:id="25" w:name="_Toc243860569"/>
       <w:r>
         <w:rPr>
           <w:rStyle w:val="Enfasigrassetto"/>
@@ -11329,13 +11289,13 @@
           <w:bCs/>
           <w:lang w:val="fr-FR"/>
         </w:rPr>
-        <w:t xml:space="preserve">Brève description : </w:t>
-      </w:r>
-      <w:r>
-        <w:rPr>
-          <w:lang w:val="fr-FR"/>
-        </w:rPr>
-        <w:t>agir comme un antidémarrage. Si une connexion au RFHUB est détectée, elle la réinitialise, empêchant l'ajout d'une clé, désactive le contact et déclenche l'alarme panique (si activée sur le proxy). L'immobilisateur peut être désactivé et réactivé de façon permanente en appuyant sur le bouton du régulateur de vitesse vers le haut pendant 30 secondes, moteur en marche et régulateur désactivé. Le tableau de bord clignotera 5 à 6 fois si l'immobilisateur a été désactivé avec succès, et 3 fois s'il a été réactivé avec succès.</w:t>
+        <w:t>Brève description :</w:t>
+      </w:r>
+      <w:r>
+        <w:rPr>
+          <w:lang w:val="fr-FR"/>
+        </w:rPr>
+        <w:t xml:space="preserve"> Agit comme un immobilizer. Si une connexion au RFHUB est détectée, il la réinitialise en empêchant l'ajout d'une clé, désactive le démarrage et active la PANIC ALARM (si elle est activée dans le proxy). L'immobilizer peut être désactivé et réactivé de façon permanente en appuyant sur le bouton du régulateur de vitesse vers le haut pendant 30 secondes, moteur en marche et régulateur désactivé. Le tableau de bord clignotera 5 à 6 fois si l'immobilizer a été désactivé avec succès et 3 fois s'il a été réactivé.</w:t>
       </w:r>
     </w:p>
     <w:p>
@@ -11357,7 +11317,7 @@
         <w:rPr>
           <w:lang w:val="fr-FR"/>
         </w:rPr>
-        <w:t>La fonctionnalité IMMOBILIZER effectue les fonctions suivantes :</w:t>
+        <w:t>La fonction IMMOBILIZER effectue les opérations suivantes :</w:t>
       </w:r>
     </w:p>
     <w:p>
@@ -11375,7 +11335,7 @@
         <w:rPr>
           <w:lang w:val="fr-FR"/>
         </w:rPr>
-        <w:t>Détecte si le voleur essaie de se connecter à RFHUB (ils le font pour ajouter une clé à la voiture)</w:t>
+        <w:t>Détecte si un voleur essaie de se connecter au RFHUB (pour ajouter une clé au véhicule).</w:t>
       </w:r>
     </w:p>
     <w:p>
@@ -11393,7 +11353,7 @@
         <w:rPr>
           <w:lang w:val="fr-FR"/>
         </w:rPr>
-        <w:t>Lance l'alarme de panique après une seconde</w:t>
+        <w:t>Active la PANIC ALARM après une seconde.</w:t>
       </w:r>
     </w:p>
     <w:p>
@@ -11411,7 +11371,7 @@
         <w:rPr>
           <w:lang w:val="fr-FR"/>
         </w:rPr>
-        <w:t>Réinitialise continuellement le RFHUB afin de réinitialiser la connexion voleur, avec ce message pendant 10 secondes</w:t>
+        <w:t>Réinitialise continuellement le RFHUB afin d’interrompre la connexion du voleur, en envoyant un message pendant 10 secondes.</w:t>
       </w:r>
     </w:p>
     <w:p>
@@ -11429,7 +11389,7 @@
         <w:rPr>
           <w:lang w:val="fr-FR"/>
         </w:rPr>
-        <w:t>Après 10 secondes, il s'arrête pour envoyer des messages et arrête l'alarme, puis revient à l'écoute des messages du voleur</w:t>
+        <w:t>Après 10 secondes, il cesse d'envoyer des messages, arrête l'alarme et revient en mode écoute pour détecter de nouvelles tentatives de connexion du voleur.</w:t>
       </w:r>
     </w:p>
     <w:p>
@@ -11443,7 +11403,7 @@
         <w:rPr>
           <w:lang w:val="fr-FR"/>
         </w:rPr>
-        <w:t>L'alarme de panique ne se déclenchera que si vous aviez activé l'alarme de panique dans votre ECU, avec la procédure d'alignement proxy MES.</w:t>
+        <w:t>La PANIC ALARM ne se déclenchera que si elle a été préalablement activée dans l'ECU par la procédure d'alignement proxy avec MES.</w:t>
       </w:r>
     </w:p>
     <w:p>
@@ -11457,7 +11417,7 @@
         <w:rPr>
           <w:lang w:val="fr-FR"/>
         </w:rPr>
-        <w:t>La fonction Immobilisateur ne détectera pas le voleur si vous alimentez le BACCAble avec une tension disponible uniquement lorsque le panneau est allumé. Ainsi, si vous utilisez la fonction immobilisateur, branchez-le sur le port OBD 12V, ou branchez directement le canon sur la tension USB de 5V prélevée sur le connecteur de l'interface USB dans la zone centrale, près de la prise du briquet. En fait, la tension USB est activée dès que le voleur réveille le rfhub.</w:t>
+        <w:t>La fonction Immobilizer ne détectera pas le voleur si le BACCABLE est alimenté par une tension disponible uniquement lorsque le contact est mis. Par conséquent, si vous utilisez la fonction immobilizer, branchez le BACCABLE sur la prise OBD 12V ou directement sur la tension USB 5V prélevée sur le connecteur de l'interface USB de la zone centrale, près de l'allume-cigare. En effet, la tension USB s'active dès que le voleur réveille le RFHUB.</w:t>
       </w:r>
     </w:p>
     <w:p>
@@ -11471,7 +11431,7 @@
         <w:rPr>
           <w:lang w:val="fr-FR"/>
         </w:rPr>
-        <w:t>Une fois que nous commençons à envoyer le message de réinitialisation du rfhub, aucun des boutons d'ouverture ne fonctionnera. La voiture apparaîtra comme morte.</w:t>
+        <w:t>Une fois l'envoi du message de réinitialisation au RFHUB commencé, même le bouton de démarrage ne fonctionnera plus et la voiture semblera complètement éteinte.</w:t>
       </w:r>
     </w:p>
     <w:p>
@@ -11485,7 +11445,7 @@
         <w:rPr>
           <w:lang w:val="fr-FR"/>
         </w:rPr>
-        <w:t>L'immobilisateur au début est activé par défaut. Pour basculer définitivement l'état, le moteur doit être en marche, le régulateur de vitesse désactivé, la vitesse au point mort, et il faut appuyer doucement sur le bouton d'augmentation de vitesse du régulateur pendant environ 30 secondes. Si l'immo est désactivé, la luminosité du tableau de bord clignote 5 à 6 fois. Si l'immo devient activé, le tableau de bord clignote 3 fois. Le changement persiste après une coupure de courant. Le statut actuel de l'Immobilisateur est également affiché dans le menu principal du BACCABLE avec les textes « IMMOBILIZER ON » ou « IMMOBILIZER OFF ».</w:t>
+        <w:t>L'immobilizer est actif par défaut au démarrage. Pour changer définitivement son état, le moteur doit être en marche, le régulateur de vitesse désactivé, la boîte au point mort, et il faut appuyer doucement sur le bouton d'augmentation de vitesse du régulateur pendant environ 30-40 secondes. Si l'immobilizer est désactivé, la luminosité du tableau de bord clignotera 5 à 6 fois. S'il est activé, elle clignotera 3 fois. La modification reste active même après une coupure d'alimentation. L'état actuel de l'immobilizer est également visible dans le menu principal du BACCABLE avec l'inscription « IMMOBILIZER ON » ou « IMMOBILIZER OFF ».</w:t>
       </w:r>
     </w:p>
     <w:p>
@@ -11499,7 +11459,7 @@
         <w:rPr>
           <w:lang w:val="fr-FR"/>
         </w:rPr>
-        <w:t>Quand vous branchez l'alimentation sur BACCABLE (ou si vous branchez BACCABLE), si l'immobilisateur est activé, la LED bleue de BACCABLE clignote deux fois et le tableau de bord clignote une fois. C'est utile pour comprendre comment l'immobilisateur est réglé.</w:t>
+        <w:t>Lorsque le BACCABLE est alimenté (ou branché), si l'immobilizer est activé, la LED bleue du BACCABLE clignote deux fois et le tableau de bord clignote une fois. Cela permet de vérifier l'état de l'immobilizer.</w:t>
       </w:r>
     </w:p>
     <w:p>
@@ -11513,27 +11473,21 @@
         <w:rPr>
           <w:lang w:val="fr-FR"/>
         </w:rPr>
-        <w:t xml:space="preserve">Pour vérifier le bon fonctionnement de l'immobilisateur, il est possible de simuler une tentative de vol en se connectant au HUB RF via un ELM327 et l'application smartphone AlfaOBD ou l'application </w:t>
-      </w:r>
+        <w:t>Pour vérifier le bon fonctionnement de l'immobilizer, il est possible de simuler l'intervention du voleur en se connectant au RF HUB à l'aide d'un ELM327 et de l'application smartphone alfaobd ou de l'application Multiecuscan sur PC. Lors de la tentative de connexion au RF HUB, le véhicule ne pourra plus être démarré et la PANIC ALARM se déclenchera en produisant un son périodique du klaxon.</w:t>
+      </w:r>
+    </w:p>
+    <w:p>
+      <w:pPr>
+        <w:rPr>
+          <w:lang w:val="fr-FR"/>
+        </w:rPr>
+      </w:pPr>
       <w:r>
         <w:rPr>
           <w:lang w:val="fr-FR"/>
         </w:rPr>
         <w:lastRenderedPageBreak/>
-        <w:t>Multiecuscan sur un PC. Lors de la tentative de connexion au HUB RF, l'allumage ne sera plus possible, et l'ALARME DE PANIQUE s'activera, produisant un son périodique provenant du klaxon.</w:t>
-      </w:r>
-    </w:p>
-    <w:p>
-      <w:pPr>
-        <w:rPr>
-          <w:lang w:val="fr-FR"/>
-        </w:rPr>
-      </w:pPr>
-      <w:r>
-        <w:rPr>
-          <w:lang w:val="fr-FR"/>
-        </w:rPr>
-        <w:t>NE PANIQUEZ PAS : il suffit de déconnecter l'ELM327, d'attendre 30 secondes, et BACCABLE arrêtera l'alarme de panique. En général, rappelez-vous qu'en démarrant le véhicule, en engageant la vitesse et en roulant, même à très basse vitesse, l'alarme de panique est automatiquement arrêtée par l'ECU du véhicule.</w:t>
+        <w:t>Pas de panique : débranchez l'ELM327, attendez 30 secondes et le baccable arrêtera la panic alarm. En général, rappelez-vous qu'en démarrant le véhicule, en engageant une vitesse et en partant, dès quelques km/h la panic alarm est automatiquement interrompue par l'ECU du véhicule.</w:t>
       </w:r>
     </w:p>
     <w:p>
@@ -11557,7 +11511,7 @@
           <w:lang w:val="fr-FR"/>
         </w:rPr>
       </w:pPr>
-      <w:bookmarkStart w:id="26" w:name="_Toc239527335"/>
+      <w:bookmarkStart w:id="26" w:name="_Toc243860570"/>
       <w:r>
         <w:rPr>
           <w:rStyle w:val="Enfasigrassetto"/>
@@ -11575,7 +11529,7 @@
           <w:lang w:val="fr-FR"/>
         </w:rPr>
         <w:tab/>
-        <w:t>Contrôleur à bande LED</w:t>
+        <w:t>Led Strip Controller</w:t>
       </w:r>
       <w:bookmarkEnd w:id="26"/>
     </w:p>
@@ -11599,13 +11553,13 @@
           <w:bCs/>
           <w:lang w:val="fr-FR"/>
         </w:rPr>
-        <w:t xml:space="preserve">Brève description : </w:t>
-      </w:r>
-      <w:r>
-        <w:rPr>
-          <w:lang w:val="fr-FR"/>
-        </w:rPr>
-        <w:t xml:space="preserve">Contrôle une </w:t>
+        <w:t>Brève description :</w:t>
+      </w:r>
+      <w:r>
+        <w:rPr>
+          <w:lang w:val="fr-FR"/>
+        </w:rPr>
+        <w:t xml:space="preserve"> Contrôle une bande LED </w:t>
       </w:r>
       <w:r>
         <w:rPr>
@@ -11613,13 +11567,13 @@
           <w:bCs/>
           <w:lang w:val="fr-FR"/>
         </w:rPr>
-        <w:t xml:space="preserve"> bande LED WS281x</w:t>
-      </w:r>
-      <w:r>
-        <w:rPr>
-          <w:lang w:val="fr-FR"/>
-        </w:rPr>
-        <w:t xml:space="preserve"> selon la position de la pédale d'accélérateur (nécessite de connecter la broche 8 à la bande LED (optionnelle), tandis que l'alimentation de la bande LED doit provenir d'une tension absente lorsque le véhicule est éteint). Chaque engrenage est associé à un motif de couleur spécifique de la bande. Les LED sont allumées comme un vumètre selon la pression sur la pédale d'accélérateur. Avec l'accélérateur relâché, seules les LED centrales sont allumées. La bande LED est contrôlée en supposant que le tunnel central de la voiture est arrondi par des LED. Ainsi, la partie centrale de la bande LED se trouve à l'arrière du tunnel central.</w:t>
+        <w:t>WS281x</w:t>
+      </w:r>
+      <w:r>
+        <w:rPr>
+          <w:lang w:val="fr-FR"/>
+        </w:rPr>
+        <w:t xml:space="preserve"> en fonction de la position de la pédale d'accélérateur. Il faut connecter la broche 8 à la bande LED (optionnelle), tandis que l'alimentation de la bande doit provenir d'une tension absente lorsque le véhicule est éteint. Chaque rapport de boîte est associé à un schéma de couleur déterminé de la bande LED. Les LED s'allument comme un vumètre en fonction de la position de l'accélérateur : elles s'allument progressivement selon la pression sur la pédale d'accélérateur. Lorsque l'accélérateur est relâché, seules les LED centrales restent allumées. On suppose que le tunnel central de la voiture est entouré par la bande LED, la partie centrale se trouve donc à l'arrière du tunnel.</w:t>
       </w:r>
     </w:p>
     <w:p>
@@ -11641,7 +11595,7 @@
         <w:rPr>
           <w:lang w:val="fr-FR"/>
         </w:rPr>
-        <w:t>Il s'agit d'une fonction qui peut être activée et désactivée depuis le MENU CONFIGURATION décrit au paragraphe 2.1.</w:t>
+        <w:t>Il s'agit d'une fonction qui peut être activée et désactivée depuis le menu SETUP décrit au paragraphe 2.1.</w:t>
       </w:r>
     </w:p>
     <w:p>
@@ -11671,7 +11625,7 @@
         <w:rPr>
           <w:lang w:val="fr-FR"/>
         </w:rPr>
-        <w:t>Connectez la broche 8 à la broche de contrôle de la bande LED</w:t>
+        <w:t>Connectez la broche 8 à la broche de commande de la bande LED WS281x.</w:t>
       </w:r>
     </w:p>
     <w:p>
@@ -11691,7 +11645,7 @@
         <w:rPr>
           <w:lang w:val="fr-FR"/>
         </w:rPr>
-        <w:t>Connectez les + et – de la bande LED à la tension souhaitée (5V ou 12V de la voiture) en vous assurant qu'une tension est coupée lorsque la voiture se met en veille afin d'éviter la décharge de la batterie. Le nombre de LED dans la bande correspond au numéro de LED configuré dans le firmware.</w:t>
+        <w:t>Connectez les bornes + et - de la bande LED à la tension souhaitée (5V ou 12V de la voiture), en vous assurant qu'elle est coupée lorsque la voiture passe en mode veille, pour éviter de décharger la batterie. Le nombre de LED de la bande doit correspondre à la valeur configurée dans le firmware du BACCABLE.</w:t>
       </w:r>
     </w:p>
     <w:p>
@@ -11717,7 +11671,7 @@
         <w:rPr>
           <w:lang w:val="fr-FR"/>
         </w:rPr>
-        <w:t>Un exemple de tension disponible uniquement lorsque la voiture est allumée, donc adapté à la bande LED, est la broche 12 (+12V) et 1 (GND) du connecteur lié au panneau Start&amp;Stop et aux lumières.</w:t>
+        <w:t>Un exemple d'alimentation présente uniquement lorsque le véhicule est allumé, et donc adaptée pour alimenter la bande LED, est la broche 12 (+12V) et la broche 1 (GND) du connecteur du panneau Start&amp;Stop et éclairage.</w:t>
       </w:r>
     </w:p>
     <w:p>
@@ -11733,7 +11687,7 @@
           <w:lang w:val="fr-FR"/>
         </w:rPr>
         <w:drawing>
-          <wp:inline distT="0" distB="0" distL="0" distR="0" wp14:anchorId="3173E6F5" wp14:editId="2F440161">
+          <wp:inline distT="0" distB="0" distL="0" distR="0" wp14:anchorId="5323A4BB" wp14:editId="1973786C">
             <wp:extent cx="3290675" cy="2134748"/>
             <wp:effectExtent l="0" t="0" r="5080" b="0"/>
             <wp:docPr id="377445167" name="Immagine 5"/>
@@ -11793,11 +11747,9 @@
       </w:pPr>
       <w:r>
         <w:rPr>
-          <w:b/>
-          <w:bCs/>
-          <w:lang w:val="fr-FR"/>
-        </w:rPr>
-        <w:t>Connecteur lié au Start&amp;Stop et panneau des lumières</w:t>
+          <w:lang w:val="fr-FR"/>
+        </w:rPr>
+        <w:t>Connecteur du panneau Start&amp;Stop et éclairage</w:t>
       </w:r>
     </w:p>
     <w:p>
@@ -11816,7 +11768,6 @@
           <w:rFonts w:cstheme="minorHAnsi"/>
           <w:lang w:val="fr-FR"/>
         </w:rPr>
-        <w:lastRenderedPageBreak/>
         <w:br w:type="page"/>
       </w:r>
     </w:p>
@@ -11831,7 +11782,7 @@
           <w:lang w:val="fr-FR"/>
         </w:rPr>
       </w:pPr>
-      <w:bookmarkStart w:id="27" w:name="_Toc239527336"/>
+      <w:bookmarkStart w:id="27" w:name="_Toc243860571"/>
       <w:r>
         <w:rPr>
           <w:rStyle w:val="Enfasigrassetto"/>
@@ -11858,11 +11809,31 @@
       <w:pPr>
         <w:jc w:val="both"/>
         <w:rPr>
+          <w:lang w:val="fr-FR"/>
+        </w:rPr>
+      </w:pPr>
+    </w:p>
+    <w:p>
+      <w:pPr>
+        <w:jc w:val="both"/>
+        <w:rPr>
+          <w:lang w:val="fr-FR"/>
+        </w:rPr>
+      </w:pPr>
+      <w:r>
+        <w:rPr>
           <w:b/>
           <w:bCs/>
           <w:lang w:val="fr-FR"/>
         </w:rPr>
-      </w:pPr>
+        <w:t xml:space="preserve">Brève description : </w:t>
+      </w:r>
+      <w:r>
+        <w:rPr>
+          <w:lang w:val="fr-FR"/>
+        </w:rPr>
+        <w:t>Affiche, en mode race, l’indicateur de changement de vitesse sur le tableau de bord (barres jaunes et message SHIFT), à partir du seuil de régime moteur réglé dans le MAIN SETUP MENU.</w:t>
+      </w:r>
     </w:p>
     <w:p>
       <w:pPr>
@@ -11877,13 +11848,13 @@
           <w:bCs/>
           <w:lang w:val="fr-FR"/>
         </w:rPr>
-        <w:t xml:space="preserve">Brève description : </w:t>
-      </w:r>
-      <w:r>
-        <w:rPr>
-          <w:lang w:val="fr-FR"/>
-        </w:rPr>
-        <w:t>Affiche, en mode course, l'indicateur de changement de vitesse dans le tableau de bord (demande de changement de vitesse), lorsque le seuil défini de régime moteur est dépassé. Le seuil est stocké dans le firmware BACCABLE.</w:t>
+        <w:t xml:space="preserve">Note : </w:t>
+      </w:r>
+      <w:r>
+        <w:rPr>
+          <w:lang w:val="fr-FR"/>
+        </w:rPr>
+        <w:t>Il s’agit d’une fonction qui peut être activée et désactivée via le MAIN SETUP MENU décrit au paragraphe 2.1. Le seuil de régime moteur se règle sur l’élément SHIFT RPM du MAIN SETUP MENU : chaque pression sur le bouton RES (ou bouton DISTANCE) augmente le seuil de 250 rpm ; au-delà de 6000 rpm, on repart de 1500 rpm (menu tournant).</w:t>
       </w:r>
     </w:p>
     <w:p>
@@ -11893,9 +11864,20 @@
           <w:lang w:val="fr-FR"/>
         </w:rPr>
       </w:pPr>
-    </w:p>
-    <w:p>
-      <w:pPr>
+      <w:r>
+        <w:rPr>
+          <w:lang w:val="fr-FR"/>
+        </w:rPr>
+        <w:t>Le seuil réglé (SHIFT RPM) est le régime auquel apparaît la première barre jaune ; les barres suivantes et le message SHIFT apparaissent à des régimes plus élevés, selon la séquence suivante :</w:t>
+      </w:r>
+    </w:p>
+    <w:p>
+      <w:pPr>
+        <w:pStyle w:val="Paragrafoelenco"/>
+        <w:numPr>
+          <w:ilvl w:val="0"/>
+          <w:numId w:val="20"/>
+        </w:numPr>
         <w:jc w:val="both"/>
         <w:rPr>
           <w:lang w:val="fr-FR"/>
@@ -11907,52 +11889,96 @@
           <w:bCs/>
           <w:lang w:val="fr-FR"/>
         </w:rPr>
-        <w:t>Note :</w:t>
-      </w:r>
-      <w:r>
-        <w:rPr>
-          <w:lang w:val="fr-FR"/>
-        </w:rPr>
-        <w:t xml:space="preserve"> Il s'agit d'une fonction qui peut être activée et désactivée via le MENU CONFIGURATION décrit au paragraphe 2.1. Le seuil de régime moteur peut être modifié en accédant au menu INSTALLATION comme indiqué au paragraphe 2.1, élément du menu SHIFT RPM. Chaque fois que le bouton RES (ou bouton DISTANCE) est pressé, le seuil change dans un menu tournant.</w:t>
-      </w:r>
-    </w:p>
-    <w:p>
-      <w:pPr>
+        <w:t>de SHIFT RPM à SHIFT RPM + 499 rpm</w:t>
+      </w:r>
+      <w:r>
+        <w:rPr>
+          <w:lang w:val="fr-FR"/>
+        </w:rPr>
+        <w:t xml:space="preserve"> : la première barre jaune apparaît ;</w:t>
+      </w:r>
+    </w:p>
+    <w:p>
+      <w:pPr>
+        <w:pStyle w:val="Paragrafoelenco"/>
+        <w:numPr>
+          <w:ilvl w:val="0"/>
+          <w:numId w:val="20"/>
+        </w:numPr>
         <w:jc w:val="both"/>
         <w:rPr>
           <w:lang w:val="fr-FR"/>
         </w:rPr>
       </w:pPr>
       <w:r>
-        <w:rPr>
-          <w:lang w:val="fr-FR"/>
-        </w:rPr>
-        <w:t>Aucune autre instruction n'est requise.</w:t>
-      </w:r>
-    </w:p>
-    <w:p>
-      <w:pPr>
-        <w:jc w:val="both"/>
-        <w:rPr>
-          <w:lang w:val="fr-FR"/>
-        </w:rPr>
-      </w:pPr>
-      <w:r>
-        <w:rPr>
-          <w:lang w:val="fr-FR"/>
-        </w:rPr>
-        <w:t>Voir aussi le paragraphe suivant (dans le cas de my23 ou plus récent) et le paragraphe 2.10 et ses liens (liés à l'habilitation raciale).</w:t>
-      </w:r>
-    </w:p>
-    <w:p>
-      <w:pPr>
-        <w:jc w:val="both"/>
         <w:rPr>
           <w:b/>
           <w:bCs/>
           <w:lang w:val="fr-FR"/>
         </w:rPr>
-      </w:pPr>
+        <w:t>de SHIFT RPM + 500 à SHIFT RPM + 999 rpm</w:t>
+      </w:r>
+      <w:r>
+        <w:rPr>
+          <w:lang w:val="fr-FR"/>
+        </w:rPr>
+        <w:t xml:space="preserve"> : deux barres jaunes apparaissent ;</w:t>
+      </w:r>
+    </w:p>
+    <w:p>
+      <w:pPr>
+        <w:pStyle w:val="Paragrafoelenco"/>
+        <w:numPr>
+          <w:ilvl w:val="0"/>
+          <w:numId w:val="20"/>
+        </w:numPr>
+        <w:jc w:val="both"/>
+        <w:rPr>
+          <w:lang w:val="fr-FR"/>
+        </w:rPr>
+      </w:pPr>
+      <w:r>
+        <w:rPr>
+          <w:b/>
+          <w:bCs/>
+          <w:lang w:val="fr-FR"/>
+        </w:rPr>
+        <w:t>à partir de SHIFT RPM + 1000 rpm</w:t>
+      </w:r>
+      <w:r>
+        <w:rPr>
+          <w:lang w:val="fr-FR"/>
+        </w:rPr>
+        <w:t xml:space="preserve"> : trois barres jaunes et le message SHIFT apparaissent.</w:t>
+      </w:r>
+    </w:p>
+    <w:p>
+      <w:pPr>
+        <w:jc w:val="both"/>
+        <w:rPr>
+          <w:lang w:val="fr-FR"/>
+        </w:rPr>
+      </w:pPr>
+      <w:r>
+        <w:rPr>
+          <w:lang w:val="fr-FR"/>
+        </w:rPr>
+        <w:t>Exemple : avec SHIFT RPM réglé sur 4000, la première barre jaune apparaît à 4000 rpm, la deuxième à 4500 rpm, tandis que le message SHIFT avec les trois barres jaunes apparaît à 5000 rpm. Pour voir le message SHIFT à un régime donné, réglez donc SHIFT RPM 1000 rpm en dessous de ce régime.</w:t>
+      </w:r>
+    </w:p>
+    <w:p>
+      <w:pPr>
+        <w:jc w:val="both"/>
+        <w:rPr>
+          <w:lang w:val="fr-FR"/>
+        </w:rPr>
+      </w:pPr>
+      <w:r>
+        <w:rPr>
+          <w:lang w:val="fr-FR"/>
+        </w:rPr>
+        <w:t>Voir aussi le paragraphe suivant (dans le cas de my23 ou plus récent) et le paragraphe 2.10 et ses liens (concernant l’activation du mode RACE).</w:t>
+      </w:r>
     </w:p>
     <w:p>
       <w:pPr>
@@ -11965,7 +11991,7 @@
           <w:lang w:val="fr-FR"/>
         </w:rPr>
       </w:pPr>
-      <w:bookmarkStart w:id="28" w:name="_Toc239527337"/>
+      <w:bookmarkStart w:id="28" w:name="_Toc243860572"/>
       <w:r>
         <w:rPr>
           <w:rStyle w:val="Enfasigrassetto"/>
@@ -12036,7 +12062,7 @@
         <w:rPr>
           <w:lang w:val="fr-FR"/>
         </w:rPr>
-        <w:t xml:space="preserve"> Il s'agit d'une fonction qui peut être activée et désactivée via le MENU CONFIGURATION décrit au paragraphe 2.1</w:t>
+        <w:t xml:space="preserve"> Il s'agit d'une fonction qui peut être activée et désactivée via le menu SETUP décrit au paragraphe 2.1.</w:t>
       </w:r>
     </w:p>
     <w:p>
@@ -12058,7 +12084,7 @@
           <w:lang w:val="fr-FR"/>
         </w:rPr>
       </w:pPr>
-      <w:bookmarkStart w:id="29" w:name="_Toc239527338"/>
+      <w:bookmarkStart w:id="29" w:name="_Toc243860573"/>
       <w:r>
         <w:rPr>
           <w:rStyle w:val="Enfasigrassetto"/>
@@ -12076,7 +12102,7 @@
           <w:lang w:val="fr-FR"/>
         </w:rPr>
         <w:tab/>
-        <w:t>Params On Dashboard</w:t>
+        <w:t>Paramètres sur le tableau de bord</w:t>
       </w:r>
       <w:bookmarkEnd w:id="29"/>
     </w:p>
@@ -12109,7 +12135,7 @@
         <w:rPr>
           <w:lang w:val="fr-FR"/>
         </w:rPr>
-        <w:t>Affiche des paramètres supplémentaires sur le tableau de bord. Il peut être activé avec le bouton RES du régulateur de vitesse (ou le bouton DISTANCE), si le moteur est activé et que le régulateur de vitesse est désactivé. Naviguez dans le menu avec les boutons Régulateur de vitesse HAUT et Régulateur BAS, et désactivez les commandes lorsque le régulateur de vitesse est activé</w:t>
+        <w:t>Affiche des paramètres supplémentaires sur le tableau de bord. Il peut être activé avec le bouton RES du régulateur de vitesse (ou le bouton DISTANCE), si le moteur est en marche et que le régulateur de vitesse est désactivé. Naviguez dans le menu avec les boutons Régulateur de vitesse HAUT et Régulateur de vitesse BAS. Les commandes du menu sont désactivées lorsque le régulateur de vitesse est activé.</w:t>
       </w:r>
     </w:p>
     <w:p>
@@ -12189,6 +12215,7 @@
         <w:rPr>
           <w:lang w:val="fr-FR"/>
         </w:rPr>
+        <w:lastRenderedPageBreak/>
         <w:t>Pour l'activer, le moteur doit fonctionner et le régulateur de vitesse doit être désactivé. Appuyez sur le bouton RES (ou bouton DISTANCE) sur le volant pendant environ 2 secondes, et le menu affichera la version BACCABLE sur l'écran du tableau de bord où le nom de la station de radio est généralement affiché.</w:t>
       </w:r>
     </w:p>
@@ -12211,22 +12238,7 @@
         <w:rPr>
           <w:lang w:val="fr-FR"/>
         </w:rPr>
-        <w:lastRenderedPageBreak/>
-        <w:t xml:space="preserve">Pour naviguer dans le menu rotatif, utilisez les boutons de régulateur de vitesse haut et bas. Lorsque vous atteignez l' </w:t>
-      </w:r>
-      <w:r>
-        <w:rPr>
-          <w:i/>
-          <w:iCs/>
-          <w:lang w:val="fr-FR"/>
-        </w:rPr>
-        <w:t xml:space="preserve"> élément SHOW PARAMS</w:t>
-      </w:r>
-      <w:r>
-        <w:rPr>
-          <w:lang w:val="fr-FR"/>
-        </w:rPr>
-        <w:t>, appuyez immédiatement sur le bouton RES (ou bouton DISTANCE) sur le volant pour accéder au menu SHOW PARAMS, où les paramètres seront affichés.</w:t>
+        <w:t>Pour naviguer dans le menu rotatif, utilisez les boutons de régulateur de vitesse haut et bas. Lorsque vous atteignez l'élément SHOW PARAMS, appuyez sur le bouton RES (ou bouton DISTANCE) du volant et relâchez-le immédiatement pour accéder au menu SHOW PARAMS, où les paramètres seront affichés.</w:t>
       </w:r>
     </w:p>
     <w:p>
@@ -12248,7 +12260,7 @@
         <w:rPr>
           <w:lang w:val="fr-FR"/>
         </w:rPr>
-        <w:t>Pour faire défiler le menu, utilisez les boutons de montée et de bas du régulateur de vitesse (appuyez légèrement pour avancer d'un paramètre, appuyez fermement pour avancer de 10 paramètres) dans un menu circulaire.</w:t>
+        <w:t>Pour faire défiler le menu, utilisez les boutons haut et bas du régulateur de vitesse (appuyez légèrement pour avancer d'un paramètre, appuyez fermement pour avancer de 10 paramètres) dans un menu circulaire.</w:t>
       </w:r>
     </w:p>
     <w:p>
@@ -12314,21 +12326,7 @@
         <w:rPr>
           <w:lang w:val="fr-FR"/>
         </w:rPr>
-        <w:t xml:space="preserve">Pour revenir au menu principal, appuyez et relâchez immédiatement le bouton RES (ou bouton DISTANCE) sur le volant. L' élément </w:t>
-      </w:r>
-      <w:r>
-        <w:rPr>
-          <w:i/>
-          <w:iCs/>
-          <w:lang w:val="fr-FR"/>
-        </w:rPr>
-        <w:t>SHOW PARAMS</w:t>
-      </w:r>
-      <w:r>
-        <w:rPr>
-          <w:lang w:val="fr-FR"/>
-        </w:rPr>
-        <w:t xml:space="preserve"> du menu principal sera affiché.</w:t>
+        <w:t>Pour revenir au menu principal, appuyez et relâchez immédiatement le bouton RES (ou bouton DISTANCE) sur le volant. L'élément SHOW PARAMS du menu principal sera affiché.</w:t>
       </w:r>
     </w:p>
     <w:p>
@@ -12394,7 +12392,7 @@
         <w:rPr>
           <w:lang w:val="fr-FR"/>
         </w:rPr>
-        <w:t xml:space="preserve"> Il arrive rarement que la radio ou les appareils Bluetooth envoient du texte au tableau de bord d'une manière qui gèle temporairement la chaîne remplie par BACCABLE. Dans de tels cas, essayez de désactiver et réactiver le menu avec le bouton RES (ou DISTANCE), ou de changer l'écran du tableau de bord avec le bouton de démarche droit (TRIP), ou effectuer un cycle d'alimentation du véhicule.</w:t>
+        <w:t xml:space="preserve"> Il arrive rarement que la radio ou les appareils Bluetooth envoient du texte au tableau de bord d'une manière qui gèle temporairement la chaîne remplie par BACCABLE. Dans de tels cas, essayez de désactiver et réactiver le menu avec le bouton RES (ou DISTANCE), ou de changer l'écran du tableau de bord avec le bouton du levier droit (TRIP), ou effectuez un cycle d'alimentation du véhicule.</w:t>
       </w:r>
     </w:p>
     <w:p>
@@ -12485,7 +12483,7 @@
                 <w:lang w:val="fr-FR"/>
               </w:rPr>
               <w:lastRenderedPageBreak/>
-              <w:t>GASOLINE PARAMETERS</w:t>
+              <w:t>PARAMÈTRES ESSENCE</w:t>
             </w:r>
           </w:p>
         </w:tc>
@@ -12530,7 +12528,7 @@
                 <w:color w:val="000000"/>
                 <w:lang w:val="fr-FR"/>
               </w:rPr>
-              <w:t>PARAMETER</w:t>
+              <w:t>PARAMÈTRE</w:t>
             </w:r>
           </w:p>
         </w:tc>
@@ -12566,7 +12564,7 @@
                 <w:color w:val="000000"/>
                 <w:lang w:val="fr-FR"/>
               </w:rPr>
-              <w:t>Unit</w:t>
+              <w:t>Unité</w:t>
             </w:r>
           </w:p>
         </w:tc>
@@ -12741,7 +12739,7 @@
                 <w:color w:val="000000"/>
                 <w:lang w:val="fr-FR"/>
               </w:rPr>
-              <w:t>Oil Press. %Water T</w:t>
+              <w:t>Oil Press.&amp;Water T</w:t>
             </w:r>
           </w:p>
         </w:tc>
@@ -14346,7 +14344,7 @@
                 <w:color w:val="000000"/>
                 <w:lang w:val="fr-FR"/>
               </w:rPr>
-              <w:t>Module multiair Température de l'huile</w:t>
+              <w:t>Température de l'huile du module Multiair</w:t>
             </w:r>
           </w:p>
         </w:tc>
@@ -15209,7 +15207,7 @@
                 <w:color w:val="000000"/>
                 <w:lang w:val="fr-FR"/>
               </w:rPr>
-              <w:t>EXAUST GAS</w:t>
+              <w:t>EXHAUST GAS</w:t>
             </w:r>
           </w:p>
         </w:tc>
@@ -16311,7 +16309,7 @@
                 <w:color w:val="000000"/>
                 <w:lang w:val="fr-FR"/>
               </w:rPr>
-              <w:t>Position du sélecteur R-DNA/ADN</w:t>
+              <w:t>Position du sélecteur R-DNA/DNA</w:t>
             </w:r>
           </w:p>
         </w:tc>
@@ -16514,7 +16512,7 @@
                 <w:color w:val="000000"/>
                 <w:lang w:val="fr-FR"/>
               </w:rPr>
-              <w:t>Il indique si le système d'alerte acoustique des ceintures de sécurité est activé (ON) ou non (OFF)</w:t>
+              <w:t>Indique si le système d'alerte acoustique des ceintures de sécurité est activé (ON) ou non (OFF)</w:t>
             </w:r>
           </w:p>
         </w:tc>
@@ -16614,7 +16612,7 @@
                 <w:color w:val="000000"/>
                 <w:lang w:val="fr-FR"/>
               </w:rPr>
-              <w:t>Temps nécessaire pour accélérer de 0 à 100 km/h. Une fois que le véhicule dépasse 0 km/h, le statut passe en GO. Après un temps mort, si la vitesse requise n'est pas atteinte, MISS est affiché. Lorsque le véhicule dépasse 100 km/h, le temps écoulé est indiqué en secondes.</w:t>
+              <w:t>Temps nécessaire pour accélérer de 0 à 100 km/h. Une fois que le véhicule dépasse 0 km/h, le statut passe à GO. Après un délai, si la vitesse requise n'est pas atteinte, MISS est affiché. Lorsque le véhicule dépasse 100 km/h, le temps écoulé est indiqué en secondes.</w:t>
             </w:r>
           </w:p>
         </w:tc>
@@ -16712,15 +16710,7 @@
               <w:rPr>
                 <w:lang w:val="fr-FR"/>
               </w:rPr>
-              <w:t>Temps nécessaire pour accélérer de 100 à 200 km/h. Une fois que le véhicule dépasse 100 km/h, le statut passe à GO. Après un temps mort, si la vitesse requise n'est pas atteinte, MISS est affiché. Lorsque le véhicule dépasse 200 km/h, le temps écoulé est affiché en secondes.</w:t>
-            </w:r>
-            <w:r>
-              <w:rPr>
-                <w:rFonts w:ascii="Calibri" w:eastAsia="Times New Roman" w:hAnsi="Calibri" w:cs="Calibri"/>
-                <w:color w:val="000000"/>
-                <w:lang w:val="fr-FR"/>
-              </w:rPr>
-              <w:t>.</w:t>
+              <w:t>Temps nécessaire pour accélérer de 100 à 200 km/h. Une fois que le véhicule dépasse 100 km/h, le statut passe à GO. Après un délai, si la vitesse requise n'est pas atteinte, MISS est affiché. Lorsque le véhicule dépasse 200 km/h, le temps écoulé est affiché en secondes.</w:t>
             </w:r>
           </w:p>
         </w:tc>
@@ -16921,6 +16911,106 @@
                 <w:lang w:val="fr-FR"/>
               </w:rPr>
               <w:t>Meilleur temps en secondes entre 100 et 200 km/h stocké en permanence dans le baccable</w:t>
+            </w:r>
+          </w:p>
+        </w:tc>
+      </w:tr>
+      <w:tr>
+        <w:trPr>
+          <w:cantSplit/>
+          <w:trHeight w:val="300"/>
+          <w:jc w:val="center"/>
+        </w:trPr>
+        <w:tc>
+          <w:tcPr>
+            <w:tcW w:w="1985" w:type="dxa"/>
+            <w:tcBorders>
+              <w:top w:val="single" w:sz="4" w:space="0" w:color="auto"/>
+              <w:left w:val="single" w:sz="4" w:space="0" w:color="auto"/>
+              <w:bottom w:val="single" w:sz="4" w:space="0" w:color="auto"/>
+              <w:right w:val="single" w:sz="4" w:space="0" w:color="auto"/>
+            </w:tcBorders>
+            <w:noWrap/>
+            <w:vAlign w:val="center"/>
+          </w:tcPr>
+          <w:p>
+            <w:pPr>
+              <w:spacing w:after="0" w:line="240" w:lineRule="auto"/>
+              <w:rPr>
+                <w:rFonts w:ascii="Calibri" w:eastAsia="Times New Roman" w:hAnsi="Calibri" w:cs="Calibri"/>
+                <w:color w:val="000000"/>
+                <w:lang w:val="fr-FR"/>
+              </w:rPr>
+            </w:pPr>
+            <w:r>
+              <w:rPr>
+                <w:rFonts w:ascii="Calibri" w:eastAsia="Times New Roman" w:hAnsi="Calibri" w:cs="Calibri"/>
+                <w:color w:val="000000"/>
+                <w:lang w:val="fr-FR"/>
+              </w:rPr>
+              <w:t>BrakePedal</w:t>
+            </w:r>
+          </w:p>
+        </w:tc>
+        <w:tc>
+          <w:tcPr>
+            <w:tcW w:w="1129" w:type="dxa"/>
+            <w:tcBorders>
+              <w:top w:val="single" w:sz="4" w:space="0" w:color="auto"/>
+              <w:left w:val="nil"/>
+              <w:bottom w:val="single" w:sz="4" w:space="0" w:color="auto"/>
+              <w:right w:val="single" w:sz="4" w:space="0" w:color="auto"/>
+            </w:tcBorders>
+            <w:noWrap/>
+            <w:vAlign w:val="bottom"/>
+          </w:tcPr>
+          <w:p>
+            <w:pPr>
+              <w:spacing w:after="0" w:line="240" w:lineRule="auto"/>
+              <w:rPr>
+                <w:rFonts w:ascii="Calibri" w:eastAsia="Times New Roman" w:hAnsi="Calibri" w:cs="Calibri"/>
+                <w:color w:val="000000"/>
+                <w:lang w:val="fr-FR"/>
+              </w:rPr>
+            </w:pPr>
+            <w:r>
+              <w:rPr>
+                <w:rFonts w:ascii="Calibri" w:eastAsia="Times New Roman" w:hAnsi="Calibri" w:cs="Calibri"/>
+                <w:color w:val="000000"/>
+                <w:lang w:val="fr-FR"/>
+              </w:rPr>
+              <w:t>%</w:t>
+            </w:r>
+          </w:p>
+        </w:tc>
+        <w:tc>
+          <w:tcPr>
+            <w:tcW w:w="5386" w:type="dxa"/>
+            <w:tcBorders>
+              <w:top w:val="single" w:sz="4" w:space="0" w:color="auto"/>
+              <w:left w:val="nil"/>
+              <w:bottom w:val="single" w:sz="4" w:space="0" w:color="auto"/>
+              <w:right w:val="single" w:sz="4" w:space="0" w:color="auto"/>
+            </w:tcBorders>
+            <w:noWrap/>
+            <w:vAlign w:val="bottom"/>
+          </w:tcPr>
+          <w:p>
+            <w:pPr>
+              <w:spacing w:after="0" w:line="240" w:lineRule="auto"/>
+              <w:rPr>
+                <w:rFonts w:ascii="Calibri" w:eastAsia="Times New Roman" w:hAnsi="Calibri" w:cs="Calibri"/>
+                <w:color w:val="000000"/>
+                <w:lang w:val="fr-FR"/>
+              </w:rPr>
+            </w:pPr>
+            <w:r>
+              <w:rPr>
+                <w:rFonts w:ascii="Calibri" w:eastAsia="Times New Roman" w:hAnsi="Calibri" w:cs="Calibri"/>
+                <w:color w:val="000000"/>
+                <w:lang w:val="fr-FR"/>
+              </w:rPr>
+              <w:t>Pourcentage d’enfoncement de la pédale de frein (de 0 à 100 %)</w:t>
             </w:r>
           </w:p>
         </w:tc>
@@ -17009,7 +17099,7 @@
                 <w:color w:val="000000"/>
                 <w:lang w:val="fr-FR"/>
               </w:rPr>
-              <w:t>DIESEL PARAMETERS</w:t>
+              <w:t>PARAMÈTRES DIESEL</w:t>
             </w:r>
           </w:p>
         </w:tc>
@@ -17054,7 +17144,7 @@
                 <w:color w:val="000000"/>
                 <w:lang w:val="fr-FR"/>
               </w:rPr>
-              <w:t>PARAMETER</w:t>
+              <w:t>PARAMÈTRE</w:t>
             </w:r>
           </w:p>
         </w:tc>
@@ -17090,7 +17180,7 @@
                 <w:color w:val="000000"/>
                 <w:lang w:val="fr-FR"/>
               </w:rPr>
-              <w:t>Unit</w:t>
+              <w:t>Unité</w:t>
             </w:r>
           </w:p>
         </w:tc>
@@ -17265,7 +17355,7 @@
                 <w:color w:val="000000"/>
                 <w:lang w:val="fr-FR"/>
               </w:rPr>
-              <w:t>Oil Press. %Water T</w:t>
+              <w:t>Oil Press.&amp;Water T</w:t>
             </w:r>
           </w:p>
         </w:tc>
@@ -18876,7 +18966,7 @@
                 <w:color w:val="000000"/>
                 <w:lang w:val="fr-FR"/>
               </w:rPr>
-              <w:t>Courant de charge de batterie (valeurs positives moyennes en charge, valeurs négatives en décharge)</w:t>
+              <w:t>Courant de charge de batterie (valeurs positives = charge, valeurs négatives = décharge)</w:t>
             </w:r>
           </w:p>
         </w:tc>
@@ -19624,7 +19714,7 @@
                 <w:color w:val="000000"/>
                 <w:lang w:val="fr-FR"/>
               </w:rPr>
-              <w:t>EXAUST GAS</w:t>
+              <w:t>EXHAUST GAS</w:t>
             </w:r>
           </w:p>
         </w:tc>
@@ -21029,7 +21119,7 @@
                 <w:color w:val="000000"/>
                 <w:lang w:val="fr-FR"/>
               </w:rPr>
-              <w:t>Température diesel</w:t>
+              <w:t>Température du gazole</w:t>
             </w:r>
           </w:p>
         </w:tc>
@@ -21442,7 +21532,7 @@
                 <w:color w:val="000000"/>
                 <w:lang w:val="fr-FR"/>
               </w:rPr>
-              <w:t>Température de debimètre</w:t>
+              <w:t>Température du débitmètre</w:t>
             </w:r>
           </w:p>
         </w:tc>
@@ -21745,7 +21835,7 @@
                 <w:color w:val="000000"/>
                 <w:lang w:val="fr-FR"/>
               </w:rPr>
-              <w:t>Temps nécessaire pour accélérer de 0 à 100 km/h. Une fois que le véhicule dépasse 0 km/h, le statut passe en GO. Après un temps mort, si la vitesse requise n'est pas atteinte, MISS est affiché. Lorsque le véhicule dépasse 100 km/h, le temps écoulé est indiqué en secondes.</w:t>
+              <w:t>Temps nécessaire pour accélérer de 0 à 100 km/h. Une fois que le véhicule dépasse 0 km/h, le statut passe à GO. Après un délai, si la vitesse requise n'est pas atteinte, MISS est affiché. Lorsque le véhicule dépasse 100 km/h, le temps écoulé est indiqué en secondes.</w:t>
             </w:r>
           </w:p>
         </w:tc>
@@ -21843,15 +21933,7 @@
               <w:rPr>
                 <w:lang w:val="fr-FR"/>
               </w:rPr>
-              <w:t>Temps nécessaire pour accélérer de 100 à 200 km/h. Une fois que le véhicule dépasse 100 km/h, le statut passe à GO. Après un temps mort, si la vitesse requise n'est pas atteinte, MISS est affiché. Lorsque le véhicule dépasse 200 km/h, le temps écoulé est affiché en secondes.</w:t>
-            </w:r>
-            <w:r>
-              <w:rPr>
-                <w:rFonts w:ascii="Calibri" w:eastAsia="Times New Roman" w:hAnsi="Calibri" w:cs="Calibri"/>
-                <w:color w:val="000000"/>
-                <w:lang w:val="fr-FR"/>
-              </w:rPr>
-              <w:t>.</w:t>
+              <w:t>Temps nécessaire pour accélérer de 100 à 200 km/h. Une fois que le véhicule dépasse 100 km/h, le statut passe à GO. Après un délai, si la vitesse requise n'est pas atteinte, MISS est affiché. Lorsque le véhicule dépasse 200 km/h, le temps écoulé est affiché en secondes.</w:t>
             </w:r>
           </w:p>
         </w:tc>
@@ -22056,6 +22138,106 @@
           </w:p>
         </w:tc>
       </w:tr>
+      <w:tr>
+        <w:trPr>
+          <w:cantSplit/>
+          <w:trHeight w:val="300"/>
+          <w:jc w:val="center"/>
+        </w:trPr>
+        <w:tc>
+          <w:tcPr>
+            <w:tcW w:w="1985" w:type="dxa"/>
+            <w:tcBorders>
+              <w:top w:val="single" w:sz="4" w:space="0" w:color="auto"/>
+              <w:left w:val="single" w:sz="4" w:space="0" w:color="auto"/>
+              <w:bottom w:val="single" w:sz="4" w:space="0" w:color="auto"/>
+              <w:right w:val="single" w:sz="4" w:space="0" w:color="auto"/>
+            </w:tcBorders>
+            <w:noWrap/>
+            <w:vAlign w:val="center"/>
+          </w:tcPr>
+          <w:p>
+            <w:pPr>
+              <w:spacing w:after="0" w:line="240" w:lineRule="auto"/>
+              <w:rPr>
+                <w:rFonts w:ascii="Calibri" w:eastAsia="Times New Roman" w:hAnsi="Calibri" w:cs="Calibri"/>
+                <w:color w:val="000000"/>
+                <w:lang w:val="fr-FR"/>
+              </w:rPr>
+            </w:pPr>
+            <w:r>
+              <w:rPr>
+                <w:rFonts w:ascii="Calibri" w:eastAsia="Times New Roman" w:hAnsi="Calibri" w:cs="Calibri"/>
+                <w:color w:val="000000"/>
+                <w:lang w:val="fr-FR"/>
+              </w:rPr>
+              <w:t>BrakePedal</w:t>
+            </w:r>
+          </w:p>
+        </w:tc>
+        <w:tc>
+          <w:tcPr>
+            <w:tcW w:w="1129" w:type="dxa"/>
+            <w:tcBorders>
+              <w:top w:val="single" w:sz="4" w:space="0" w:color="auto"/>
+              <w:left w:val="nil"/>
+              <w:bottom w:val="single" w:sz="4" w:space="0" w:color="auto"/>
+              <w:right w:val="single" w:sz="4" w:space="0" w:color="auto"/>
+            </w:tcBorders>
+            <w:noWrap/>
+            <w:vAlign w:val="bottom"/>
+          </w:tcPr>
+          <w:p>
+            <w:pPr>
+              <w:spacing w:after="0" w:line="240" w:lineRule="auto"/>
+              <w:rPr>
+                <w:rFonts w:ascii="Calibri" w:eastAsia="Times New Roman" w:hAnsi="Calibri" w:cs="Calibri"/>
+                <w:color w:val="000000"/>
+                <w:lang w:val="fr-FR"/>
+              </w:rPr>
+            </w:pPr>
+            <w:r>
+              <w:rPr>
+                <w:rFonts w:ascii="Calibri" w:eastAsia="Times New Roman" w:hAnsi="Calibri" w:cs="Calibri"/>
+                <w:color w:val="000000"/>
+                <w:lang w:val="fr-FR"/>
+              </w:rPr>
+              <w:t>%</w:t>
+            </w:r>
+          </w:p>
+        </w:tc>
+        <w:tc>
+          <w:tcPr>
+            <w:tcW w:w="5386" w:type="dxa"/>
+            <w:tcBorders>
+              <w:top w:val="single" w:sz="4" w:space="0" w:color="auto"/>
+              <w:left w:val="nil"/>
+              <w:bottom w:val="single" w:sz="4" w:space="0" w:color="auto"/>
+              <w:right w:val="single" w:sz="4" w:space="0" w:color="auto"/>
+            </w:tcBorders>
+            <w:noWrap/>
+            <w:vAlign w:val="bottom"/>
+          </w:tcPr>
+          <w:p>
+            <w:pPr>
+              <w:spacing w:after="0" w:line="240" w:lineRule="auto"/>
+              <w:rPr>
+                <w:rFonts w:ascii="Calibri" w:eastAsia="Times New Roman" w:hAnsi="Calibri" w:cs="Calibri"/>
+                <w:color w:val="000000"/>
+                <w:lang w:val="fr-FR"/>
+              </w:rPr>
+            </w:pPr>
+            <w:r>
+              <w:rPr>
+                <w:rFonts w:ascii="Calibri" w:eastAsia="Times New Roman" w:hAnsi="Calibri" w:cs="Calibri"/>
+                <w:color w:val="000000"/>
+                <w:lang w:val="fr-FR"/>
+              </w:rPr>
+              <w:t>Pourcentage d’enfoncement de la pédale de frein (de 0 à 100 %)</w:t>
+            </w:r>
+          </w:p>
+        </w:tc>
+      </w:tr>
     </w:tbl>
     <w:p>
       <w:pPr>
@@ -22078,11 +22260,9 @@
       </w:pPr>
       <w:r>
         <w:rPr>
-          <w:b/>
-          <w:bCs/>
-          <w:lang w:val="fr-FR"/>
-        </w:rPr>
-        <w:t xml:space="preserve">Note : Chaque paramètre peut être caché ou affiché depuis le PARAMS SETUP MENU. </w:t>
+          <w:lang w:val="fr-FR"/>
+        </w:rPr>
+        <w:t>Il est possible de sélectionner les paramètres du menu SHOW PARAMS à masquer à l'aide du menu PARAMS SETUP MENU, accessible depuis le menu principal.</w:t>
       </w:r>
       <w:r>
         <w:rPr>
@@ -22103,7 +22283,7 @@
           <w:lang w:val="fr-FR"/>
         </w:rPr>
       </w:pPr>
-      <w:bookmarkStart w:id="30" w:name="_Toc239527339"/>
+      <w:bookmarkStart w:id="30" w:name="_Toc243860574"/>
       <w:r>
         <w:rPr>
           <w:rStyle w:val="Enfasigrassetto"/>
@@ -22148,13 +22328,13 @@
           <w:bCs/>
           <w:lang w:val="fr-FR"/>
         </w:rPr>
-        <w:t xml:space="preserve">Brève description : </w:t>
-      </w:r>
-      <w:r>
-        <w:rPr>
-          <w:lang w:val="fr-FR"/>
-        </w:rPr>
-        <w:t>Rediriger les messages internes du bus CAN vers des périphériques OBD qui demandent un paramètre spécifique. Cela permet d'afficher sur un smartphone des paramètres qui ne sont normalement pas accessibles uniquement avec l'ELM327.</w:t>
+        <w:t>Brève description :</w:t>
+      </w:r>
+      <w:r>
+        <w:rPr>
+          <w:lang w:val="fr-FR"/>
+        </w:rPr>
+        <w:t xml:space="preserve"> Redirige les messages internes du bus CAN vers les appareils OBD qui demandent un paramètre spécifique. Cela permet d'afficher sur un smartphone des paramètres qui ne sont normalement pas accessibles avec le seul ELM327.</w:t>
       </w:r>
     </w:p>
     <w:p>
@@ -22176,7 +22356,7 @@
         <w:rPr>
           <w:lang w:val="fr-FR"/>
         </w:rPr>
-        <w:t xml:space="preserve"> Il s'agit d'une fonction qui peut être activée et désactivée via le MENU CONFIGURATION décrit au paragraphe 2.1</w:t>
+        <w:t xml:space="preserve"> Il s'agit d'une fonction qui peut être activée et désactivée via le menu SETUP décrit au paragraphe 2.1.</w:t>
       </w:r>
     </w:p>
     <w:p>
@@ -22198,7 +22378,7 @@
         <w:rPr>
           <w:lang w:val="fr-FR"/>
         </w:rPr>
-        <w:t>Vous pouvez acheminer des messages natifs les encapsulant dans la réponse aux paramètres uds, afin de les rendre disponibles aux requêtes de diagnostic effectuées avec OBD (vous pouvez obtenir des paramètres couramment indisponibles dans les applications OBD). Cette fonctionnalité effectue les fonctions suivantes : À la réception d'une requête UDS avec l'identifiant du message 0x18DABAF1 les données du message 0622xzyyyyyyyy, Baccable comprendra ce qui suit :</w:t>
+        <w:t>Vous pouvez acheminer des messages natifs en les encapsulant dans des réponses aux paramètres UDS, afin de les rendre disponibles aux requêtes de diagnostic effectuées avec OBD (vous pouvez obtenir des paramètres couramment indisponibles dans les applications OBD). Cette fonctionnalité effectue les fonctions suivantes : À la réception d'une requête UDS avec l'identifiant de message 0x18DABAF1 et les données de message 0622xzyyyyyyyy, Baccable comprendra ce qui suit :</w:t>
       </w:r>
     </w:p>
     <w:p>
@@ -22234,7 +22414,7 @@
         <w:rPr>
           <w:lang w:val="fr-FR"/>
         </w:rPr>
-        <w:t>L'itinéraire est effectué une seule fois (un paquet) pour éviter l'inondation du bus, et il ne redirige que 5 octets du message demandé</w:t>
+        <w:t>Le routage est effectué une seule fois (un paquet) pour éviter de saturer le bus, et il ne redirige que 5 octets du message demandé</w:t>
       </w:r>
     </w:p>
     <w:p>
@@ -22252,7 +22432,7 @@
         <w:rPr>
           <w:lang w:val="fr-FR"/>
         </w:rPr>
-        <w:t>x (premier quartet du troisième octet du message can) peut être 0 (identifiant standard) ou 1 (identifiant ext).</w:t>
+        <w:t>x (premier quartet du troisième octet du message CAN) peut être 0 (identifiant standard) ou 1 (identifiant ext).</w:t>
       </w:r>
     </w:p>
     <w:p>
@@ -22270,7 +22450,7 @@
         <w:rPr>
           <w:lang w:val="fr-FR"/>
         </w:rPr>
-        <w:t>z (deuxième quartet du troisième octet du message can) est le décalage du message à acheminer. Le nombre d'octets routés sera seulement de 5. Décalage définira la partie du message à router</w:t>
+        <w:t>z (deuxième quartet du troisième octet du message CAN) est le décalage du message à acheminer. Le nombre d'octets routés sera seulement de 5. Le décalage définit la partie du message à router.</w:t>
       </w:r>
     </w:p>
     <w:p>
@@ -22288,7 +22468,7 @@
         <w:rPr>
           <w:lang w:val="fr-FR"/>
         </w:rPr>
-        <w:t>yyyyyyyy est l'ID MSG demandé aligné à droite.</w:t>
+        <w:t>yyyyyyyy est l'ID du message demandé, aligné à droite.</w:t>
       </w:r>
     </w:p>
     <w:p>
@@ -22319,7 +22499,7 @@
         <w:rPr>
           <w:lang w:val="fr-FR"/>
         </w:rPr>
-        <w:t>Le diagnostic envoie le 0x18DABAF1 msgID avec les données 062201000004B2</w:t>
+        <w:t>L'outil de diagnostic envoie le msgID 0x18DABAF1 avec les données 062201000004B2</w:t>
       </w:r>
     </w:p>
     <w:p>
@@ -22333,7 +22513,7 @@
         <w:rPr>
           <w:lang w:val="fr-FR"/>
         </w:rPr>
-        <w:t>BACCABLE répond à 0x18DAF1BA msgID avec les données 076201AABBCCDDEE où AA est le deuxième octet du message 0x4b2 original</w:t>
+        <w:t>BACCABLE répond avec le msgID 0x18DAF1BA avec les données 076201AABBCCDDEE où AA est le deuxième octet du message original 0x4b2</w:t>
       </w:r>
     </w:p>
     <w:p>
@@ -22364,7 +22544,7 @@
         <w:rPr>
           <w:lang w:val="fr-FR"/>
         </w:rPr>
-        <w:t>Le diagnostic envoie un 0x18DABAF1 msgID avec les données 062210E10204B2</w:t>
+        <w:t>L'outil de diagnostic envoie le msgID 0x18DABAF1 avec les données 062210E10204B2</w:t>
       </w:r>
     </w:p>
     <w:p>
@@ -22378,7 +22558,7 @@
         <w:rPr>
           <w:lang w:val="fr-FR"/>
         </w:rPr>
-        <w:t>BACCABLE répond à la 0x18DAF1BA msgID avec les données 076210AABBCCDDEE où AA est le premier octet du message 0xE10204B2 original</w:t>
+        <w:t>BACCABLE répond avec le msgID 0x18DAF1BA avec les données 076210AABBCCDDEE où AA est le premier octet du message original 0xE10204B2</w:t>
       </w:r>
     </w:p>
     <w:p>
@@ -22412,7 +22592,7 @@
           <w:lang w:val="fr-FR"/>
         </w:rPr>
         <w:lastRenderedPageBreak/>
-        <w:t>L'image suivante résume la fonctionnalité de l'itinéraire :</w:t>
+        <w:t>L'image suivante résume la fonctionnalité de routage :</w:t>
       </w:r>
     </w:p>
     <w:p>
@@ -22428,7 +22608,7 @@
           <w:lang w:val="fr-FR"/>
         </w:rPr>
         <w:drawing>
-          <wp:inline distT="0" distB="0" distL="0" distR="0" wp14:anchorId="27F4E8C8" wp14:editId="4CB22502">
+          <wp:inline distT="0" distB="0" distL="0" distR="0" wp14:anchorId="7DDF7C94" wp14:editId="01BB468F">
             <wp:extent cx="3785732" cy="2513121"/>
             <wp:effectExtent l="0" t="0" r="5715" b="1905"/>
             <wp:docPr id="1308484496" name="Immagine 6"/>
@@ -22496,7 +22676,7 @@
           <w:bCs/>
           <w:lang w:val="fr-FR"/>
         </w:rPr>
-        <w:t>Séquence de transmission de main des messages de routage</w:t>
+        <w:t>Séquence d’échange (handshake) des messages de routage</w:t>
       </w:r>
     </w:p>
     <w:bookmarkEnd w:id="31"/>
@@ -22518,7 +22698,7 @@
           <w:lang w:val="fr-FR"/>
         </w:rPr>
       </w:pPr>
-      <w:bookmarkStart w:id="32" w:name="_Toc239527340"/>
+      <w:bookmarkStart w:id="32" w:name="_Toc243860575"/>
       <w:r>
         <w:rPr>
           <w:rStyle w:val="Enfasigrassetto"/>
@@ -22536,7 +22716,7 @@
           <w:lang w:val="fr-FR"/>
         </w:rPr>
         <w:tab/>
-        <w:t>ESC+TC Selector</w:t>
+        <w:t>ESC+TC Customizator</w:t>
       </w:r>
       <w:bookmarkEnd w:id="32"/>
     </w:p>
@@ -22561,13 +22741,13 @@
           <w:bCs/>
           <w:lang w:val="fr-FR"/>
         </w:rPr>
-        <w:t xml:space="preserve">Brève description : </w:t>
-      </w:r>
-      <w:r>
-        <w:rPr>
-          <w:lang w:val="fr-FR"/>
-        </w:rPr>
-        <w:t>Activation et désactivation, si le mode course était auparavant activé par une procédure d'alignement proxy (voir para.2.19), l'ESC (Contrôle Électronique de Stabilité) et le TC (Contrôle de Traction). Il s'active en appuyant sur le bouton du levier gauche (Lane) pendant au moins 3 secondes. Lorsqu'il est activé, l'indicateur « ESC OFF » et l'icône désactivée de l'évitement de collision s'affichent sur le tableau de bord, ainsi que les masques de course standards.</w:t>
+        <w:t>Brève description :</w:t>
+      </w:r>
+      <w:r>
+        <w:rPr>
+          <w:lang w:val="fr-FR"/>
+        </w:rPr>
+        <w:t xml:space="preserve"> Active et désactive, si le mode RACE a été préalablement activé par une procédure d'alignement proxy (voir para. 2.19), l'ESC (contrôle électronique de stabilité) et le TC (contrôle de traction). Elle s'active en appuyant sur le bouton du levier gauche du volant (bouton LANE) pendant au moins 3 secondes. Une fois activée, les témoins « ESC OFF » et l'icône du système anticollision désactivé apparaîtront sur le tableau de bord, ainsi que les masques typiques du style de conduite RACE.</w:t>
       </w:r>
     </w:p>
     <w:p>
@@ -22601,7 +22781,7 @@
         <w:rPr>
           <w:lang w:val="fr-FR"/>
         </w:rPr>
-        <w:t>: Il s'agit d'une fonction qui peut être activée ou désactivée depuis le MENU DE CONFIGURATION comme détaillé dans la section 2.1.</w:t>
+        <w:t>: Il s'agit d'une fonction qui peut être activée ou désactivée depuis le menu SETUP comme détaillé dans la section 2.1.</w:t>
       </w:r>
     </w:p>
     <w:p>
@@ -22653,7 +22833,7 @@
           <w:lang w:val="fr-FR"/>
         </w:rPr>
       </w:pPr>
-      <w:bookmarkStart w:id="33" w:name="_Toc239527341"/>
+      <w:bookmarkStart w:id="33" w:name="_Toc243860576"/>
       <w:r>
         <w:rPr>
           <w:rStyle w:val="Enfasigrassetto"/>
@@ -22699,13 +22879,13 @@
           <w:bCs/>
           <w:lang w:val="fr-FR"/>
         </w:rPr>
-        <w:t xml:space="preserve">Brève description : </w:t>
-      </w:r>
-      <w:r>
-        <w:rPr>
-          <w:lang w:val="fr-FR"/>
-        </w:rPr>
-        <w:t xml:space="preserve">désactive tous les contrôles (inclus ABS, ESC, TC...). Cela fonctionne aussi sur les Giulia/Stelvio d'origine. </w:t>
+        <w:t>Brève description :</w:t>
+      </w:r>
+      <w:r>
+        <w:rPr>
+          <w:lang w:val="fr-FR"/>
+        </w:rPr>
+        <w:t xml:space="preserve"> Désactive tous les contrôles (y compris ABS, ESC, TC…). Fonctionne aussi sur les Giulia/Stelvio d'origine, non modifiées.</w:t>
       </w:r>
     </w:p>
     <w:p>
@@ -22851,57 +23031,29 @@
         <w:rPr>
           <w:lang w:val="fr-FR"/>
         </w:rPr>
-        <w:t xml:space="preserve"> Sur certains modèles Giulia/Stelvio, il arrive parfois que des défauts restent affichés sur le tableau de bord après la désactivation de la fonction. Dans de tels cas, effectuez un cycle d'allumage du véhicule ou sélectionnez la </w:t>
-      </w:r>
+        <w:t xml:space="preserve"> Sur certains modèles Giulia/Stelvio, il arrive parfois que des défauts restent affichés sur le tableau de bord après la désactivation de la fonction. Dans de tels cas, effectuez un cycle d'allumage du véhicule ou sélectionnez la fonction Clear Faults décrite à la section 2.13.</w:t>
+      </w:r>
+    </w:p>
+    <w:p>
+      <w:pPr>
+        <w:jc w:val="both"/>
+        <w:rPr>
+          <w:lang w:val="fr-FR"/>
+        </w:rPr>
+      </w:pPr>
       <w:r>
         <w:rPr>
           <w:b/>
           <w:bCs/>
           <w:lang w:val="fr-FR"/>
         </w:rPr>
-        <w:t>fonction CLEAR FAULT</w:t>
-      </w:r>
-      <w:r>
-        <w:rPr>
-          <w:lang w:val="fr-FR"/>
-        </w:rPr>
-        <w:t xml:space="preserve"> comme décrit à la section 2.13.</w:t>
-      </w:r>
-    </w:p>
-    <w:p>
-      <w:pPr>
-        <w:jc w:val="both"/>
-        <w:rPr>
-          <w:lang w:val="fr-FR"/>
-        </w:rPr>
-      </w:pPr>
-      <w:r>
-        <w:rPr>
-          <w:b/>
-          <w:bCs/>
-          <w:lang w:val="fr-FR"/>
-        </w:rPr>
         <w:t>Remarque :</w:t>
       </w:r>
       <w:r>
         <w:rPr>
           <w:lang w:val="fr-FR"/>
         </w:rPr>
-        <w:t xml:space="preserve"> Vous pouvez rapidement faire défiler les alertes du tableau de bord en appuyant sur le </w:t>
-      </w:r>
-      <w:r>
-        <w:rPr>
-          <w:b/>
-          <w:bCs/>
-          <w:lang w:val="fr-FR"/>
-        </w:rPr>
-        <w:t xml:space="preserve"> bouton TRIP</w:t>
-      </w:r>
-      <w:r>
-        <w:rPr>
-          <w:lang w:val="fr-FR"/>
-        </w:rPr>
-        <w:t xml:space="preserve"> sur la tige de droite.</w:t>
+        <w:t xml:space="preserve"> Vous pouvez rapidement faire défiler les alertes du tableau de bord en appuyant sur le bouton TRIP du levier droit.</w:t>
       </w:r>
     </w:p>
     <w:p>
@@ -22922,7 +23074,7 @@
           <w:lang w:val="fr-FR"/>
         </w:rPr>
       </w:pPr>
-      <w:bookmarkStart w:id="34" w:name="_Toc239527342"/>
+      <w:bookmarkStart w:id="34" w:name="_Toc243860577"/>
       <w:r>
         <w:rPr>
           <w:rStyle w:val="Enfasigrassetto"/>
@@ -22968,13 +23120,13 @@
           <w:bCs/>
           <w:lang w:val="fr-FR"/>
         </w:rPr>
-        <w:t xml:space="preserve">Brève description : </w:t>
-      </w:r>
-      <w:r>
-        <w:rPr>
-          <w:lang w:val="fr-FR"/>
-        </w:rPr>
-        <w:t>Détecte les pressions de boutons sur le clavier du régulateur de vitesse, les remplaçant par celles du clavier du régulateur de vitesse adaptatif (ACC). Cela élimine le besoin d'acheter le clavier ACC sur le volant. Il dépend de l'exécution d'un alignement proxy pour activer l'ACC et désactiver le CC</w:t>
+        <w:t>Brève description :</w:t>
+      </w:r>
+      <w:r>
+        <w:rPr>
+          <w:lang w:val="fr-FR"/>
+        </w:rPr>
+        <w:t xml:space="preserve"> Détecte la pression des boutons du clavier du régulateur de vitesse et les remplace par ceux du clavier du régulateur de vitesse adaptatif (ACC). Cela évite d'acheter le clavier ACC sur le volant. Il est nécessaire d'effectuer au préalable un alignement proxy pour activer l'ACC et désactiver le CC.</w:t>
       </w:r>
     </w:p>
     <w:p>
@@ -23032,7 +23184,7 @@
         <w:rPr>
           <w:lang w:val="fr-FR"/>
         </w:rPr>
-        <w:t>Appuyer sur le bouton RES alors que le régulateur de vitesse adaptatif est actif modifie la distance par rapport au véhicule devant.</w:t>
+        <w:t>Appuyer sur le bouton RES alors que le régulateur de vitesse adaptatif est actif modifie la distance par rapport au véhicule qui précède.</w:t>
       </w:r>
     </w:p>
     <w:p>
@@ -23083,7 +23235,7 @@
           <w:lang w:val="fr-FR"/>
         </w:rPr>
       </w:pPr>
-      <w:bookmarkStart w:id="35" w:name="_Toc239527343"/>
+      <w:bookmarkStart w:id="35" w:name="_Toc243860578"/>
       <w:r>
         <w:rPr>
           <w:rStyle w:val="Enfasigrassetto"/>
@@ -23151,20 +23303,20 @@
         <w:rPr>
           <w:lang w:val="fr-FR"/>
         </w:rPr>
-        <w:t xml:space="preserve"> Il s'agit d'une fonction qui peut être activée ou désactivée depuis le MENU DE CONFIGURATION, comme décrit dans la section 2.1.</w:t>
-      </w:r>
-    </w:p>
-    <w:p>
-      <w:pPr>
-        <w:rPr>
-          <w:lang w:val="fr-FR"/>
-        </w:rPr>
-      </w:pPr>
-      <w:r>
-        <w:rPr>
-          <w:lang w:val="fr-FR"/>
-        </w:rPr>
-        <w:t xml:space="preserve">Une fois cette fonction activée, l'option CLEAR FAULTS apparaîtra dans le menu principal BACCABLE. Appuyer et relâcher immédiatement le bouton RES (ou bouton DISTANCE) affichera le message </w:t>
+        <w:t xml:space="preserve"> Il s'agit d'une fonction qui peut être activée ou désactivée depuis le menu SETUP, comme décrit dans la section 2.1.</w:t>
+      </w:r>
+    </w:p>
+    <w:p>
+      <w:pPr>
+        <w:rPr>
+          <w:lang w:val="fr-FR"/>
+        </w:rPr>
+      </w:pPr>
+      <w:r>
+        <w:rPr>
+          <w:lang w:val="fr-FR"/>
+        </w:rPr>
+        <w:t xml:space="preserve">Une fois cette fonction activée, l'option Clear Faults apparaîtra dans le menu principal du BACCABLE. Appuyer et relâcher immédiatement le bouton RES (ou bouton DISTANCE) affichera le message WAIT pendant quelques secondes. Après l'exécution de la commande, le message </w:t>
       </w:r>
       <w:r>
         <w:rPr>
@@ -23172,21 +23324,7 @@
           <w:iCs/>
           <w:lang w:val="fr-FR"/>
         </w:rPr>
-        <w:t>ATTENDEZ</w:t>
-      </w:r>
-      <w:r>
-        <w:rPr>
-          <w:lang w:val="fr-FR"/>
-        </w:rPr>
-        <w:t xml:space="preserve"> quelques secondes. Après l'exécution de la commande, le message </w:t>
-      </w:r>
-      <w:r>
-        <w:rPr>
-          <w:i/>
-          <w:iCs/>
-          <w:lang w:val="fr-FR"/>
-        </w:rPr>
-        <w:t>CLEAR FAULTS</w:t>
+        <w:t>Clear Faults</w:t>
       </w:r>
       <w:r>
         <w:rPr>
@@ -23213,7 +23351,7 @@
           <w:lang w:val="fr-FR"/>
         </w:rPr>
       </w:pPr>
-      <w:bookmarkStart w:id="36" w:name="_Toc239527344"/>
+      <w:bookmarkStart w:id="36" w:name="_Toc243860579"/>
       <w:r>
         <w:rPr>
           <w:rStyle w:val="Enfasigrassetto"/>
@@ -23262,7 +23400,7 @@
         <w:rPr>
           <w:lang w:val="fr-FR"/>
         </w:rPr>
-        <w:t xml:space="preserve"> déclenche une alerte visuelle et sonore à chaque régénération du FAP (véhicules DIESEL). Par défaut, seuls certains types de régénération sont signalés à l'utilisateur. Cette fonction permet de recevoir une notification à chaque fois, dès la phase de post-injection, qui fait partie du processus de régénération.</w:t>
+        <w:t xml:space="preserve"> Déclenche une alerte visuelle et sonore à chaque régénération du FAP (véhicules DIESEL). Par défaut, seuls certains types de régénération sont signalés à l'utilisateur. Cette fonction permet de recevoir une notification à chaque fois, dès la phase de post-injection, qui fait partie du processus de régénération.</w:t>
       </w:r>
     </w:p>
     <w:p>
@@ -23283,7 +23421,7 @@
         <w:rPr>
           <w:lang w:val="fr-FR"/>
         </w:rPr>
-        <w:t xml:space="preserve"> Il s'agit d'une fonction qui peut être activée ou désactivée depuis le MENU CONFIGURATION, comme décrit dans la section 2.1.</w:t>
+        <w:t xml:space="preserve"> Il s'agit d'une fonction qui peut être activée ou désactivée depuis le menu SETUP, comme décrit dans la section 2.1.</w:t>
       </w:r>
     </w:p>
     <w:p>
@@ -23304,7 +23442,7 @@
           <w:lang w:val="fr-FR"/>
         </w:rPr>
       </w:pPr>
-      <w:bookmarkStart w:id="37" w:name="_Toc239527345"/>
+      <w:bookmarkStart w:id="37" w:name="_Toc243860580"/>
       <w:r>
         <w:rPr>
           <w:rStyle w:val="Enfasigrassetto"/>
@@ -23353,7 +23491,7 @@
         <w:rPr>
           <w:lang w:val="fr-FR"/>
         </w:rPr>
-        <w:t xml:space="preserve"> désactive la transmission intégrale. À activer uniquement sur les véhicules équipés de cette fonctionnalité.</w:t>
+        <w:t xml:space="preserve"> Désactive la transmission intégrale. À activer uniquement sur les véhicules équipés de cette fonctionnalité.</w:t>
       </w:r>
     </w:p>
     <w:p>
@@ -23387,7 +23525,7 @@
         <w:rPr>
           <w:lang w:val="fr-FR"/>
         </w:rPr>
-        <w:t>Une fois la fonction activée via le menu SETUP, une nouvelle option « 4WD ACTIVÉE » apparaîtra dans le menu principal de BACCABLE, indiquant la condition par défaut pour les véhicules AWD. Appuyer et relâcher immédiatement le bouton RES (ou bouton DISTANCE) sur le volant changera le menu pour afficher « 4WD DÉSACTIVÉ ».</w:t>
+        <w:t>Une fois la fonction activée via le menu SETUP, une nouvelle option « 4WD ENABLED » apparaîtra dans le menu principal de BACCABLE, indiquant la condition par défaut pour les véhicules AWD. Appuyer et relâcher immédiatement le bouton RES (ou bouton DISTANCE) sur le volant changera le menu pour afficher « 4WD DISABLED ».</w:t>
       </w:r>
     </w:p>
     <w:p>
@@ -23444,7 +23582,7 @@
           <w:lang w:val="fr-FR"/>
         </w:rPr>
       </w:pPr>
-      <w:bookmarkStart w:id="38" w:name="_Toc239527346"/>
+      <w:bookmarkStart w:id="38" w:name="_Toc243860581"/>
       <w:r>
         <w:rPr>
           <w:rStyle w:val="Enfasigrassetto"/>
@@ -23495,7 +23633,7 @@
         <w:rPr>
           <w:lang w:val="fr-FR"/>
         </w:rPr>
-        <w:t xml:space="preserve"> Active et désactive les freins avant via le bouton RES (ou bouton DISTANCE) sur le volant... Cette fonction met en œuvre les communément appelés « launch assist » et « burn out ».</w:t>
+        <w:t xml:space="preserve"> Active et désactive les freins avant via le bouton RES (ou bouton DISTANCE) du volant. Cette fonction met en œuvre ce que l’on appelle communément « launch assist » et « burn out ».</w:t>
       </w:r>
     </w:p>
     <w:p>
@@ -23529,7 +23667,7 @@
         <w:rPr>
           <w:lang w:val="fr-FR"/>
         </w:rPr>
-        <w:t>Une fois cette fonction activée via le menu SETUP, une option supplémentaire « Normal Frein Avant » apparaîtra dans le menu principal BACCABLE, indiquant l'état par défaut.</w:t>
+        <w:t>Une fois cette fonction activée via le menu SETUP, une option supplémentaire « Front Brake Normal » apparaîtra dans le menu principal du BACCABLE, indiquant l'état par défaut.</w:t>
       </w:r>
     </w:p>
     <w:p>
@@ -23550,7 +23688,7 @@
         <w:rPr>
           <w:lang w:val="fr-FR"/>
         </w:rPr>
-        <w:t>: avant d'utiliser cette fonction, il est nécessaire d'activer le DYNO afin d'assurer une livraison maximale de puissance aux roues.</w:t>
+        <w:t>: avant d'utiliser cette fonction, il est nécessaire d'activer le DYNO afin de délivrer le maximum de puissance aux roues.</w:t>
       </w:r>
     </w:p>
     <w:p>
@@ -23563,7 +23701,7 @@
           <w:lang w:val="fr-FR"/>
         </w:rPr>
       </w:pPr>
-      <w:bookmarkStart w:id="40" w:name="_Toc239527347"/>
+      <w:bookmarkStart w:id="40" w:name="_Toc243860582"/>
       <w:r>
         <w:rPr>
           <w:rStyle w:val="Enfasigrassetto"/>
@@ -23596,46 +23734,46 @@
         <w:rPr>
           <w:lang w:val="fr-FR"/>
         </w:rPr>
-        <w:t>En passant au menu principal du Baccable, sur l'élément « Frein avant normal », avec le moteur en marche, sans frein à main engagé, et la pédale de frein relâchée, en relâchant immédiatement le bouton RES (ou bouton DISTANCE) sur le volant, le menu s'affiche pour afficher « Assistance au frein avant » et le frein s'enclenche. Seuls les freins avant seront engagés.</w:t>
-      </w:r>
-    </w:p>
-    <w:p>
-      <w:pPr>
-        <w:rPr>
-          <w:lang w:val="fr-FR"/>
-        </w:rPr>
-      </w:pPr>
-      <w:r>
-        <w:rPr>
-          <w:lang w:val="fr-FR"/>
-        </w:rPr>
-        <w:t>Dans ce mode, les freins seront automatiquement relâchés après dépasser la valeur de couple en Nm précédemment définie dans le menu de configuration sous l'élément LAUNCH TORQUE.</w:t>
-      </w:r>
-    </w:p>
-    <w:p>
-      <w:pPr>
-        <w:rPr>
-          <w:lang w:val="fr-FR"/>
-        </w:rPr>
-      </w:pPr>
-      <w:r>
-        <w:rPr>
-          <w:lang w:val="fr-FR"/>
-        </w:rPr>
-        <w:t>Dès que l'accélération commence à appliquer le couple aux roues, l'écran affiche le couple actuel et le couple seuil dans une chaîne (exemple : 15Nm/150Nm où 15Nm est le couple actuel et 150Nm est le couple seuil défini dans le menu de configuration).</w:t>
-      </w:r>
-    </w:p>
-    <w:p>
-      <w:pPr>
-        <w:rPr>
-          <w:lang w:val="fr-FR"/>
-        </w:rPr>
-      </w:pPr>
-      <w:r>
-        <w:rPr>
-          <w:lang w:val="fr-FR"/>
-        </w:rPr>
-        <w:t>Une fois le seuil de couple défini dépassé, les freins sont automatiquement relâchés et le tableau de bord affiche le paramètre « Meilleur temps 0-100 km/h » (meilleur temps en secondes pour atteindre 100 km/h) dans la section SHOW PARAMS. Pour plus de détails sur le fonctionnement du paramètre « Meilleur temps 0-100 km/h », voir le paragraphe 2.8.</w:t>
+        <w:t>En se positionnant sur le menu principal du Baccable, sur l'élément « Front Brake Normal », moteur en marche, frein à main desserré et pédale de frein relâchée, en appuyant sur le bouton RES (ou bouton DISTANCE) du volant et en le relâchant immédiatement, le menu affiche « Front Brake Assist » et on sent le frein s'enclencher. Seuls les étriers des roues avant seront activés.</w:t>
+      </w:r>
+    </w:p>
+    <w:p>
+      <w:pPr>
+        <w:rPr>
+          <w:lang w:val="fr-FR"/>
+        </w:rPr>
+      </w:pPr>
+      <w:r>
+        <w:rPr>
+          <w:lang w:val="fr-FR"/>
+        </w:rPr>
+        <w:t>Dans ce mode, les freins seront automatiquement relâchés dès que sera dépassée la valeur de couple en Nm précédemment définie dans le menu SETUP sous l'élément LAUNCH TORQUE.</w:t>
+      </w:r>
+    </w:p>
+    <w:p>
+      <w:pPr>
+        <w:rPr>
+          <w:lang w:val="fr-FR"/>
+        </w:rPr>
+      </w:pPr>
+      <w:r>
+        <w:rPr>
+          <w:lang w:val="fr-FR"/>
+        </w:rPr>
+        <w:t>Dès que l'accélération commence à appliquer le couple aux roues, l'écran affiche le couple actuel et le couple seuil dans une chaîne (exemple : 15Nm/150Nm où 15Nm est le couple actuel et 150Nm est le couple seuil défini dans le menu SETUP).</w:t>
+      </w:r>
+    </w:p>
+    <w:p>
+      <w:pPr>
+        <w:rPr>
+          <w:lang w:val="fr-FR"/>
+        </w:rPr>
+      </w:pPr>
+      <w:r>
+        <w:rPr>
+          <w:lang w:val="fr-FR"/>
+        </w:rPr>
+        <w:t>Une fois le seuil de couple défini dépassé, les freins sont automatiquement relâchés et le tableau de bord affiche le paramètre « Best Time 0-100km/h » (meilleur temps en secondes pour atteindre 100 km/h) dans la section SHOW PARAMS. Pour plus de détails sur le fonctionnement du paramètre « Best Time 0-100km/h », voir le paragraphe 2.8.</w:t>
       </w:r>
     </w:p>
     <w:p>
@@ -23656,7 +23794,7 @@
         </w:rPr>
       </w:pPr>
       <w:bookmarkStart w:id="41" w:name="_Toc205138697"/>
-      <w:bookmarkStart w:id="42" w:name="_Toc239527348"/>
+      <w:bookmarkStart w:id="42" w:name="_Toc243860583"/>
       <w:r>
         <w:rPr>
           <w:rStyle w:val="Enfasigrassetto"/>
@@ -23690,7 +23828,7 @@
         <w:rPr>
           <w:lang w:val="fr-FR"/>
         </w:rPr>
-        <w:t>En allant au menu principal du Baccable, sur l'élément « Frein avant normal », avec le moteur en marche, la voiture sans frein à main engagée et la pédale de frein relâchée, en appuyant et relâchant immédiatement le bouton RES (ou bouton DISTANCE) sur le volant, le menu affiche « Assistance au frein avant » et l'engagement du frein est perceptible. Seuls les étriers des roues avant seront activées. En appuyant à nouveau sur le bouton RES, le tableau de bord affiche le message « Frein avant FORCÉ ».</w:t>
+        <w:t>En se positionnant sur le menu principal du Baccable, sur l'élément « Front Brake Normal », moteur en marche, frein à main desserré et pédale de frein relâchée, en appuyant sur le bouton RES (ou bouton DISTANCE) du volant et en le relâchant immédiatement, le menu affiche « Front Brake Assist » et on sent le frein s'enclencher. Seuls les étriers des roues avant seront activés. En appuyant à nouveau sur le bouton RES, le tableau de bord affiche le message « Front Brake FORCED ».</w:t>
       </w:r>
     </w:p>
     <w:p>
@@ -23717,7 +23855,7 @@
         <w:rPr>
           <w:lang w:val="fr-FR"/>
         </w:rPr>
-        <w:t>Appuyer et relâcher immédiatement le bouton RES (ou DISTANCE) relâchera le frein et le menu affichera à nouveau « Frein avant normal ».</w:t>
+        <w:t>Appuyer et relâcher immédiatement le bouton RES (ou DISTANCE) relâchera le frein et le menu affichera à nouveau « Front Brake Normal ».</w:t>
       </w:r>
     </w:p>
     <w:p>
@@ -23738,7 +23876,14 @@
         <w:rPr>
           <w:lang w:val="fr-FR"/>
         </w:rPr>
-        <w:t xml:space="preserve"> Pour un véritable burnout sur les véhicules 2RM, il est obligatoire de désactiver d'abord les contrôles de stabilité en activant la fonction DYNO. Ensuite, activez les freins avant en utilisant la fonction décrite dans cette section. Après quelques secondes d'accélération et dès que de la fumée apparaît dans les pneus arrière, appuyez à nouveau sur le bouton pour relâcher les freins avant.</w:t>
+        <w:t xml:space="preserve"> Pour un bon burnout sur les véhicules 2RM, il faut désactiver les contrôles en activant au préalable la fonction DYNO, puis activer les freins avant avec la fonction décrite dans ce paragraphe et, </w:t>
+      </w:r>
+      <w:r>
+        <w:rPr>
+          <w:lang w:val="fr-FR"/>
+        </w:rPr>
+        <w:lastRenderedPageBreak/>
+        <w:t>quelques secondes après avoir appuyé sur l'accélérateur, lorsque de la fumée apparaît sur les pneus arrière, appuyer sur le bouton RES pour relâcher les freins avant.</w:t>
       </w:r>
     </w:p>
     <w:p>
@@ -23753,7 +23898,6 @@
           <w:bCs/>
           <w:lang w:val="fr-FR"/>
         </w:rPr>
-        <w:lastRenderedPageBreak/>
         <w:t>Note 4 :</w:t>
       </w:r>
       <w:r>
@@ -23781,7 +23925,7 @@
         <w:rPr>
           <w:lang w:val="fr-FR"/>
         </w:rPr>
-        <w:t xml:space="preserve"> Il est fortement recommandé de désactiver la fonction BRAKES OVERRIDE via le menu SETUP lorsqu'elle n'est pas utilisée.</w:t>
+        <w:t xml:space="preserve"> il est recommandé de désactiver la fonction BRAKES OVERRIDE via le menu SETUP lorsque vous ne prévoyez pas de l'utiliser.</w:t>
       </w:r>
     </w:p>
     <w:p>
@@ -23802,7 +23946,7 @@
         <w:rPr>
           <w:lang w:val="fr-FR"/>
         </w:rPr>
-        <w:t xml:space="preserve"> Cette fonction exerce une pression importante sur tous les composants mécaniques impliqués, y compris la suspension, les demi-arbres, l'embrayage et le volant d'inertie. Appuyez sur l'accélérateur de manière décisive pour surmonter rapidement la friction initiale des pneus, qui est le point de contrainte mécanique la plus élevée.</w:t>
+        <w:t xml:space="preserve"> cette fonction impose de fortes contraintes à tous les composants mécaniques concernés, y compris les suspensions, les demi-arbres, l'embrayage et le volant moteur. Engagez la traction avec décision pour vaincre rapidement l'adhérence initiale des pneus, qui constitue le moment de plus forte contrainte mécanique.</w:t>
       </w:r>
     </w:p>
     <w:p>
@@ -23823,7 +23967,7 @@
           <w:lang w:val="fr-FR"/>
         </w:rPr>
       </w:pPr>
-      <w:bookmarkStart w:id="43" w:name="_Toc239527349"/>
+      <w:bookmarkStart w:id="43" w:name="_Toc243860584"/>
       <w:r>
         <w:rPr>
           <w:rStyle w:val="Enfasigrassetto"/>
@@ -23862,18 +24006,7 @@
           <w:b/>
           <w:bCs/>
         </w:rPr>
-        <w:t xml:space="preserve">Brève description : </w:t>
-      </w:r>
-      <w:r>
-        <w:t>Permet de lire les codes d’erreur des calculateurs du véhicule (pour l’instant, uniquement depuis le Body Computer)</w:t>
-      </w:r>
-    </w:p>
-    <w:p>
-      <w:pPr>
-        <w:jc w:val="both"/>
-      </w:pPr>
-      <w:r>
-        <w:t>La fonction READ FAULTS doit d’abord être activée en accédant au MAIN SETUP MENU, en sélectionnant la fonction READ FAULTS, puis en sélectionnant SAVE&amp;EXIT pour enregistrer définitivement le réglage. Une nouvelle option, READ FAULTS, apparaîtra alors dans le menu principal. En appuyant sur le bouton RES ou DISTANCE (au volant) après s’être positionné sur l’option READ FAULTS du menu principal du BACCABLE, l’indication WAIT s’affichera, signalant qu’il faut attendre pendant que les défauts sont lus depuis le calculateur du véhicule. Une fois la lecture terminée, un sous-menu s’ouvrira automatiquement, affichant les défauts détectés, identifiés par leur code d’erreur et le nom du calculateur concerné. Vous pourrez alors faire défiler la liste avec les boutons haut-bas du clavier du régulateur de vitesse. Pour revenir au menu principal, il suffit d’appuyer à nouveau sur le bouton RES ou DISTANCE au volant.</w:t>
+        <w:t>En développement. N’activez pas cette fonction.</w:t>
       </w:r>
     </w:p>
     <w:p>
@@ -23893,7 +24026,7 @@
           <w:lang w:val="fr-FR"/>
         </w:rPr>
       </w:pPr>
-      <w:bookmarkStart w:id="44" w:name="_Toc239527350"/>
+      <w:bookmarkStart w:id="44" w:name="_Toc243860585"/>
       <w:r>
         <w:rPr>
           <w:rStyle w:val="Enfasigrassetto"/>
@@ -23917,18 +24050,59 @@
     </w:p>
     <w:p>
       <w:pPr>
-        <w:rPr>
-          <w:lang w:val="fr-FR"/>
-        </w:rPr>
-      </w:pPr>
-    </w:p>
-    <w:p>
-      <w:pPr>
+        <w:jc w:val="both"/>
+        <w:rPr>
+          <w:lang w:val="fr-FR"/>
+        </w:rPr>
+      </w:pPr>
+    </w:p>
+    <w:p>
+      <w:pPr>
+        <w:jc w:val="both"/>
+        <w:rPr>
+          <w:lang w:val="fr-FR"/>
+        </w:rPr>
+      </w:pPr>
+      <w:r>
         <w:rPr>
           <w:b/>
           <w:bCs/>
           <w:lang w:val="fr-FR"/>
         </w:rPr>
+        <w:t xml:space="preserve">Brève description : </w:t>
+      </w:r>
+      <w:r>
+        <w:rPr>
+          <w:lang w:val="fr-FR"/>
+        </w:rPr>
+        <w:t>Lit les défauts présents ou mémorisés dans les calculateurs du véhicule : Body Computer (BODY), calculateur moteur (ECM) et ABS, et les affiche sur le tableau de bord un par un.</w:t>
+      </w:r>
+    </w:p>
+    <w:p>
+      <w:pPr>
+        <w:jc w:val="both"/>
+        <w:rPr>
+          <w:lang w:val="fr-FR"/>
+        </w:rPr>
+      </w:pPr>
+      <w:r>
+        <w:rPr>
+          <w:lang w:val="fr-FR"/>
+        </w:rPr>
+        <w:t>La fonction READ FAULTS doit d’abord être activée en accédant au MAIN SETUP MENU, en sélectionnant la fonction READ FAULTS, puis en sélectionnant SAVE&amp;EXIT pour enregistrer définitivement le réglage. L’élément Read Faults apparaît alors dans le menu principal. En appuyant sur le bouton RES ou DISTANCE (au volant) sur cet élément, l’indication WAIT s’affiche pendant la lecture des défauts, dans l’ordre suivant :</w:t>
+      </w:r>
+    </w:p>
+    <w:p>
+      <w:pPr>
+        <w:pStyle w:val="Paragrafoelenco"/>
+        <w:numPr>
+          <w:ilvl w:val="0"/>
+          <w:numId w:val="20"/>
+        </w:numPr>
+        <w:jc w:val="both"/>
+        <w:rPr>
+          <w:lang w:val="fr-FR"/>
+        </w:rPr>
       </w:pPr>
       <w:r>
         <w:rPr>
@@ -23936,14 +24110,195 @@
           <w:bCs/>
           <w:lang w:val="fr-FR"/>
         </w:rPr>
-        <w:t>En développement. N'activez pas cette fonction.</w:t>
-      </w:r>
-    </w:p>
-    <w:p>
-      <w:pPr>
+        <w:t>BODY</w:t>
+      </w:r>
+      <w:r>
+        <w:rPr>
+          <w:lang w:val="fr-FR"/>
+        </w:rPr>
+        <w:t xml:space="preserve"> : le Body Computer ;</w:t>
+      </w:r>
+    </w:p>
+    <w:p>
+      <w:pPr>
+        <w:pStyle w:val="Paragrafoelenco"/>
+        <w:numPr>
+          <w:ilvl w:val="0"/>
+          <w:numId w:val="20"/>
+        </w:numPr>
+        <w:jc w:val="both"/>
+        <w:rPr>
+          <w:lang w:val="fr-FR"/>
+        </w:rPr>
+      </w:pPr>
+      <w:r>
         <w:rPr>
           <w:b/>
           <w:bCs/>
+          <w:lang w:val="fr-FR"/>
+        </w:rPr>
+        <w:t>ECM</w:t>
+      </w:r>
+      <w:r>
+        <w:rPr>
+          <w:lang w:val="fr-FR"/>
+        </w:rPr>
+        <w:t xml:space="preserve"> : le calculateur moteur, si la liste des défauts n’est pas déjà pleine ;</w:t>
+      </w:r>
+    </w:p>
+    <w:p>
+      <w:pPr>
+        <w:pStyle w:val="Paragrafoelenco"/>
+        <w:numPr>
+          <w:ilvl w:val="0"/>
+          <w:numId w:val="20"/>
+        </w:numPr>
+        <w:jc w:val="both"/>
+        <w:rPr>
+          <w:lang w:val="fr-FR"/>
+        </w:rPr>
+      </w:pPr>
+      <w:r>
+        <w:rPr>
+          <w:b/>
+          <w:bCs/>
+          <w:lang w:val="fr-FR"/>
+        </w:rPr>
+        <w:t>ABS</w:t>
+      </w:r>
+      <w:r>
+        <w:rPr>
+          <w:lang w:val="fr-FR"/>
+        </w:rPr>
+        <w:t xml:space="preserve"> : si la liste n’est toujours pas pleine. L’ABS n’est pas lu si les fonctions DYNO ou BRAKES OVERRIDE sont actives à ce moment-là, car elles l’utilisent déjà.</w:t>
+      </w:r>
+    </w:p>
+    <w:p>
+      <w:pPr>
+        <w:jc w:val="both"/>
+        <w:rPr>
+          <w:lang w:val="fr-FR"/>
+        </w:rPr>
+      </w:pPr>
+      <w:r>
+        <w:rPr>
+          <w:lang w:val="fr-FR"/>
+        </w:rPr>
+        <w:t>À la fin de la lecture, un sous-menu s’ouvre automatiquement et affiche un défaut par ligne, précédé du nom du calculateur et suivi du compteur, avec le code au format standard des outils de diagnostic (lettre P, C, B ou U, quatre chiffres et, après le tiret, le type de défaut). Par exemple :</w:t>
+      </w:r>
+    </w:p>
+    <w:p>
+      <w:pPr>
+        <w:pStyle w:val="Paragrafoelenco"/>
+        <w:numPr>
+          <w:ilvl w:val="0"/>
+          <w:numId w:val="20"/>
+        </w:numPr>
+        <w:jc w:val="both"/>
+        <w:rPr>
+          <w:lang w:val="fr-FR"/>
+        </w:rPr>
+      </w:pPr>
+      <w:r>
+        <w:rPr>
+          <w:lang w:val="fr-FR"/>
+        </w:rPr>
+        <w:t>BODY B10AA-4A 1/3</w:t>
+      </w:r>
+    </w:p>
+    <w:p>
+      <w:pPr>
+        <w:pStyle w:val="Paragrafoelenco"/>
+        <w:numPr>
+          <w:ilvl w:val="0"/>
+          <w:numId w:val="20"/>
+        </w:numPr>
+        <w:jc w:val="both"/>
+        <w:rPr>
+          <w:lang w:val="fr-FR"/>
+        </w:rPr>
+      </w:pPr>
+      <w:r>
+        <w:rPr>
+          <w:lang w:val="fr-FR"/>
+        </w:rPr>
+        <w:t>ECM  P0420-00 2/3</w:t>
+      </w:r>
+    </w:p>
+    <w:p>
+      <w:pPr>
+        <w:pStyle w:val="Paragrafoelenco"/>
+        <w:numPr>
+          <w:ilvl w:val="0"/>
+          <w:numId w:val="20"/>
+        </w:numPr>
+        <w:jc w:val="both"/>
+        <w:rPr>
+          <w:lang w:val="fr-FR"/>
+        </w:rPr>
+      </w:pPr>
+      <w:r>
+        <w:rPr>
+          <w:lang w:val="fr-FR"/>
+        </w:rPr>
+        <w:t>ABS  C0035-1C 3/3</w:t>
+      </w:r>
+    </w:p>
+    <w:p>
+      <w:pPr>
+        <w:jc w:val="both"/>
+        <w:rPr>
+          <w:lang w:val="fr-FR"/>
+        </w:rPr>
+      </w:pPr>
+      <w:r>
+        <w:rPr>
+          <w:lang w:val="fr-FR"/>
+        </w:rPr>
+        <w:t>Seuls les défauts présents ou mémorisés sont affichés. Le compteur indique la position du défaut et le nombre total de défauts détectés ; à partir du dixième défaut, faute de place, seule la position est affichée. La liste contient au maximum 20 défauts. S’il n’y a aucun défaut, NO FAULTS s’affiche. Si le Body Computer ne répond pas, TIMEOUT s’affiche et le menu principal réapparaît ; si en revanche le calculateur moteur ou l’ABS ne répondent pas, les défauts des autres calculateurs sont tout de même affichés.</w:t>
+      </w:r>
+    </w:p>
+    <w:p>
+      <w:pPr>
+        <w:jc w:val="both"/>
+        <w:rPr>
+          <w:lang w:val="fr-FR"/>
+        </w:rPr>
+      </w:pPr>
+      <w:r>
+        <w:rPr>
+          <w:lang w:val="fr-FR"/>
+        </w:rPr>
+        <w:lastRenderedPageBreak/>
+        <w:t>Il est possible de faire défiler la liste avec les boutons haut/bas du clavier du Cruise Control. Pour revenir au menu principal, il suffit d’appuyer de nouveau sur le bouton RES ou DISTANCE au volant.</w:t>
+      </w:r>
+    </w:p>
+    <w:p>
+      <w:pPr>
+        <w:jc w:val="both"/>
+        <w:rPr>
+          <w:lang w:val="fr-FR"/>
+        </w:rPr>
+      </w:pPr>
+      <w:r>
+        <w:rPr>
+          <w:b/>
+          <w:bCs/>
+          <w:lang w:val="fr-FR"/>
+        </w:rPr>
+        <w:t xml:space="preserve">Note : </w:t>
+      </w:r>
+      <w:r>
+        <w:rPr>
+          <w:lang w:val="fr-FR"/>
+        </w:rPr>
+        <w:t>la connexion à l’ABS provoque généralement deux effets indésirables dus au véhicule : des avertissements ABS s’affichent temporairement sur le tableau de bord et le frein perd en efficacité pendant un instant.</w:t>
+      </w:r>
+    </w:p>
+    <w:p>
+      <w:pPr>
+        <w:jc w:val="both"/>
+        <w:rPr>
           <w:lang w:val="fr-FR"/>
         </w:rPr>
       </w:pPr>
@@ -23959,7 +24314,7 @@
         </w:rPr>
       </w:pPr>
       <w:bookmarkStart w:id="45" w:name="_Toc205138700"/>
-      <w:bookmarkStart w:id="46" w:name="_Toc239527351"/>
+      <w:bookmarkStart w:id="46" w:name="_Toc243860586"/>
       <w:r>
         <w:rPr>
           <w:rStyle w:val="Enfasigrassetto"/>
@@ -23995,13 +24350,13 @@
           <w:bCs/>
           <w:lang w:val="fr-FR"/>
         </w:rPr>
-        <w:t xml:space="preserve">Brève description : </w:t>
-      </w:r>
-      <w:r>
-        <w:rPr>
-          <w:lang w:val="fr-FR"/>
-        </w:rPr>
-        <w:t>cache le clignotement du compteur kilométrique sur le tableau de bord.</w:t>
+        <w:t>Brève description : Cache le clignotement</w:t>
+      </w:r>
+      <w:r>
+        <w:rPr>
+          <w:lang w:val="fr-FR"/>
+        </w:rPr>
+        <w:t xml:space="preserve"> du compteur kilométrique sur le tableau de bord.</w:t>
       </w:r>
     </w:p>
     <w:p>
@@ -24023,7 +24378,7 @@
         <w:rPr>
           <w:lang w:val="fr-FR"/>
         </w:rPr>
-        <w:t>Il s'agit d'une fonction qui peut être activée et désactivée depuis le MENU INSTALLATION décrit au paragraphe 2.1.</w:t>
+        <w:t>Il s'agit d'une fonction qui peut être activée et désactivée depuis le menu SETUP décrit au paragraphe 2.1.</w:t>
       </w:r>
     </w:p>
     <w:p>
@@ -24067,20 +24422,13 @@
           <w:bCs/>
           <w:lang w:val="fr-FR"/>
         </w:rPr>
-        <w:t>Prémisse :  L'</w:t>
-      </w:r>
-      <w:r>
-        <w:rPr>
-          <w:lang w:val="fr-FR"/>
-        </w:rPr>
-        <w:t xml:space="preserve">alignement proxy est une procédure à effectuer avec Multiecuscan, un ELM327 et des câbles appropriés, qui synchronise les unités de contrôle électroniques (ECU) entre elles afin que tous les modules reconnaissent la configuration actuelle du véhicule. Parmi ces configurations figure l'activation </w:t>
-      </w:r>
-      <w:r>
-        <w:rPr>
-          <w:lang w:val="fr-FR"/>
-        </w:rPr>
-        <w:lastRenderedPageBreak/>
-        <w:t>du mode course, qui permet d'utiliser la fonction ESC/TC du BACCABLE sans installer le sélecteur RDNA. L'activation du mode course via la procédure d'alignement est bien décrite au lien suivant : https://giuliatech.com/t/how-to-enable-race-mode-on-non-qv-giulia-2017-2024/21</w:t>
+        <w:t>Prémisse :</w:t>
+      </w:r>
+      <w:r>
+        <w:rPr>
+          <w:lang w:val="fr-FR"/>
+        </w:rPr>
+        <w:t xml:space="preserve"> l'alignement proxy est une procédure à effectuer avec Multiecuscan, un ELM327 et des câbles appropriés, qui synchronise les unités de contrôle électroniques (ECU) entre elles afin que tous les modules reconnaissent la configuration actuelle du véhicule. Parmi ces configurations figure l'activation du mode RACE, qui permet d'utiliser la fonction ESC/TC du BACCABLE sans installer le sélecteur RDNA. L'activation du mode RACE via la procédure d'alignement est bien décrite au lien suivant : https://giuliatech.com/t/how-to-enable-race-mode-on-non-qv-giulia-2017-2024/21</w:t>
       </w:r>
     </w:p>
     <w:p>
@@ -24116,7 +24464,7 @@
         <w:rPr>
           <w:lang w:val="fr-FR"/>
         </w:rPr>
-        <w:t>Activer Race via l'alignement Proxy entraîne la perte des cartes de pédales, ce qui signifie que tous les styles de conduite à l'ADN adoptent la carte en mode N, qui a une courbe linéaire, tandis que le mode dynamique devrait avoir une courbe point-in très sensible. Pour résoudre ce problème, il est possible de désactiver la course via l'alignement proxy uniquement sur l'ECU du moteur. Ainsi, les cartes de pédales reprennent leur courbe correcte, et la course reste disponible. Pour obtenir ce résultat, après avoir réussi la procédure d'activation de course selon le lien dans le Postulat, il suffit de régler, en configuration proxy, le type de sélecteur 1 (c'est-à-dire désactiver la course), de déconnecter l'ELM327 du véhicule et de lancer la procédure d'alignement proxy. La première ECU que MES essaiera d'écrire est le corps, puis en cas d'échec (puisque l'ELM327 sera déconnecté), elle signalera une erreur. À ce moment-là, nous devons reconnecter l'ELM327 car la deuxième ECU à écrire sera celle du moteur. Dès que la réussite de l'ECU du moteur est signalée, nous devons à nouveau retirer l'ELM327, ou débrancher le câble USB si vous utilisez un ELM327 USB, afin d'empêcher Multiecuscan d'écrire les autres ECU. À ce moment-là, en éteignant et en rallumant le véhicule, après un certain temps, l'odomètre commencera à clignoter pour indiquer un alignement proxy incomplet, les cartes de pédales fonctionneront comme prévu initialement, et la fonction ESC/TC du BACCABLE fonctionnera normalement. Pour éliminer le clignotement gênant du compteur kilométrique, nous sélectionnerons la fonction ODOMETER BLINK dans le menu de configuration BACCABLE.</w:t>
+        <w:t>Activer le mode RACE via l'alignement Proxy entraîne la perte des cartes de pédales, ce qui signifie que tous les styles de conduite DNA adoptent la carte en mode N, qui a une courbe linéaire, tandis que le mode Dynamic devrait avoir une courbe tip-in très sensible. Pour résoudre ce problème, il est possible de désactiver le mode RACE via l'alignement proxy uniquement sur l'ECU du moteur. Ainsi, les cartes de pédales reprennent leur courbe correcte, et le mode RACE reste disponible. Pour obtenir ce résultat, après avoir réussi la procédure d'activation du mode RACE selon le lien de la Prémisse, il suffit de régler, en configuration proxy, le type de sélecteur 1 (c'est-à-dire désactiver le mode RACE), de déconnecter l'ELM327 du véhicule et de lancer la procédure d'alignement proxy. La première ECU que MES essaiera d'écrire est le BODY, puis en cas d'échec (puisque l'ELM327 sera déconnecté), elle signalera une erreur. À ce moment-là, nous devons reconnecter l'ELM327 car la deuxième ECU à écrire sera celle du moteur. Dès que l'écriture réussie de l'ECU du moteur est signalée, nous devons à nouveau retirer l'ELM327, ou débrancher le câble USB si vous utilisez un ELM327 USB, afin d'empêcher Multiecuscan d'écrire les autres ECU. À ce moment-là, en éteignant et en rallumant le véhicule, après un certain temps, le compteur kilométrique commencera à clignoter pour indiquer un alignement proxy incomplet, les cartes de pédales fonctionneront comme prévu initialement, et la fonction ESC/TC du BACCABLE fonctionnera normalement. Pour éliminer le clignotement gênant du compteur kilométrique, nous sélectionnerons la fonction ODOMETER BLINK dans le menu SETUP du BACCABLE.</w:t>
       </w:r>
     </w:p>
     <w:p>
@@ -24140,7 +24488,7 @@
         </w:rPr>
       </w:pPr>
       <w:bookmarkStart w:id="47" w:name="_Toc205138701"/>
-      <w:bookmarkStart w:id="48" w:name="_Toc239527352"/>
+      <w:bookmarkStart w:id="48" w:name="_Toc243860587"/>
       <w:r>
         <w:rPr>
           <w:rStyle w:val="Enfasigrassetto"/>
@@ -24176,13 +24524,13 @@
           <w:bCs/>
           <w:lang w:val="fr-FR"/>
         </w:rPr>
-        <w:t xml:space="preserve">Brève description : </w:t>
-      </w:r>
-      <w:r>
-        <w:rPr>
-          <w:lang w:val="fr-FR"/>
-        </w:rPr>
-        <w:t>désactive l'avertissement acoustique indiquant qu'on ne peut pas attacher sa ceinture de sécurité.</w:t>
+        <w:t>Brève description : Désactive l'avertissement acoustique</w:t>
+      </w:r>
+      <w:r>
+        <w:rPr>
+          <w:lang w:val="fr-FR"/>
+        </w:rPr>
+        <w:t xml:space="preserve"> indiquant que les ceintures de sécurité ne sont pas attachées.</w:t>
       </w:r>
     </w:p>
     <w:p>
@@ -24218,7 +24566,7 @@
         <w:rPr>
           <w:lang w:val="fr-FR"/>
         </w:rPr>
-        <w:t>En désélectionnant cette fonction dans le menu de configuration, l'avertissement acoustique indiquant le détachement des ceintures est désactivé. Le réglage est permanent même après le retrait du BACCABLE et peut nécessiter un redémarrage pour que cela fasse effet</w:t>
+        <w:t>En désélectionnant cette fonction dans le menu SETUP, l'avertissement acoustique indiquant les ceintures non attachées est désactivé. Le réglage est permanent même après le retrait du BACCABLE et peut nécessiter un redémarrage pour prendre effet.</w:t>
       </w:r>
     </w:p>
     <w:p>
@@ -24242,7 +24590,7 @@
         </w:rPr>
       </w:pPr>
       <w:bookmarkStart w:id="49" w:name="_Toc205138702"/>
-      <w:bookmarkStart w:id="50" w:name="_Toc239527353"/>
+      <w:bookmarkStart w:id="50" w:name="_Toc243860588"/>
       <w:r>
         <w:rPr>
           <w:rStyle w:val="Enfasigrassetto"/>
@@ -24311,14 +24659,13 @@
           <w:bCs/>
           <w:lang w:val="fr-FR"/>
         </w:rPr>
-        <w:lastRenderedPageBreak/>
-        <w:t xml:space="preserve">Brève </w:t>
-      </w:r>
-      <w:r>
-        <w:rPr>
-          <w:lang w:val="fr-FR"/>
-        </w:rPr>
-        <w:t>description : Amplificateur de pédales avec cartes personnalisées basées sur le style de conduite choisi.</w:t>
+        <w:t>Brève description :</w:t>
+      </w:r>
+      <w:r>
+        <w:rPr>
+          <w:lang w:val="fr-FR"/>
+        </w:rPr>
+        <w:t xml:space="preserve"> Pedal booster avec des cartes personnalisées en fonction du style de conduite choisi.</w:t>
       </w:r>
     </w:p>
     <w:p>
@@ -24333,13 +24680,13 @@
           <w:bCs/>
           <w:lang w:val="fr-FR"/>
         </w:rPr>
-        <w:t xml:space="preserve">Prémisse </w:t>
-      </w:r>
-      <w:r>
-        <w:rPr>
-          <w:lang w:val="fr-FR"/>
-        </w:rPr>
-        <w:t>: Un accélérateur de pédale est un dispositif électronique qui relie la pédale d'accélérateur à la carrosserie (ECU du véhicule) pour améliorer la réponse du véhicule. Cela n'augmente pas la puissance du moteur mais rend l'accélération plus rapide et plus fluide.</w:t>
+        <w:t>Prémisse :</w:t>
+      </w:r>
+      <w:r>
+        <w:rPr>
+          <w:lang w:val="fr-FR"/>
+        </w:rPr>
+        <w:t xml:space="preserve"> Un pedal booster est un dispositif électronique qui se branche entre la pédale d'accélérateur et le BODY (calculateur du véhicule) pour améliorer la réponse du véhicule. Il n'augmente pas la puissance du moteur, mais rend l'accélération plus vive et plus fluide.</w:t>
       </w:r>
     </w:p>
     <w:p>
@@ -24354,26 +24701,26 @@
           <w:bCs/>
           <w:lang w:val="fr-FR"/>
         </w:rPr>
-        <w:t xml:space="preserve">Note </w:t>
-      </w:r>
-      <w:r>
-        <w:rPr>
-          <w:lang w:val="fr-FR"/>
-        </w:rPr>
-        <w:t>: Pour utiliser cette fonction, un câble de connexion spécifique entre Baccable et Pedal Booster est nécessaire, disponible séparément.</w:t>
-      </w:r>
-    </w:p>
-    <w:p>
-      <w:pPr>
-        <w:rPr>
-          <w:lang w:val="fr-FR"/>
-        </w:rPr>
-      </w:pPr>
-      <w:r>
-        <w:rPr>
-          <w:lang w:val="fr-FR"/>
-        </w:rPr>
-        <w:t>Dans le menu de configuration, la fonction peut être réglée comme suit (menu rotatif activé en appuyant sur les boutons RES et DISTANCE) :</w:t>
+        <w:t>Note :</w:t>
+      </w:r>
+      <w:r>
+        <w:rPr>
+          <w:lang w:val="fr-FR"/>
+        </w:rPr>
+        <w:t xml:space="preserve"> pour utiliser cette fonction, il faut disposer d'un câble de connexion spécifique entre le Baccable et le Pedal Booster, à commander séparément.</w:t>
+      </w:r>
+    </w:p>
+    <w:p>
+      <w:pPr>
+        <w:rPr>
+          <w:lang w:val="fr-FR"/>
+        </w:rPr>
+      </w:pPr>
+      <w:r>
+        <w:rPr>
+          <w:lang w:val="fr-FR"/>
+        </w:rPr>
+        <w:t>Dans le menu SETUP, la fonction peut être réglée comme suit (menu rotatif : chaque appui sur le bouton RES, ou sur le bouton DISTANCE, passe à la valeur suivante) :</w:t>
       </w:r>
     </w:p>
     <w:p>
@@ -24399,7 +24746,7 @@
         <w:rPr>
           <w:lang w:val="fr-FR"/>
         </w:rPr>
-        <w:t xml:space="preserve"> : la fonction ne contrôle pas les signaux analogiques de la pédale vers le corps.</w:t>
+        <w:t xml:space="preserve"> : la fonction ne contrôle pas les signaux analogiques provenant de la pédale et destinés au BODY.</w:t>
       </w:r>
     </w:p>
     <w:p>
@@ -24419,13 +24766,13 @@
           <w:bCs/>
           <w:lang w:val="fr-FR"/>
         </w:rPr>
-        <w:t xml:space="preserve">Pedal Booster Auto </w:t>
-      </w:r>
-      <w:r>
-        <w:rPr>
-          <w:lang w:val="fr-FR"/>
-        </w:rPr>
-        <w:t>: la fonction attribue différentes cartes de pédales à différents styles de conduite, amplifiant et atténuant de manière appropriée les signaux analogiques de la pédale d'accélérateur.</w:t>
+        <w:t>Pedal Booster Auto</w:t>
+      </w:r>
+      <w:r>
+        <w:rPr>
+          <w:lang w:val="fr-FR"/>
+        </w:rPr>
+        <w:t xml:space="preserve"> : la fonction associe aux différents styles de conduite différentes cartes de pédale, en amplifiant et en atténuant de manière appropriée les signaux analogiques de la pédale d'accélérateur.</w:t>
       </w:r>
     </w:p>
     <w:p>
@@ -24451,7 +24798,7 @@
         <w:rPr>
           <w:lang w:val="fr-FR"/>
         </w:rPr>
-        <w:t xml:space="preserve"> : la fonction ne modifie pas les signaux analogiques de la pédale d'accélérateur mais les répète simplement.</w:t>
+        <w:t xml:space="preserve"> : la fonction ne modifie pas les signaux analogiques de la pédale d'accélérateur, mais se limite à les répéter.</w:t>
       </w:r>
     </w:p>
     <w:p>
@@ -24471,13 +24818,13 @@
           <w:bCs/>
           <w:lang w:val="fr-FR"/>
         </w:rPr>
-        <w:t xml:space="preserve">Pedal Booster A Map </w:t>
-      </w:r>
-      <w:r>
-        <w:rPr>
-          <w:lang w:val="fr-FR"/>
-        </w:rPr>
-        <w:t>: la fonction force l'utilisation de la pédale map associée au style de conduite A (toutes saisons), amplifiant et atténuant correctement les signaux analogiques de la pédale d'accélérateur.</w:t>
+        <w:t>Pedal Booster A Map</w:t>
+      </w:r>
+      <w:r>
+        <w:rPr>
+          <w:lang w:val="fr-FR"/>
+        </w:rPr>
+        <w:t xml:space="preserve"> : la fonction force l'utilisation de la carte de pédale associée au style de conduite A (All weather), en amplifiant et en atténuant de manière appropriée les signaux analogiques de la pédale d'accélérateur.</w:t>
       </w:r>
     </w:p>
     <w:p>
@@ -24503,7 +24850,7 @@
         <w:rPr>
           <w:lang w:val="fr-FR"/>
         </w:rPr>
-        <w:t>: la fonction force l'utilisation de la carte de pédales associée au style de conduite N (Naturel), amplifiant et atténuant de manière appropriée les signaux analogiques de la pédale d'accélérateur.</w:t>
+        <w:t xml:space="preserve"> : la fonction force l'utilisation de la carte de pédale associée au style de conduite N (Natural), en amplifiant et en atténuant de manière appropriée les signaux analogiques de la pédale d'accélérateur.</w:t>
       </w:r>
     </w:p>
     <w:p>
@@ -24523,13 +24870,13 @@
           <w:bCs/>
           <w:lang w:val="fr-FR"/>
         </w:rPr>
-        <w:t xml:space="preserve">Pedal Booster D Map </w:t>
-      </w:r>
-      <w:r>
-        <w:rPr>
-          <w:lang w:val="fr-FR"/>
-        </w:rPr>
-        <w:t>: la fonction force l'utilisation de la pédale map associée au style de conduite D (Dynamique), amplifiant et atténuant de manière appropriée les signaux analogiques de la pédale d'accélérateur.</w:t>
+        <w:t>Pedal Booster D Map</w:t>
+      </w:r>
+      <w:r>
+        <w:rPr>
+          <w:lang w:val="fr-FR"/>
+        </w:rPr>
+        <w:t xml:space="preserve"> : la fonction force l'utilisation de la carte de pédale associée au style de conduite D (Dynamic), en amplifiant et en atténuant de manière appropriée les signaux analogiques de la pédale d'accélérateur.</w:t>
       </w:r>
     </w:p>
     <w:p>
@@ -24549,13 +24896,14 @@
           <w:bCs/>
           <w:lang w:val="fr-FR"/>
         </w:rPr>
+        <w:lastRenderedPageBreak/>
         <w:t>Pedal Booster R Map</w:t>
       </w:r>
       <w:r>
         <w:rPr>
           <w:lang w:val="fr-FR"/>
         </w:rPr>
-        <w:t>: la fonction force l'utilisation de la carte de pédales associée au style de conduite R (Race), amplifiant et atténuant de manière appropriée les signaux analogiques de la pédale d'accélérateur.</w:t>
+        <w:t xml:space="preserve"> : la fonction force l'utilisation de la carte de pédale associée au style de conduite R (Race), en amplifiant et en atténuant de manière appropriée les signaux analogiques de la pédale d'accélérateur.</w:t>
       </w:r>
     </w:p>
     <w:p>
@@ -24568,7 +24916,7 @@
           <w:lang w:val="fr-FR"/>
         </w:rPr>
       </w:pPr>
-      <w:bookmarkStart w:id="52" w:name="_Toc239527354"/>
+      <w:bookmarkStart w:id="52" w:name="_Toc243860589"/>
       <w:r>
         <w:rPr>
           <w:rStyle w:val="Enfasigrassetto"/>
@@ -24604,7 +24952,7 @@
         <w:rPr>
           <w:lang w:val="fr-FR"/>
         </w:rPr>
-        <w:t>Il est accessible depuis le menu principal et vous permet d'activer et désactiver chaque fonction individuelle du baccable. Voir le paragraphe 2.1</w:t>
+        <w:t>Il est accessible depuis le menu principal et vous permet d'activer et désactiver chaque fonction individuelle du baccable. Voir le paragraphe 2.1.</w:t>
       </w:r>
     </w:p>
     <w:p>
@@ -24617,7 +24965,7 @@
           <w:lang w:val="fr-FR"/>
         </w:rPr>
       </w:pPr>
-      <w:bookmarkStart w:id="54" w:name="_Toc239527355"/>
+      <w:bookmarkStart w:id="54" w:name="_Toc243860590"/>
       <w:r>
         <w:rPr>
           <w:rStyle w:val="Enfasigrassetto"/>
@@ -24653,7 +25001,7 @@
         <w:rPr>
           <w:lang w:val="fr-FR"/>
         </w:rPr>
-        <w:t>Il est accessible depuis le menu principal et vous permet de masquer ou d'afficher chaque paramètre individuel du menu SHOW PARAMS. Voir le paragraphe 2.8</w:t>
+        <w:t>Il est accessible depuis le menu principal et vous permet de masquer ou d'afficher chaque paramètre individuel du menu SHOW PARAMS. Voir le paragraphe 2.8.</w:t>
       </w:r>
     </w:p>
     <w:p>
@@ -24666,7 +25014,7 @@
           <w:lang w:val="fr-FR"/>
         </w:rPr>
       </w:pPr>
-      <w:bookmarkStart w:id="56" w:name="_Toc239527356"/>
+      <w:bookmarkStart w:id="56" w:name="_Toc243860591"/>
       <w:r>
         <w:rPr>
           <w:rStyle w:val="Enfasigrassetto"/>
@@ -24706,13 +25054,13 @@
           <w:bCs/>
           <w:lang w:val="fr-FR"/>
         </w:rPr>
-        <w:t xml:space="preserve">Brève description : </w:t>
-      </w:r>
-      <w:r>
-        <w:rPr>
-          <w:lang w:val="fr-FR"/>
-        </w:rPr>
-        <w:t>affiche les écrans de course sur le tableau de bord et le système d'infodivertissement lorsque la fonction ESC/TC est active. Voir le paragraphe 2.10.</w:t>
+        <w:t>Brève description : Affiche les écrans RACE</w:t>
+      </w:r>
+      <w:r>
+        <w:rPr>
+          <w:lang w:val="fr-FR"/>
+        </w:rPr>
+        <w:t xml:space="preserve"> sur le tableau de bord et le système d'infodivertissement lorsque la fonction ESC/TC est active. Voir le paragraphe 2.10.</w:t>
       </w:r>
     </w:p>
     <w:p>
@@ -24731,7 +25079,7 @@
           <w:bCs/>
           <w:lang w:val="fr-FR"/>
         </w:rPr>
-        <w:t>AVERTISSEMENT : Si le clignotement des masques d'affichage de course survient sur le tableau de bord ou le système d'infodivertissement de votre véhicule, il est recommandé de désactiver et d'éviter d'utiliser la fonction MONTRER LE MASQUE DE COURSE.</w:t>
+        <w:t>AVERTISSEMENT : Si le clignotement des masques RACE survient sur le tableau de bord ou le système d'infodivertissement de votre véhicule, il est recommandé de désactiver et d'éviter d'utiliser la fonction SHOW RACE MASK.</w:t>
       </w:r>
     </w:p>
     <w:p>
@@ -24744,7 +25092,7 @@
           <w:lang w:val="fr-FR"/>
         </w:rPr>
       </w:pPr>
-      <w:bookmarkStart w:id="58" w:name="_Toc239527357"/>
+      <w:bookmarkStart w:id="58" w:name="_Toc243860592"/>
       <w:r>
         <w:rPr>
           <w:rStyle w:val="Enfasigrassetto"/>
@@ -24752,7 +25100,6 @@
           <w:color w:val="auto"/>
           <w:lang w:val="fr-FR"/>
         </w:rPr>
-        <w:lastRenderedPageBreak/>
         <w:t>2.25</w:t>
       </w:r>
       <w:r>
@@ -24784,13 +25131,7 @@
           <w:bCs/>
           <w:lang w:val="fr-FR"/>
         </w:rPr>
-        <w:t xml:space="preserve">Brève description : </w:t>
-      </w:r>
-      <w:r>
-        <w:rPr>
-          <w:lang w:val="fr-FR"/>
-        </w:rPr>
-        <w:t>Il déplace les rétroviseurs latéraux pour afficher les roues arrière lors de la marche arrière et activent soit le clignotant gauche soit droit, afin d'aider au stationnement près des trottoirs.</w:t>
+        <w:t>Brève description : Déplace les rétroviseurs latéraux pour montrer les roues arrière lorsque la marche arrière et le clignotant gauche ou droit sont activés, afin d'aider au stationnement près des trottoirs.</w:t>
       </w:r>
     </w:p>
     <w:p>
@@ -24814,7 +25155,7 @@
         <w:rPr>
           <w:lang w:val="fr-FR"/>
         </w:rPr>
-        <w:t>Cette fonction ne fonctionne que sur les véhicules équipés d'encodeurs de miroirs. Pour vérifier la compatibilité avec votre véhicule, il suffit de tester cette fonctionnalité. En cas d’incompatibilité, débranchez puis rebranchez la borne négative de la batterie pour rétablir l’état initial.</w:t>
+        <w:t>Cette fonction ne fonctionne que sur les véhicules équipés d'encodeurs dans les rétroviseurs. Pour vérifier la compatibilité avec votre véhicule, il suffit de tester cette fonctionnalité. En cas d’incompatibilité, débranchez puis rebranchez la borne négative de la batterie pour rétablir l’état initial.</w:t>
       </w:r>
     </w:p>
     <w:p>
@@ -24870,7 +25211,7 @@
         <w:rPr>
           <w:lang w:val="fr-FR"/>
         </w:rPr>
-        <w:t>Accédez au menu principal SETUP et activez la fonction PARK MIRROR. Si c'est déjà sélectionné, désélectionnez-le puis resélectionnez-le. À ce stade, les positions actuelles dans le miroir seront stockées.</w:t>
+        <w:t>Accédez au MAIN SETUP MENU et activez la fonction PARK MIRROR. Si elle est déjà sélectionnée, désélectionnez-la puis resélectionnez-la. À ce stade, les positions actuelles des rétroviseurs seront mémorisées.</w:t>
       </w:r>
     </w:p>
     <w:p>
@@ -24890,7 +25231,7 @@
         <w:rPr>
           <w:lang w:val="fr-FR"/>
         </w:rPr>
-        <w:t>Sélectionnez ENREGISTRER et QUITTER pour sauvegarder définitivement les paramètres et quitter le menu principal SETUP. Ces étapes n'auront pas besoin d'être répétées.</w:t>
+        <w:t>Sélectionnez SAVE &amp; EXIT pour sauvegarder définitivement les paramètres et quitter le MAIN SETUP MENU. Ces étapes n'auront pas besoin d'être répétées.</w:t>
       </w:r>
     </w:p>
     <w:p>
@@ -24943,7 +25284,7 @@
           <w:lang w:val="fr-FR"/>
         </w:rPr>
       </w:pPr>
-      <w:bookmarkStart w:id="60" w:name="_Toc239527358"/>
+      <w:bookmarkStart w:id="60" w:name="_Toc243860593"/>
       <w:r>
         <w:rPr>
           <w:rStyle w:val="Enfasigrassetto"/>
@@ -24987,7 +25328,14 @@
         <w:rPr>
           <w:lang w:val="fr-FR"/>
         </w:rPr>
-        <w:t>Sur les véhicules équipés d'ACC, lorsque le véhicule avec l'ACC engagé s'arrête derrière le véhicule précédent, cette fonction permet à l'ACC de rester engagé—alors qu'en réalité, l'ACC se désengage automatiquement environ 5 secondes après l'arrêt.</w:t>
+        <w:t>Sur les véhicules équipés d'ACC, lorsque le véhicule avec l'ACC engagé s'arrête derrière le véhicule qui le précède, cette fonction permet à l'ACC de rester engagé—</w:t>
+      </w:r>
+      <w:r>
+        <w:rPr>
+          <w:lang w:val="fr-FR"/>
+        </w:rPr>
+        <w:lastRenderedPageBreak/>
+        <w:t>alors que normalement l'ACC se désengage automatiquement environ 5 secondes après l'arrêt.</w:t>
       </w:r>
     </w:p>
     <w:p>
@@ -25013,7 +25361,7 @@
         <w:rPr>
           <w:lang w:val="fr-FR"/>
         </w:rPr>
-        <w:t>Cette fonction peut être réglée, dans le menu SETUP, comme « ACC AUTOSTART R » ou « ACC AUTOSTART + », selon que le véhicule en service permet de redémarrer en appuyant sur le bouton RES ou sur le bouton pour augmenter la vitesse du régulateur de vitesse. Une fois la fonction activée, le Baccable garantit le redémarrage automatique du véhicule après un arrêt avec l'ACC activé.</w:t>
+        <w:t>Cette fonction peut être réglée, dans le menu SETUP, comme « ACC AUTOSTART R » ou « ACC AUTOSTART + », selon que le véhicule utilisé permet de redémarrer en appuyant sur le bouton RES ou sur le bouton pour augmenter la vitesse du régulateur de vitesse. Une fois la fonction activée, le Baccable garantit le redémarrage automatique du véhicule après un arrêt avec l'ACC activé.</w:t>
       </w:r>
     </w:p>
     <w:p>
@@ -25037,7 +25385,7 @@
         </w:rPr>
       </w:pPr>
       <w:bookmarkStart w:id="61" w:name="_Toc208725416"/>
-      <w:bookmarkStart w:id="62" w:name="_Toc239527359"/>
+      <w:bookmarkStart w:id="62" w:name="_Toc243860594"/>
       <w:r>
         <w:rPr>
           <w:rStyle w:val="Enfasigrassetto"/>
@@ -25097,7 +25445,7 @@
         <w:rPr>
           <w:lang w:val="fr-FR"/>
         </w:rPr>
-        <w:t>La fonction FERMER FENÊTRES prend en charge diverses options, qui peuvent être sélectionnées via le bouton RES ou DISTANCE après avoir navigué dans l'élément FERMER FENÊTRES dans le MENU PRINCIPAL DE CONFIGURATION :</w:t>
+        <w:t>La fonction CLOSE WINDOWS prend en charge diverses options, qui peuvent être sélectionnées via le bouton RES ou DISTANCE après s'être positionné sur l'élément CLOSE WINDOWS dans le MAIN SETUP MENU :</w:t>
       </w:r>
     </w:p>
     <w:tbl>
@@ -25226,7 +25574,6 @@
                 <w:rFonts w:cstheme="minorHAnsi"/>
                 <w:lang w:val="fr-FR"/>
               </w:rPr>
-              <w:lastRenderedPageBreak/>
               <w:t>Ø</w:t>
             </w:r>
             <w:r>
@@ -25252,7 +25599,7 @@
               <w:rPr>
                 <w:lang w:val="fr-FR"/>
               </w:rPr>
-              <w:t>Close Windows 1 sélectionné : Avec une seule activation de la serrure du véhicule via télécommande, les portes du véhicule sont verrouillées et les fenêtres fermées.</w:t>
+              <w:t>Close Windows 1 sélectionné : Avec une seule activation du verrouillage du véhicule via télécommande, les portes du véhicule sont verrouillées et les vitres fermées.</w:t>
             </w:r>
           </w:p>
           <w:p>
@@ -25266,7 +25613,7 @@
               <w:rPr>
                 <w:lang w:val="fr-FR"/>
               </w:rPr>
-              <w:t>Avec deux activations consécutives du verrou du véhicule via télécommande, les fenêtres sont d'abord fermées puis légèrement rouvertes pour permettre la circulation de l'air.</w:t>
+              <w:t>Avec deux activations consécutives du verrouillage du véhicule via télécommande, les vitres sont d'abord fermées puis légèrement rouvertes pour permettre la circulation de l'air.</w:t>
             </w:r>
           </w:p>
         </w:tc>
@@ -25315,7 +25662,7 @@
               <w:rPr>
                 <w:lang w:val="fr-FR"/>
               </w:rPr>
-              <w:t>Close windows 2 sélectionné : Avec deux activations consécutives du verrou du véhicule via télécommande, les fenêtres sont fermées.</w:t>
+              <w:t>Close windows 2 sélectionné : Avec deux activations consécutives du verrouillage du véhicule via télécommande, les vitres sont fermées.</w:t>
             </w:r>
           </w:p>
           <w:p>
@@ -25331,7 +25678,7 @@
               <w:rPr>
                 <w:lang w:val="fr-FR"/>
               </w:rPr>
-              <w:t>Avec trois activations consécutives du verrou du véhicule via télécommande, les vitres sont fermées puis légèrement rouvertes pour permettre la circulation de l'air.</w:t>
+              <w:t>Avec trois activations consécutives du verrouillage du véhicule via télécommande, les vitres sont fermées puis légèrement rouvertes pour permettre la circulation de l'air.</w:t>
             </w:r>
           </w:p>
         </w:tc>
@@ -25348,7 +25695,7 @@
         </w:rPr>
       </w:pPr>
       <w:bookmarkStart w:id="63" w:name="_Toc208725417"/>
-      <w:bookmarkStart w:id="64" w:name="_Toc239527360"/>
+      <w:bookmarkStart w:id="64" w:name="_Toc243860595"/>
       <w:r>
         <w:rPr>
           <w:rStyle w:val="Enfasigrassetto"/>
@@ -25408,7 +25755,7 @@
         <w:rPr>
           <w:lang w:val="fr-FR"/>
         </w:rPr>
-        <w:t>La fonction OPEN WINDOWS prend en charge diverses options, qui peuvent être sélectionnées via le bouton RES ou DISTANCE après avoir navigué dans l'élément OPEN WINDOWS dans le MENU PRINCIPAL DE CONFIGURATION :</w:t>
+        <w:t>La fonction OPEN WINDOWS prend en charge diverses options, qui peuvent être sélectionnées via le bouton RES ou DISTANCE après s'être positionné sur l'élément OPEN WINDOWS dans le MAIN SETUP MENU :</w:t>
       </w:r>
     </w:p>
     <w:tbl>
@@ -25564,7 +25911,7 @@
               <w:rPr>
                 <w:lang w:val="fr-FR"/>
               </w:rPr>
-              <w:t>OPEN windows 1 sélectionné : Avec une seule activation du déverrouillage du véhicule via télécommande, en plus de déverrouiller les portières du véhicule, les fenêtres sont complètement ouvertes.</w:t>
+              <w:t>OPEN windows 1 sélectionné : Avec une seule activation du déverrouillage du véhicule via télécommande, en plus de déverrouiller les portières du véhicule, les vitres sont complètement ouvertes.</w:t>
             </w:r>
           </w:p>
         </w:tc>
@@ -25615,7 +25962,14 @@
               <w:rPr>
                 <w:lang w:val="fr-FR"/>
               </w:rPr>
-              <w:t>OPEN windows 2 sélectionné : Avec une double activation du déverrouillage du véhicule via télécommande, en plus de déverrouiller les portières du véhicule, les vitres sont complètement ouvertes.</w:t>
+              <w:t xml:space="preserve">OPEN windows 2 sélectionné : Avec une double activation du déverrouillage du véhicule via télécommande, en plus de </w:t>
+            </w:r>
+            <w:r>
+              <w:rPr>
+                <w:lang w:val="fr-FR"/>
+              </w:rPr>
+              <w:lastRenderedPageBreak/>
+              <w:t>déverrouiller les portières du véhicule, les vitres sont complètement ouvertes.</w:t>
             </w:r>
           </w:p>
         </w:tc>
@@ -25632,7 +25986,7 @@
         </w:rPr>
       </w:pPr>
       <w:bookmarkStart w:id="65" w:name="_Toc208725418"/>
-      <w:bookmarkStart w:id="66" w:name="_Toc239527361"/>
+      <w:bookmarkStart w:id="66" w:name="_Toc243860596"/>
       <w:r>
         <w:rPr>
           <w:rStyle w:val="Enfasigrassetto"/>
@@ -25640,6 +25994,7 @@
           <w:color w:val="auto"/>
           <w:lang w:val="fr-FR"/>
         </w:rPr>
+        <w:lastRenderedPageBreak/>
         <w:t>2.29</w:t>
       </w:r>
       <w:r>
@@ -25702,7 +26057,7 @@
         <w:rPr>
           <w:lang w:val="fr-FR"/>
         </w:rPr>
-        <w:t>La fonction HAS VIRTUAL PAD permet de simuler la pression du bouton HAS en double-cliquant sur le bouton LANE (situé sur la tige à gauche du volant). Cela élimine la nécessité d'acheter le clavier dédié.</w:t>
+        <w:t>La fonction HAS VIRTUAL PAD permet de simuler la pression du bouton HAS en double-cliquant sur le bouton LANE (situé sur le levier à gauche du volant). Cela élimine la nécessité d'acheter le clavier dédié.</w:t>
       </w:r>
     </w:p>
     <w:p>
@@ -25736,7 +26091,7 @@
         <w:rPr>
           <w:lang w:val="fr-FR"/>
         </w:rPr>
-        <w:t>La fonction HAS nécessite une activation via l'alignement du proxy (octet 166, bit 2 — c'est-à-dire format binaire xxxxx1xx pour l'activer), ainsi que les prérequis suivants. Le véhicule doit être MY20 ou plus récent, équipé d'une camera avec firmware compatible, d'un volant avec capteurs tactiles ou d'un contournement pour ces capteurs, d'un volant motorisé avec firmware compatible A420, d'un système de navigation activé via proxy et disponible, ainsi que d'un régulateur de vitesse adaptatif (ACC).</w:t>
+        <w:t>La fonction HAS nécessite une activation via l'alignement du proxy (octet 166, bit 2 — c'est-à-dire format binaire xxxxx1xx pour l'activer), ainsi que les prérequis suivants. Le véhicule doit être MY20 ou plus récent, équipé d'une caméra avec firmware compatible, d'un volant avec capteurs tactiles ou d'un contournement pour ces capteurs, d'un volant motorisé avec firmware compatible A420, d'un système de navigation activé via proxy et disponible, ainsi que d'un régulateur de vitesse adaptatif (ACC).</w:t>
       </w:r>
     </w:p>
     <w:p>
@@ -25759,7 +26114,7 @@
           <w:lang w:val="fr-FR"/>
         </w:rPr>
       </w:pPr>
-      <w:bookmarkStart w:id="67" w:name="_Toc239527362"/>
+      <w:bookmarkStart w:id="67" w:name="_Toc243860597"/>
       <w:r>
         <w:rPr>
           <w:rStyle w:val="Enfasigrassetto"/>
@@ -25767,7 +26122,6 @@
           <w:color w:val="auto"/>
           <w:lang w:val="fr-FR"/>
         </w:rPr>
-        <w:lastRenderedPageBreak/>
         <w:t>2.30</w:t>
       </w:r>
       <w:r>
@@ -25778,14 +26132,20 @@
           <w:lang w:val="fr-FR"/>
         </w:rPr>
         <w:tab/>
-        <w:t>QV EXHAUST FLAP</w:t>
+        <w:t>EXHAUST FLAP</w:t>
       </w:r>
       <w:bookmarkEnd w:id="67"/>
     </w:p>
     <w:p>
       <w:pPr>
-        <w:pStyle w:val="Paragrafoelenco"/>
-        <w:ind w:left="1080"/>
+        <w:jc w:val="both"/>
+        <w:rPr>
+          <w:lang w:val="fr-FR"/>
+        </w:rPr>
+      </w:pPr>
+    </w:p>
+    <w:p>
+      <w:pPr>
         <w:jc w:val="both"/>
         <w:rPr>
           <w:lang w:val="fr-FR"/>
@@ -25803,13 +26163,128 @@
         <w:rPr>
           <w:lang w:val="fr-FR"/>
         </w:rPr>
-        <w:t>Cette fonction ouvre la soupape d'échappement de la Giulia Quadrifoglio en appuyant deux fois sur le bouton RELEASE situé sur le levier de vitesses (ou en sélectionnant TOGGLE QV VALVE dans le menu principal).</w:t>
+        <w:t>Ouvre et ferme les valves d’échappement en appuyant deux fois sur le bouton RELEASE situé sur le levier de vitesses, ou depuis le menu principal en sélectionnant l’élément Toggle Exhaust. Sur la Giulia Quadrifoglio, elle commande les valves d’origine ; si l’on utilise en revanche des valves aftermarket équipées d’une télécommande radio, le BACCABLE simule l’appui sur le bouton d’ouverture ou de fermeture de la télécommande (la télécommande doit être raccordée aux sorties dédiées du BACCABLE).</w:t>
+      </w:r>
+    </w:p>
+    <w:p>
+      <w:pPr>
+        <w:jc w:val="both"/>
+        <w:rPr>
+          <w:lang w:val="fr-FR"/>
+        </w:rPr>
+      </w:pPr>
+      <w:r>
+        <w:rPr>
+          <w:b/>
+          <w:bCs/>
+          <w:lang w:val="fr-FR"/>
+        </w:rPr>
+        <w:t xml:space="preserve">Note : </w:t>
+      </w:r>
+      <w:r>
+        <w:rPr>
+          <w:lang w:val="fr-FR"/>
+        </w:rPr>
+        <w:t>Il s’agit d’une fonction qui peut être activée et désactivée via le SETUP MENU décrit au paragraphe 2.1, sur l’élément Exhaust Flap. En appuyant plusieurs fois sur le bouton RES (ou bouton DISTANCE), l’élément prend tour à tour les valeurs suivantes :</w:t>
       </w:r>
     </w:p>
     <w:p>
       <w:pPr>
         <w:pStyle w:val="Paragrafoelenco"/>
-        <w:ind w:left="1080"/>
+        <w:numPr>
+          <w:ilvl w:val="0"/>
+          <w:numId w:val="20"/>
+        </w:numPr>
+        <w:jc w:val="both"/>
+        <w:rPr>
+          <w:lang w:val="fr-FR"/>
+        </w:rPr>
+      </w:pPr>
+      <w:r>
+        <w:rPr>
+          <w:b/>
+          <w:bCs/>
+          <w:lang w:val="fr-FR"/>
+        </w:rPr>
+        <w:t>O  Exhaust Flap</w:t>
+      </w:r>
+      <w:r>
+        <w:rPr>
+          <w:lang w:val="fr-FR"/>
+        </w:rPr>
+        <w:t xml:space="preserve"> : fonction désactivée ;</w:t>
+      </w:r>
+    </w:p>
+    <w:p>
+      <w:pPr>
+        <w:pStyle w:val="Paragrafoelenco"/>
+        <w:numPr>
+          <w:ilvl w:val="0"/>
+          <w:numId w:val="20"/>
+        </w:numPr>
+        <w:jc w:val="both"/>
+        <w:rPr>
+          <w:lang w:val="fr-FR"/>
+        </w:rPr>
+      </w:pPr>
+      <w:r>
+        <w:rPr>
+          <w:b/>
+          <w:bCs/>
+          <w:lang w:val="fr-FR"/>
+        </w:rPr>
+        <w:t>Ø  Exhaust Flap</w:t>
+      </w:r>
+      <w:r>
+        <w:rPr>
+          <w:lang w:val="fr-FR"/>
+        </w:rPr>
+        <w:t xml:space="preserve"> : les valves s’ouvrent et se ferment par un double clic sur le bouton RELEASE ou par l’élément Toggle Exhaust du menu principal ;</w:t>
+      </w:r>
+    </w:p>
+    <w:p>
+      <w:pPr>
+        <w:pStyle w:val="Paragrafoelenco"/>
+        <w:numPr>
+          <w:ilvl w:val="0"/>
+          <w:numId w:val="20"/>
+        </w:numPr>
+        <w:jc w:val="both"/>
+        <w:rPr>
+          <w:lang w:val="fr-FR"/>
+        </w:rPr>
+      </w:pPr>
+      <w:r>
+        <w:rPr>
+          <w:b/>
+          <w:bCs/>
+          <w:lang w:val="fr-FR"/>
+        </w:rPr>
+        <w:t>Ø  Exhaust Flap DR</w:t>
+      </w:r>
+      <w:r>
+        <w:rPr>
+          <w:lang w:val="fr-FR"/>
+        </w:rPr>
+        <w:t xml:space="preserve"> : comme ci-dessus et, en plus, les valves s’ouvrent automatiquement lors du passage au style de conduite D (Dynamic) ou R (Race) et se ferment lors du passage au style N (Natural) ou A (All Weather). Le double clic reste utilisable jusqu’au changement de style de conduite suivant.</w:t>
+      </w:r>
+    </w:p>
+    <w:p>
+      <w:pPr>
+        <w:jc w:val="both"/>
+        <w:rPr>
+          <w:lang w:val="fr-FR"/>
+        </w:rPr>
+      </w:pPr>
+      <w:r>
+        <w:rPr>
+          <w:lang w:val="fr-FR"/>
+        </w:rPr>
+        <w:t>À l’arrêt du moteur, les valves sont fermées afin d’interrompre les messages sur le bus CAN lorsque le véhicule est éteint, mais le choix de l’utilisateur est mémorisé : dès que le moteur tourne à nouveau (au-dessus d’environ 400 rpm), les valves sont rouvertes si elles l’étaient avant l’arrêt. Avec l’option DR, au redémarrage, le style de conduite actuel est vérifié et la position des valves est confirmée (ouvertes en D et R, fermées en N et A), même si le style de conduite a été changé moteur arrêté. Un double clic moteur arrêté ne modifie que le choix mémorisé, qui sera appliqué au démarrage suivant. Le choix est perdu si le BACCABLE est débranché, mais l’état d’activation de la fonction est enregistré de façon permanente.</w:t>
+      </w:r>
+    </w:p>
+    <w:p>
+      <w:pPr>
         <w:jc w:val="both"/>
         <w:rPr>
           <w:lang w:val="fr-FR"/>
@@ -25825,13 +26300,14 @@
           <w:color w:val="auto"/>
         </w:rPr>
       </w:pPr>
-      <w:bookmarkStart w:id="68" w:name="_Toc239527363"/>
+      <w:bookmarkStart w:id="68" w:name="_Toc243860598"/>
       <w:r>
         <w:rPr>
           <w:rStyle w:val="Enfasigrassetto"/>
           <w:rFonts w:asciiTheme="minorHAnsi" w:hAnsiTheme="minorHAnsi" w:cstheme="minorHAnsi"/>
           <w:color w:val="auto"/>
         </w:rPr>
+        <w:lastRenderedPageBreak/>
         <w:t>2.31</w:t>
       </w:r>
       <w:r>
@@ -25847,20 +26323,172 @@
     </w:p>
     <w:p>
       <w:pPr>
-        <w:pStyle w:val="Paragrafoelenco"/>
-        <w:ind w:left="1080"/>
         <w:jc w:val="both"/>
+        <w:rPr>
+          <w:lang w:val="fr-FR"/>
+        </w:rPr>
+      </w:pPr>
+    </w:p>
+    <w:p>
+      <w:pPr>
+        <w:jc w:val="both"/>
+        <w:rPr>
+          <w:lang w:val="fr-FR"/>
+        </w:rPr>
       </w:pPr>
       <w:r>
         <w:rPr>
           <w:b/>
           <w:bCs/>
+          <w:lang w:val="fr-FR"/>
         </w:rPr>
         <w:t xml:space="preserve">Brève description : </w:t>
       </w:r>
       <w:r>
-        <w:t>Coupe temporairement l’avertisseur sonore en cas d’obstacle frontal détecté lorsque le véhicule est à l’arrêt.</w:t>
-      </w:r>
+        <w:rPr>
+          <w:lang w:val="fr-FR"/>
+        </w:rPr>
+        <w:t>Coupe les capteurs de stationnement avant lorsque le véhicule est arrêté devant un obstacle avec la pédale de frein enfoncée, et les réactive au relâchement du frein.</w:t>
+      </w:r>
+    </w:p>
+    <w:p>
+      <w:pPr>
+        <w:jc w:val="both"/>
+        <w:rPr>
+          <w:lang w:val="fr-FR"/>
+        </w:rPr>
+      </w:pPr>
+      <w:r>
+        <w:rPr>
+          <w:b/>
+          <w:bCs/>
+          <w:lang w:val="fr-FR"/>
+        </w:rPr>
+        <w:t xml:space="preserve">Note : </w:t>
+      </w:r>
+      <w:r>
+        <w:rPr>
+          <w:lang w:val="fr-FR"/>
+        </w:rPr>
+        <w:t>Il s’agit d’une fonction qui peut être activée et désactivée via le SETUP MENU décrit au paragraphe 2.1.</w:t>
+      </w:r>
+    </w:p>
+    <w:p>
+      <w:pPr>
+        <w:jc w:val="both"/>
+        <w:rPr>
+          <w:lang w:val="fr-FR"/>
+        </w:rPr>
+      </w:pPr>
+      <w:r>
+        <w:rPr>
+          <w:lang w:val="fr-FR"/>
+        </w:rPr>
+        <w:t>Fonctionnement :</w:t>
+      </w:r>
+    </w:p>
+    <w:p>
+      <w:pPr>
+        <w:pStyle w:val="Paragrafoelenco"/>
+        <w:numPr>
+          <w:ilvl w:val="0"/>
+          <w:numId w:val="20"/>
+        </w:numPr>
+        <w:jc w:val="both"/>
+        <w:rPr>
+          <w:lang w:val="fr-FR"/>
+        </w:rPr>
+      </w:pPr>
+      <w:r>
+        <w:rPr>
+          <w:lang w:val="fr-FR"/>
+        </w:rPr>
+        <w:t>lorsque les capteurs avant signalent un obstacle et que la pédale de frein est enfoncée franchement (au-delà d’environ 15 % de sa course), le BACCABLE désactive les capteurs de stationnement en simulant l’appui sur le bouton dédié (la LED du bouton s’allume en continu) ;</w:t>
+      </w:r>
+    </w:p>
+    <w:p>
+      <w:pPr>
+        <w:pStyle w:val="Paragrafoelenco"/>
+        <w:numPr>
+          <w:ilvl w:val="0"/>
+          <w:numId w:val="20"/>
+        </w:numPr>
+        <w:jc w:val="both"/>
+        <w:rPr>
+          <w:lang w:val="fr-FR"/>
+        </w:rPr>
+      </w:pPr>
+      <w:r>
+        <w:rPr>
+          <w:lang w:val="fr-FR"/>
+        </w:rPr>
+        <w:t>au relâchement du frein, si les capteurs avaient été désactivés par le BACCABLE, ils sont réactivés automatiquement en simulant à nouveau l’appui sur le bouton ;</w:t>
+      </w:r>
+    </w:p>
+    <w:p>
+      <w:pPr>
+        <w:pStyle w:val="Paragrafoelenco"/>
+        <w:numPr>
+          <w:ilvl w:val="0"/>
+          <w:numId w:val="20"/>
+        </w:numPr>
+        <w:jc w:val="both"/>
+        <w:rPr>
+          <w:lang w:val="fr-FR"/>
+        </w:rPr>
+      </w:pPr>
+      <w:r>
+        <w:rPr>
+          <w:lang w:val="fr-FR"/>
+        </w:rPr>
+        <w:t>lorsque la marche arrière est engagée, la fonction ne désactive jamais les capteurs. S’ils avaient été désactivés par le BACCABLE et que le véhicule ne les réactive pas de lui-même, le BACCABLE les réactive environ une demi-seconde après l’engagement de la marche arrière ;</w:t>
+      </w:r>
+    </w:p>
+    <w:p>
+      <w:pPr>
+        <w:pStyle w:val="Paragrafoelenco"/>
+        <w:numPr>
+          <w:ilvl w:val="0"/>
+          <w:numId w:val="20"/>
+        </w:numPr>
+        <w:jc w:val="both"/>
+        <w:rPr>
+          <w:lang w:val="fr-FR"/>
+        </w:rPr>
+      </w:pPr>
+      <w:r>
+        <w:rPr>
+          <w:lang w:val="fr-FR"/>
+        </w:rPr>
+        <w:t>si le véhicule réactive les capteurs de lui-même (par exemple au-delà d’une certaine vitesse), le BACCABLE n’intervient pas ;</w:t>
+      </w:r>
+    </w:p>
+    <w:p>
+      <w:pPr>
+        <w:pStyle w:val="Paragrafoelenco"/>
+        <w:numPr>
+          <w:ilvl w:val="0"/>
+          <w:numId w:val="20"/>
+        </w:numPr>
+        <w:jc w:val="both"/>
+        <w:rPr>
+          <w:lang w:val="fr-FR"/>
+        </w:rPr>
+      </w:pPr>
+      <w:r>
+        <w:rPr>
+          <w:lang w:val="fr-FR"/>
+        </w:rPr>
+        <w:t>si les capteurs sont réactivés manuellement alors que le frein est encore enfoncé devant l’obstacle, ils sont à nouveau désactivés : pour les garder actifs, il suffit de relâcher le frein.</w:t>
+      </w:r>
+    </w:p>
+    <w:p>
+      <w:pPr>
+        <w:jc w:val="both"/>
+        <w:rPr>
+          <w:lang w:val="fr-FR"/>
+        </w:rPr>
+      </w:pPr>
     </w:p>
     <w:p>
       <w:pPr>
@@ -25871,7 +26499,7 @@
           <w:color w:val="auto"/>
         </w:rPr>
       </w:pPr>
-      <w:bookmarkStart w:id="69" w:name="_Toc239527364"/>
+      <w:bookmarkStart w:id="69" w:name="_Toc243860599"/>
       <w:r>
         <w:rPr>
           <w:rStyle w:val="Enfasigrassetto"/>
@@ -25893,33 +26521,45 @@
     </w:p>
     <w:p>
       <w:pPr>
-        <w:pStyle w:val="Paragrafoelenco"/>
-        <w:ind w:left="1080"/>
         <w:jc w:val="both"/>
+        <w:rPr>
+          <w:lang w:val="fr-FR"/>
+        </w:rPr>
       </w:pPr>
       <w:r>
         <w:rPr>
           <w:b/>
           <w:bCs/>
+          <w:lang w:val="fr-FR"/>
         </w:rPr>
         <w:t xml:space="preserve">Brève description : </w:t>
       </w:r>
       <w:r>
-        <w:t>Transforme le baccable en ELM327 capable de se connecter automatiquement aux 3 BUS du véhicule, sans câbles spéciaux et sans déplacer le connecteur USB du port C1.</w:t>
+        <w:rPr>
+          <w:lang w:val="fr-FR"/>
+        </w:rPr>
+        <w:t>Transforme le baccable en un ELM327 capable de se connecter automatiquement aux 3 bus du véhicule, sans câbles spéciaux et sans déplacer le connecteur USB du port C1.</w:t>
       </w:r>
     </w:p>
     <w:p>
       <w:pPr>
         <w:jc w:val="both"/>
         <w:rPr>
-          <w:lang w:val="it-IT"/>
-        </w:rPr>
-      </w:pPr>
-      <w:r>
-        <w:rPr>
-          <w:lang w:val="it-IT"/>
-        </w:rPr>
-        <w:t>Pour utiliser la fonction ELM327, il est nécessaire de :</w:t>
+          <w:lang w:val="fr-FR"/>
+        </w:rPr>
+      </w:pPr>
+    </w:p>
+    <w:p>
+      <w:pPr>
+        <w:rPr>
+          <w:lang w:val="fr-FR"/>
+        </w:rPr>
+      </w:pPr>
+      <w:r>
+        <w:rPr>
+          <w:lang w:val="fr-FR"/>
+        </w:rPr>
+        <w:t>Pour utiliser la fonction ELM327, il faut l’activer dans le MAIN SETUP MENU. Elle peut aussi être activée via l’application Android (pratique si l’on ne dispose pas du véhicule). Une fois activée, la fonction s’utilise de la manière suivante :</w:t>
       </w:r>
     </w:p>
     <w:p>
@@ -25929,16 +26569,260 @@
           <w:ilvl w:val="0"/>
           <w:numId w:val="32"/>
         </w:numPr>
+        <w:rPr>
+          <w:lang w:val="fr-FR"/>
+        </w:rPr>
+      </w:pPr>
+      <w:r>
+        <w:rPr>
+          <w:lang w:val="fr-FR"/>
+        </w:rPr>
+        <w:t>brancher le câble USB entre le baccable et le PC (ou un smartphone Android) en utilisant le connecteur de droite du baccable (C1).</w:t>
+      </w:r>
+    </w:p>
+    <w:p>
+      <w:pPr>
+        <w:pStyle w:val="Paragrafoelenco"/>
+        <w:rPr>
+          <w:lang w:val="fr-FR"/>
+        </w:rPr>
+      </w:pPr>
+      <w:r>
+        <w:rPr>
+          <w:lang w:val="fr-FR"/>
+        </w:rPr>
+        <w:t>Ensuite seulement, brancher le baccable sur la prise OBD.</w:t>
+      </w:r>
+    </w:p>
+    <w:p>
+      <w:pPr>
+        <w:rPr>
+          <w:lang w:val="fr-FR"/>
+        </w:rPr>
+      </w:pPr>
+      <w:r>
+        <w:rPr>
+          <w:b/>
+          <w:bCs/>
+          <w:lang w:val="fr-FR"/>
+        </w:rPr>
+        <w:t>Note1</w:t>
+      </w:r>
+      <w:r>
+        <w:rPr>
+          <w:lang w:val="fr-FR"/>
+        </w:rPr>
+        <w:t xml:space="preserve"> : l’application souhaitée doit être installée sur le smartphone ou sur le PC (par exemple Multiecuscan, alfaobd, etc.)</w:t>
+      </w:r>
+    </w:p>
+    <w:p>
+      <w:pPr>
+        <w:rPr>
+          <w:lang w:val="fr-FR"/>
+        </w:rPr>
+      </w:pPr>
+      <w:r>
+        <w:rPr>
+          <w:b/>
+          <w:bCs/>
+          <w:lang w:val="fr-FR"/>
+        </w:rPr>
+        <w:t>Note2</w:t>
+      </w:r>
+      <w:r>
+        <w:rPr>
+          <w:lang w:val="fr-FR"/>
+        </w:rPr>
+        <w:t xml:space="preserve"> : 10 secondes après le débranchement du câble USB, le baccable redevient un simple baccable. Pour l’utiliser à nouveau comme ELM327, il faut débrancher le baccable de la prise OBD, rebrancher le câble USB puis le connecteur OBD.</w:t>
+      </w:r>
+    </w:p>
+    <w:p>
+      <w:pPr>
+        <w:rPr>
+          <w:lang w:val="fr-FR"/>
+        </w:rPr>
+      </w:pPr>
+      <w:r>
+        <w:rPr>
+          <w:b/>
+          <w:bCs/>
+          <w:lang w:val="fr-FR"/>
+        </w:rPr>
+        <w:t>Note3</w:t>
+      </w:r>
+      <w:r>
+        <w:rPr>
+          <w:lang w:val="fr-FR"/>
+        </w:rPr>
+        <w:t xml:space="preserve"> : si la fonction ELM327 n’est pas utilisée, pensez à la désactiver dans le main setup menu, afin de réduire les interférences possibles entre la fonction ELM327 et la fonction immobilizer pendant les premières secondes de fonctionnement.</w:t>
+      </w:r>
+    </w:p>
+    <w:p>
+      <w:pPr>
+        <w:rPr>
+          <w:lang w:val="fr-FR"/>
+        </w:rPr>
+      </w:pPr>
+    </w:p>
+    <w:p>
+      <w:pPr>
+        <w:pStyle w:val="Titolo2"/>
+        <w:rPr>
+          <w:rStyle w:val="Enfasigrassetto"/>
+          <w:rFonts w:asciiTheme="minorHAnsi" w:hAnsiTheme="minorHAnsi" w:cstheme="minorHAnsi"/>
+          <w:color w:val="auto"/>
+        </w:rPr>
+      </w:pPr>
+      <w:bookmarkStart w:id="70" w:name="_Toc243860600"/>
+      <w:r>
+        <w:rPr>
+          <w:rStyle w:val="Enfasigrassetto"/>
+          <w:rFonts w:asciiTheme="minorHAnsi" w:hAnsiTheme="minorHAnsi" w:cstheme="minorHAnsi"/>
+          <w:color w:val="auto"/>
+        </w:rPr>
+        <w:t>2.33</w:t>
+      </w:r>
+      <w:r>
+        <w:rPr>
+          <w:rStyle w:val="Enfasigrassetto"/>
+          <w:rFonts w:asciiTheme="minorHAnsi" w:hAnsiTheme="minorHAnsi" w:cstheme="minorHAnsi"/>
+          <w:color w:val="auto"/>
+        </w:rPr>
+        <w:tab/>
+        <w:t>MAX HOLD</w:t>
+      </w:r>
+      <w:bookmarkEnd w:id="70"/>
+    </w:p>
+    <w:p>
+      <w:pPr>
         <w:jc w:val="both"/>
+      </w:pPr>
+      <w:r>
+        <w:rPr>
+          <w:b/>
+          <w:bCs/>
+        </w:rPr>
+        <w:t xml:space="preserve">Brève description : </w:t>
+      </w:r>
+      <w:r>
+        <w:t>Maintient à l’affichage la valeur maximale du paramètre sélectionné.</w:t>
+      </w:r>
+    </w:p>
+    <w:p>
+      <w:pPr>
+        <w:jc w:val="both"/>
+      </w:pPr>
+    </w:p>
+    <w:p>
+      <w:pPr>
+        <w:jc w:val="both"/>
+      </w:pPr>
+      <w:r>
+        <w:t xml:space="preserve">La fonction Max Hold est toujours activée, il n’est donc pas nécessaire de l’activer dans le main setup menu. Pour l’utiliser, le menu principal du Baccable affiche l’élément MAX HOLD OFF. En appuyant sur le bouton RES ou DISTANCE, celui-ci deviendra MAX HOLD ON. Si vous vous déplacez ensuite dans le menu « Show Parameters » et vous positionnez sur l’un des paramètres, la valeur maximale enregistrée pour ce paramètre restera affichée. </w:t>
+      </w:r>
+      <w:r>
         <w:rPr>
           <w:lang w:val="it-IT"/>
         </w:rPr>
-      </w:pPr>
-      <w:r>
-        <w:rPr>
-          <w:lang w:val="it-IT"/>
-        </w:rPr>
-        <w:t>connecter un câble USB entre le baccable et le PC, ou à un smartphone Android, en utilisant le connecteur droit du baccable (C1)</w:t>
+        <w:t xml:space="preserve">En passant à l’affichage d’un autre paramètre, la valeur maximale précédente sera effacée. </w:t>
+      </w:r>
+      <w:r>
+        <w:t>Pour la désactiver, il faudra revenir sur MAX HOLD ON et appuyer sur le bouton RES ou DISTANCE, pour la voir redevenir désactivée (MAX HOLD OFF sera affiché).</w:t>
+      </w:r>
+    </w:p>
+    <w:p>
+      <w:pPr>
+        <w:jc w:val="both"/>
+        <w:rPr>
+          <w:lang w:val="fr-FR"/>
+        </w:rPr>
+      </w:pPr>
+    </w:p>
+    <w:p>
+      <w:pPr>
+        <w:pStyle w:val="Titolo2"/>
+        <w:rPr>
+          <w:rStyle w:val="Enfasigrassetto"/>
+          <w:rFonts w:asciiTheme="minorHAnsi" w:hAnsiTheme="minorHAnsi" w:cstheme="minorHAnsi"/>
+          <w:color w:val="auto"/>
+        </w:rPr>
+      </w:pPr>
+      <w:bookmarkStart w:id="71" w:name="_Toc243860601"/>
+      <w:r>
+        <w:rPr>
+          <w:rStyle w:val="Enfasigrassetto"/>
+          <w:rFonts w:asciiTheme="minorHAnsi" w:hAnsiTheme="minorHAnsi" w:cstheme="minorHAnsi"/>
+          <w:color w:val="auto"/>
+        </w:rPr>
+        <w:t>2.34</w:t>
+      </w:r>
+      <w:r>
+        <w:rPr>
+          <w:rStyle w:val="Enfasigrassetto"/>
+          <w:rFonts w:asciiTheme="minorHAnsi" w:hAnsiTheme="minorHAnsi" w:cstheme="minorHAnsi"/>
+          <w:color w:val="auto"/>
+        </w:rPr>
+        <w:tab/>
+        <w:t>DNA MEMORY</w:t>
+      </w:r>
+      <w:bookmarkEnd w:id="71"/>
+    </w:p>
+    <w:p>
+      <w:pPr>
+        <w:jc w:val="both"/>
+        <w:rPr>
+          <w:lang w:val="fr-FR"/>
+        </w:rPr>
+      </w:pPr>
+      <w:r>
+        <w:rPr>
+          <w:b/>
+          <w:bCs/>
+          <w:lang w:val="fr-FR"/>
+        </w:rPr>
+        <w:t xml:space="preserve">Brève description : </w:t>
+      </w:r>
+      <w:r>
+        <w:rPr>
+          <w:lang w:val="fr-FR"/>
+        </w:rPr>
+        <w:t>Au premier démarrage du moteur, rétablit le style de conduite (A, N, D ou R) qui était utilisé lors de la précédente utilisation du véhicule.</w:t>
+      </w:r>
+    </w:p>
+    <w:p>
+      <w:pPr>
+        <w:jc w:val="both"/>
+        <w:rPr>
+          <w:lang w:val="fr-FR"/>
+        </w:rPr>
+      </w:pPr>
+      <w:r>
+        <w:rPr>
+          <w:b/>
+          <w:bCs/>
+          <w:lang w:val="fr-FR"/>
+        </w:rPr>
+        <w:t xml:space="preserve">Note : </w:t>
+      </w:r>
+      <w:r>
+        <w:rPr>
+          <w:lang w:val="fr-FR"/>
+        </w:rPr>
+        <w:t>Il s’agit d’une fonction qui peut être activée et désactivée via le SETUP MENU décrit au paragraphe 2.1, sur l’élément DNA Memory. Le réglage est enregistré de façon permanente en sélectionnant SAVE&amp;EXIT.</w:t>
+      </w:r>
+    </w:p>
+    <w:p>
+      <w:pPr>
+        <w:jc w:val="both"/>
+        <w:rPr>
+          <w:lang w:val="fr-FR"/>
+        </w:rPr>
+      </w:pPr>
+      <w:r>
+        <w:rPr>
+          <w:lang w:val="fr-FR"/>
+        </w:rPr>
+        <w:t>Fonctionnement :</w:t>
       </w:r>
     </w:p>
     <w:p>
@@ -25946,12 +26830,18 @@
         <w:pStyle w:val="Paragrafoelenco"/>
         <w:numPr>
           <w:ilvl w:val="0"/>
-          <w:numId w:val="32"/>
+          <w:numId w:val="20"/>
         </w:numPr>
         <w:jc w:val="both"/>
-      </w:pPr>
-      <w:r>
-        <w:t>accéder au MAIN SETUP MENU du BACCABLE, véhicule allumé, et sélectionner la fonction ELM327</w:t>
+        <w:rPr>
+          <w:lang w:val="fr-FR"/>
+        </w:rPr>
+      </w:pPr>
+      <w:r>
+        <w:rPr>
+          <w:lang w:val="fr-FR"/>
+        </w:rPr>
+        <w:t>tant que le moteur tourne, le BACCABLE mémorise le style de conduite utilisé ; à l’arrêt du moteur, la mémoire est figée ;</w:t>
       </w:r>
     </w:p>
     <w:p>
@@ -25959,157 +26849,97 @@
         <w:pStyle w:val="Paragrafoelenco"/>
         <w:numPr>
           <w:ilvl w:val="0"/>
-          <w:numId w:val="32"/>
+          <w:numId w:val="20"/>
         </w:numPr>
         <w:jc w:val="both"/>
-      </w:pPr>
-      <w:r>
-        <w:t>sélectionner SAVE&amp;EXIT pour enregistrer le réglage</w:t>
-      </w:r>
-    </w:p>
-    <w:p>
-      <w:pPr>
+        <w:rPr>
+          <w:lang w:val="fr-FR"/>
+        </w:rPr>
+      </w:pPr>
+      <w:r>
+        <w:rPr>
+          <w:lang w:val="fr-FR"/>
+        </w:rPr>
+        <w:t>au premier démarrage du moteur après l’arrêt du véhicule (et la mise en veille du bus CAN), environ 2 secondes après le démarrage, si le style de conduite diffère de celui mémorisé, le BACCABLE simule les mouvements du sélecteur DNA nécessaires pour l’atteindre, vers le haut (A, N, D, R) ou vers le bas. Le passage de D à R nécessite un appui prolongé sur le sélecteur, que le BACCABLE simule pendant environ 2 secondes ;</w:t>
+      </w:r>
+    </w:p>
+    <w:p>
+      <w:pPr>
+        <w:pStyle w:val="Paragrafoelenco"/>
+        <w:numPr>
+          <w:ilvl w:val="0"/>
+          <w:numId w:val="20"/>
+        </w:numPr>
         <w:jc w:val="both"/>
         <w:rPr>
-          <w:lang w:val="it-IT"/>
-        </w:rPr>
-      </w:pPr>
-      <w:r>
-        <w:rPr>
-          <w:lang w:val="it-IT"/>
-        </w:rPr>
-        <w:t>Dès lors, le baccable se transformera en ELM327.</w:t>
-      </w:r>
-    </w:p>
-    <w:p>
-      <w:pPr>
+          <w:lang w:val="fr-FR"/>
+        </w:rPr>
+      </w:pPr>
+      <w:r>
+        <w:rPr>
+          <w:lang w:val="fr-FR"/>
+        </w:rPr>
+        <w:t>environ 1 seconde après la fin des mouvements, le style de conduite est vérifié ; s’il ne correspond pas à celui mémorisé, les mouvements sont répétés une seule fois ;</w:t>
+      </w:r>
+    </w:p>
+    <w:p>
+      <w:pPr>
+        <w:pStyle w:val="Paragrafoelenco"/>
+        <w:numPr>
+          <w:ilvl w:val="0"/>
+          <w:numId w:val="20"/>
+        </w:numPr>
         <w:jc w:val="both"/>
         <w:rPr>
-          <w:lang w:val="it-IT"/>
-        </w:rPr>
-      </w:pPr>
-      <w:r>
-        <w:rPr>
-          <w:lang w:val="it-IT"/>
-        </w:rPr>
-        <w:t>Sur le smartphone ou le PC, il faudra installer l’application souhaitée (par exemple Multiecuscan, alfaobd, etc.)</w:t>
-      </w:r>
-    </w:p>
-    <w:p>
-      <w:pPr>
+          <w:lang w:val="fr-FR"/>
+        </w:rPr>
+      </w:pPr>
+      <w:r>
+        <w:rPr>
+          <w:lang w:val="fr-FR"/>
+        </w:rPr>
+        <w:t>si le sélecteur DNA est actionné ou si le moteur s’arrête pendant le rétablissement, celui-ci est interrompu immédiatement ;</w:t>
+      </w:r>
+    </w:p>
+    <w:p>
+      <w:pPr>
+        <w:pStyle w:val="Paragrafoelenco"/>
+        <w:numPr>
+          <w:ilvl w:val="0"/>
+          <w:numId w:val="20"/>
+        </w:numPr>
         <w:jc w:val="both"/>
         <w:rPr>
-          <w:lang w:val="it-IT"/>
+          <w:lang w:val="fr-FR"/>
+        </w:rPr>
+      </w:pPr>
+      <w:r>
+        <w:rPr>
+          <w:lang w:val="fr-FR"/>
+        </w:rPr>
+        <w:t>une fois le rétablissement terminé, le style de conduite peut être changé librement : le BACCABLE n’intervient plus jusqu’au démarrage suivant après un arrêt du véhicule, et le nouveau style choisi sera mémorisé. Les arrêts du moteur dus au Start&amp;Stop ne déclenchent pas le rétablissement.</w:t>
+      </w:r>
+    </w:p>
+    <w:p>
+      <w:pPr>
+        <w:jc w:val="both"/>
+        <w:rPr>
+          <w:lang w:val="fr-FR"/>
         </w:rPr>
       </w:pPr>
       <w:r>
         <w:rPr>
           <w:b/>
           <w:bCs/>
-          <w:lang w:val="it-IT"/>
-        </w:rPr>
-        <w:t>Note1</w:t>
-      </w:r>
-      <w:r>
-        <w:rPr>
-          <w:lang w:val="it-IT"/>
-        </w:rPr>
-        <w:t xml:space="preserve"> : 10 secondes après la déconnexion du câble USB, le baccable redeviendra simplement un baccable. Pour l’utiliser à nouveau comme ELM327, il faudra déconnecter le baccable de la prise OBD puis reconnecter le câble USB, suivi du connecteur OBD.</w:t>
-      </w:r>
-    </w:p>
-    <w:p>
-      <w:pPr>
-        <w:jc w:val="both"/>
-        <w:rPr>
-          <w:lang w:val="it-IT"/>
-        </w:rPr>
-      </w:pPr>
-      <w:r>
-        <w:rPr>
-          <w:b/>
-          <w:bCs/>
-          <w:lang w:val="it-IT"/>
-        </w:rPr>
-        <w:t>Note2</w:t>
-      </w:r>
-      <w:r>
-        <w:rPr>
-          <w:lang w:val="it-IT"/>
-        </w:rPr>
-        <w:t xml:space="preserve"> : si vous n’utilisez pas la fonction ELM327, pensez à la désactiver depuis le main setup menu, afin de réduire le risque d’interférences entre la fonction ELM327 et la fonction immobilisateur pendant les premières secondes de fonctionnement.</w:t>
-      </w:r>
-    </w:p>
-    <w:p>
-      <w:pPr>
-        <w:rPr>
-          <w:lang w:val="it-IT"/>
-        </w:rPr>
-      </w:pPr>
-    </w:p>
-    <w:p>
-      <w:pPr>
-        <w:pStyle w:val="Titolo2"/>
-        <w:rPr>
-          <w:rStyle w:val="Enfasigrassetto"/>
-          <w:rFonts w:asciiTheme="minorHAnsi" w:hAnsiTheme="minorHAnsi" w:cstheme="minorHAnsi"/>
-          <w:color w:val="auto"/>
-        </w:rPr>
-      </w:pPr>
-      <w:bookmarkStart w:id="70" w:name="_Toc239527365"/>
-      <w:r>
-        <w:rPr>
-          <w:rStyle w:val="Enfasigrassetto"/>
-          <w:rFonts w:asciiTheme="minorHAnsi" w:hAnsiTheme="minorHAnsi" w:cstheme="minorHAnsi"/>
-          <w:color w:val="auto"/>
-        </w:rPr>
-        <w:t>2.33</w:t>
-      </w:r>
-      <w:r>
-        <w:rPr>
-          <w:rStyle w:val="Enfasigrassetto"/>
-          <w:rFonts w:asciiTheme="minorHAnsi" w:hAnsiTheme="minorHAnsi" w:cstheme="minorHAnsi"/>
-          <w:color w:val="auto"/>
-        </w:rPr>
-        <w:tab/>
-        <w:t>MAX HOLD</w:t>
-      </w:r>
-      <w:bookmarkEnd w:id="70"/>
-    </w:p>
-    <w:p>
-      <w:pPr>
-        <w:jc w:val="both"/>
-      </w:pPr>
-      <w:r>
-        <w:rPr>
-          <w:b/>
-          <w:bCs/>
-        </w:rPr>
-        <w:t xml:space="preserve">Brève description : </w:t>
-      </w:r>
-      <w:r>
-        <w:t>Maintient à l’affichage la valeur maximale du paramètre sélectionné.</w:t>
-      </w:r>
-    </w:p>
-    <w:p>
-      <w:pPr>
-        <w:jc w:val="both"/>
-      </w:pPr>
-    </w:p>
-    <w:p>
-      <w:pPr>
-        <w:jc w:val="both"/>
-      </w:pPr>
-      <w:r>
-        <w:t xml:space="preserve">La fonction Max Hold est toujours activée, il n’est donc pas nécessaire de l’activer dans le main setup menu. Pour l’utiliser, le menu principal du Baccable affiche l’élément MAX HOLD OFF. En appuyant sur le bouton RES ou DISTANCE, celui-ci deviendra MAX HOLD ON. En vous déplaçant ensuite dans le menu « Show Parameters » et en vous positionnant sur l’un des paramètres, la valeur maximale enregistrée pour ce paramètre restera affichée. </w:t>
-      </w:r>
-      <w:r>
-        <w:rPr>
-          <w:lang w:val="it-IT"/>
-        </w:rPr>
-        <w:t xml:space="preserve">En passant à l’affichage d’un autre paramètre, la valeur maximale précédente sera effacée. </w:t>
-      </w:r>
-      <w:r>
-        <w:t>Pour la désactiver, il faudra revenir sur MAX HOLD ON et appuyer sur le bouton RES ou DISTANCE, pour la voir redevenir désactivée (MAX HOLD OFF sera affiché).</w:t>
+          <w:lang w:val="fr-FR"/>
+        </w:rPr>
+        <w:t xml:space="preserve">Compatibilité : </w:t>
+      </w:r>
+      <w:r>
+        <w:rPr>
+          <w:lang w:val="fr-FR"/>
+        </w:rPr>
+        <w:t>la fonction nécessite un sélecteur DNA monostable communiquant sur le bus CAN BH. Sur les véhicules équipés d’un sélecteur d’un autre type, le BACCABLE ne détecte pas le sélecteur et n’envoie aucune commande. Le style mémorisé est perdu si le BACCABLE est débranché.</w:t>
       </w:r>
     </w:p>
     <w:sectPr>
@@ -26322,7 +27152,7 @@
         <w:noProof/>
       </w:rPr>
       <w:drawing>
-        <wp:anchor distT="0" distB="0" distL="114300" distR="114300" simplePos="0" relativeHeight="251658240" behindDoc="0" locked="0" layoutInCell="1" allowOverlap="1" wp14:anchorId="5B36560C" wp14:editId="4A728D14">
+        <wp:anchor distT="0" distB="0" distL="114300" distR="114300" simplePos="0" relativeHeight="251658240" behindDoc="0" locked="0" layoutInCell="1" allowOverlap="1" wp14:anchorId="6B57A931" wp14:editId="1D029DE9">
           <wp:simplePos x="0" y="0"/>
           <wp:positionH relativeFrom="column">
             <wp:posOffset>15875</wp:posOffset>
@@ -26400,13 +27230,7 @@
       <w:t xml:space="preserve"> </w:t>
     </w:r>
     <w:r>
-      <w:t>V.</w:t>
-    </w:r>
-    <w:r>
-      <w:t>4.</w:t>
-    </w:r>
-    <w:r>
-      <w:t>8</w:t>
+      <w:t>V.4.9</w:t>
     </w:r>
   </w:p>
   <w:p>
@@ -26441,19 +27265,7 @@
       <w:t xml:space="preserve">: </w:t>
     </w:r>
     <w:r>
-      <w:t>05</w:t>
-    </w:r>
-    <w:r>
-      <w:t>/</w:t>
-    </w:r>
-    <w:r>
-      <w:t>09</w:t>
-    </w:r>
-    <w:r>
-      <w:t>/202</w:t>
-    </w:r>
-    <w:r>
-      <w:t>6</w:t>
+      <w:t>25/10/2026</w:t>
     </w:r>
   </w:p>
 </w:hdr>
